--- a/Categorical data analysis/類別資料分析 重點整理.docx
+++ b/Categorical data analysis/類別資料分析 重點整理.docx
@@ -4,7 +4,7 @@
   <w:body>
     <w:p>
       <w:pPr>
-        <w:spacing w:line="360" w:lineRule="auto"/>
+        <w:spacing w:line="276" w:lineRule="auto"/>
         <w:rPr>
           <w:b/>
           <w:bCs/>
@@ -21,7 +21,7 @@
     </w:p>
     <w:p>
       <w:pPr>
-        <w:spacing w:line="360" w:lineRule="auto"/>
+        <w:spacing w:line="276" w:lineRule="auto"/>
       </w:pPr>
       <w:r>
         <w:rPr>
@@ -38,7 +38,7 @@
     </w:p>
     <w:p>
       <w:pPr>
-        <w:spacing w:line="360" w:lineRule="auto"/>
+        <w:spacing w:line="276" w:lineRule="auto"/>
         <w:ind w:firstLine="480"/>
       </w:pPr>
       <w:r>
@@ -114,7 +114,7 @@
     </w:p>
     <w:p>
       <w:pPr>
-        <w:spacing w:line="360" w:lineRule="auto"/>
+        <w:spacing w:line="276" w:lineRule="auto"/>
       </w:pPr>
       <w:r>
         <w:rPr>
@@ -125,7 +125,7 @@
     </w:p>
     <w:p>
       <w:pPr>
-        <w:spacing w:line="360" w:lineRule="auto"/>
+        <w:spacing w:line="276" w:lineRule="auto"/>
         <w:ind w:firstLine="480"/>
       </w:pPr>
       <w:r>
@@ -297,7 +297,7 @@
     </w:p>
     <w:p>
       <w:pPr>
-        <w:spacing w:line="360" w:lineRule="auto"/>
+        <w:spacing w:line="276" w:lineRule="auto"/>
       </w:pPr>
       <m:oMathPara>
         <m:oMath>
@@ -489,7 +489,7 @@
     </w:p>
     <w:p>
       <w:pPr>
-        <w:spacing w:line="360" w:lineRule="auto"/>
+        <w:spacing w:line="276" w:lineRule="auto"/>
       </w:pPr>
       <w:r>
         <w:rPr>
@@ -500,7 +500,7 @@
     </w:p>
     <w:p>
       <w:pPr>
-        <w:spacing w:line="360" w:lineRule="auto"/>
+        <w:spacing w:line="276" w:lineRule="auto"/>
         <w:ind w:firstLine="480"/>
       </w:pPr>
       <w:r>
@@ -592,7 +592,7 @@
     </w:p>
     <w:p>
       <w:pPr>
-        <w:spacing w:line="360" w:lineRule="auto"/>
+        <w:spacing w:line="276" w:lineRule="auto"/>
         <w:ind w:firstLine="480"/>
       </w:pPr>
       <m:oMathPara>
@@ -746,7 +746,7 @@
     </w:p>
     <w:p>
       <w:pPr>
-        <w:spacing w:line="360" w:lineRule="auto"/>
+        <w:spacing w:line="276" w:lineRule="auto"/>
         <w:ind w:firstLine="480"/>
       </w:pPr>
       <w:r>
@@ -812,7 +812,7 @@
     </w:p>
     <w:p>
       <w:pPr>
-        <w:spacing w:line="360" w:lineRule="auto"/>
+        <w:spacing w:line="276" w:lineRule="auto"/>
         <w:ind w:firstLine="480"/>
       </w:pPr>
       <m:oMathPara>
@@ -1046,7 +1046,7 @@
     </w:p>
     <w:p>
       <w:pPr>
-        <w:spacing w:line="360" w:lineRule="auto"/>
+        <w:spacing w:line="276" w:lineRule="auto"/>
       </w:pPr>
       <w:r>
         <w:rPr>
@@ -1057,7 +1057,7 @@
     </w:p>
     <w:p>
       <w:pPr>
-        <w:spacing w:line="360" w:lineRule="auto"/>
+        <w:spacing w:line="276" w:lineRule="auto"/>
         <w:rPr>
           <w:b/>
           <w:bCs/>
@@ -1074,7 +1074,7 @@
     </w:p>
     <w:p>
       <w:pPr>
-        <w:spacing w:line="360" w:lineRule="auto"/>
+        <w:spacing w:line="276" w:lineRule="auto"/>
       </w:pPr>
       <w:r>
         <w:rPr>
@@ -1085,7 +1085,7 @@
     </w:p>
     <w:p>
       <w:pPr>
-        <w:spacing w:line="360" w:lineRule="auto"/>
+        <w:spacing w:line="276" w:lineRule="auto"/>
       </w:pPr>
       <w:r>
         <w:t xml:space="preserve">Let </w:t>
@@ -1195,7 +1195,7 @@
     </w:p>
     <w:p>
       <w:pPr>
-        <w:spacing w:line="360" w:lineRule="auto"/>
+        <w:spacing w:line="276" w:lineRule="auto"/>
         <w:rPr>
           <w:color w:val="0070C0"/>
         </w:rPr>
@@ -1313,7 +1313,7 @@
     </w:p>
     <w:p>
       <w:pPr>
-        <w:spacing w:line="360" w:lineRule="auto"/>
+        <w:spacing w:line="276" w:lineRule="auto"/>
       </w:pPr>
       <w:r>
         <w:rPr>
@@ -1336,12 +1336,12 @@
     </w:p>
     <w:p>
       <w:pPr>
-        <w:spacing w:line="360" w:lineRule="auto"/>
+        <w:spacing w:line="276" w:lineRule="auto"/>
       </w:pPr>
     </w:p>
     <w:p>
       <w:pPr>
-        <w:spacing w:line="360" w:lineRule="auto"/>
+        <w:spacing w:line="276" w:lineRule="auto"/>
       </w:pPr>
       <w:r>
         <w:rPr>
@@ -1352,7 +1352,7 @@
     </w:p>
     <w:p>
       <w:pPr>
-        <w:spacing w:line="360" w:lineRule="auto"/>
+        <w:spacing w:line="276" w:lineRule="auto"/>
         <w:ind w:firstLine="480"/>
       </w:pPr>
       <w:r>
@@ -1418,11 +1418,7 @@
         </m:sSub>
       </m:oMath>
       <w:r>
-        <w:t xml:space="preserve"> for </w:t>
-      </w:r>
-      <w:r>
-        <w:lastRenderedPageBreak/>
-        <w:t>subjects in row 2</w:t>
+        <w:t xml:space="preserve"> for subjects in row 2</w:t>
       </w:r>
       <w:r>
         <w:rPr>
@@ -1774,7 +1770,7 @@
     </w:p>
     <w:p>
       <w:pPr>
-        <w:spacing w:line="360" w:lineRule="auto"/>
+        <w:spacing w:line="276" w:lineRule="auto"/>
         <w:ind w:firstLine="480"/>
       </w:pPr>
       <w:r>
@@ -1902,7 +1898,7 @@
     </w:p>
     <w:p>
       <w:pPr>
-        <w:spacing w:line="360" w:lineRule="auto"/>
+        <w:spacing w:line="276" w:lineRule="auto"/>
         <w:ind w:firstLine="480"/>
       </w:pPr>
       <m:oMathPara>
@@ -1911,6 +1907,7 @@
             <w:rPr>
               <w:rFonts w:ascii="Cambria Math" w:hAnsi="Cambria Math"/>
             </w:rPr>
+            <w:lastRenderedPageBreak/>
             <m:t>SE=</m:t>
           </m:r>
           <m:rad>
@@ -2200,7 +2197,7 @@
     </w:p>
     <w:p>
       <w:pPr>
-        <w:spacing w:line="360" w:lineRule="auto"/>
+        <w:spacing w:line="276" w:lineRule="auto"/>
         <w:ind w:firstLine="480"/>
       </w:pPr>
       <w:r>
@@ -2324,7 +2321,7 @@
     </w:p>
     <w:p>
       <w:pPr>
-        <w:spacing w:line="360" w:lineRule="auto"/>
+        <w:spacing w:line="276" w:lineRule="auto"/>
         <w:ind w:firstLine="480"/>
       </w:pPr>
       <m:oMathPara>
@@ -2454,7 +2451,7 @@
     </w:p>
     <w:p>
       <w:pPr>
-        <w:spacing w:line="360" w:lineRule="auto"/>
+        <w:spacing w:line="276" w:lineRule="auto"/>
       </w:pPr>
       <w:r>
         <w:rPr>
@@ -2465,7 +2462,7 @@
     </w:p>
     <w:p>
       <w:pPr>
-        <w:spacing w:line="360" w:lineRule="auto"/>
+        <w:spacing w:line="276" w:lineRule="auto"/>
         <w:ind w:firstLine="480"/>
       </w:pPr>
       <w:r>
@@ -2497,7 +2494,7 @@
     </w:p>
     <w:p>
       <w:pPr>
-        <w:spacing w:line="360" w:lineRule="auto"/>
+        <w:spacing w:line="276" w:lineRule="auto"/>
       </w:pPr>
       <m:oMathPara>
         <m:oMath>
@@ -2593,7 +2590,7 @@
     </w:p>
     <w:p>
       <w:pPr>
-        <w:spacing w:line="360" w:lineRule="auto"/>
+        <w:spacing w:line="276" w:lineRule="auto"/>
         <w:ind w:firstLine="480"/>
       </w:pPr>
       <w:r>
@@ -2761,12 +2758,12 @@
     </w:p>
     <w:p>
       <w:pPr>
-        <w:spacing w:line="360" w:lineRule="auto"/>
+        <w:spacing w:line="276" w:lineRule="auto"/>
       </w:pPr>
     </w:p>
     <w:p>
       <w:pPr>
-        <w:spacing w:line="360" w:lineRule="auto"/>
+        <w:spacing w:line="276" w:lineRule="auto"/>
       </w:pPr>
       <w:r>
         <w:rPr>
@@ -2777,7 +2774,7 @@
     </w:p>
     <w:p>
       <w:pPr>
-        <w:spacing w:line="360" w:lineRule="auto"/>
+        <w:spacing w:line="276" w:lineRule="auto"/>
       </w:pPr>
       <w:r>
         <w:t xml:space="preserve">For a probability of success </w:t>
@@ -2807,7 +2804,7 @@
     </w:p>
     <w:p>
       <w:pPr>
-        <w:spacing w:line="360" w:lineRule="auto"/>
+        <w:spacing w:line="276" w:lineRule="auto"/>
       </w:pPr>
       <m:oMathPara>
         <m:oMath>
@@ -2854,7 +2851,7 @@
     </w:p>
     <w:p>
       <w:pPr>
-        <w:spacing w:line="360" w:lineRule="auto"/>
+        <w:spacing w:line="276" w:lineRule="auto"/>
       </w:pPr>
       <w:r>
         <w:rPr>
@@ -2879,7 +2876,7 @@
     </w:p>
     <w:p>
       <w:pPr>
-        <w:spacing w:line="360" w:lineRule="auto"/>
+        <w:spacing w:line="276" w:lineRule="auto"/>
       </w:pPr>
       <m:oMathPara>
         <m:oMath>
@@ -3126,7 +3123,7 @@
     </w:p>
     <w:p>
       <w:pPr>
-        <w:spacing w:line="360" w:lineRule="auto"/>
+        <w:spacing w:line="276" w:lineRule="auto"/>
       </w:pPr>
       <w:r>
         <w:rPr>
@@ -3137,7 +3134,7 @@
     </w:p>
     <w:p>
       <w:pPr>
-        <w:spacing w:line="360" w:lineRule="auto"/>
+        <w:spacing w:line="276" w:lineRule="auto"/>
       </w:pPr>
       <w:r>
         <w:rPr>
@@ -3292,17 +3289,17 @@
     </w:p>
     <w:p>
       <w:pPr>
-        <w:spacing w:line="360" w:lineRule="auto"/>
+        <w:spacing w:line="276" w:lineRule="auto"/>
       </w:pPr>
     </w:p>
     <w:p>
       <w:pPr>
-        <w:spacing w:line="360" w:lineRule="auto"/>
+        <w:spacing w:line="276" w:lineRule="auto"/>
       </w:pPr>
     </w:p>
     <w:p>
       <w:pPr>
-        <w:spacing w:line="360" w:lineRule="auto"/>
+        <w:spacing w:line="276" w:lineRule="auto"/>
         <w:rPr>
           <w:b/>
           <w:bCs/>
@@ -3318,15 +3315,13 @@
           <w:sz w:val="32"/>
           <w:szCs w:val="28"/>
         </w:rPr>
-        <w:lastRenderedPageBreak/>
         <w:t>Chapter 3</w:t>
       </w:r>
     </w:p>
     <w:p>
       <w:pPr>
-        <w:spacing w:line="360" w:lineRule="auto"/>
-        <w:rPr>
-          <w:rFonts w:hint="eastAsia"/>
+        <w:spacing w:line="276" w:lineRule="auto"/>
+        <w:rPr>
           <w:b/>
           <w:bCs/>
           <w:sz w:val="28"/>
@@ -3346,7 +3341,7 @@
     </w:p>
     <w:p>
       <w:pPr>
-        <w:spacing w:line="360" w:lineRule="auto"/>
+        <w:spacing w:line="276" w:lineRule="auto"/>
         <w:rPr>
           <w:b/>
           <w:bCs/>
@@ -3367,7 +3362,7 @@
     </w:p>
     <w:p>
       <w:pPr>
-        <w:spacing w:line="360" w:lineRule="auto"/>
+        <w:spacing w:line="276" w:lineRule="auto"/>
         <w:ind w:firstLine="480"/>
       </w:pPr>
       <w:r>
@@ -3515,7 +3510,7 @@
     </w:p>
     <w:p>
       <w:pPr>
-        <w:spacing w:line="360" w:lineRule="auto"/>
+        <w:spacing w:line="276" w:lineRule="auto"/>
         <w:ind w:firstLine="480"/>
       </w:pPr>
       <w:r>
@@ -3571,20 +3566,14 @@
     </w:p>
     <w:p>
       <w:pPr>
-        <w:spacing w:line="360" w:lineRule="auto"/>
+        <w:spacing w:line="276" w:lineRule="auto"/>
         <w:ind w:firstLine="480"/>
       </w:pPr>
       <w:r>
         <w:rPr>
           <w:rFonts w:hint="eastAsia"/>
         </w:rPr>
-        <w:t xml:space="preserve">If each observation is a count, </w:t>
-      </w:r>
-      <w:r>
-        <w:rPr>
-          <w:rFonts w:hint="eastAsia"/>
-        </w:rPr>
-        <w:t xml:space="preserve">then </w:t>
+        <w:t xml:space="preserve">If each observation is a count, then </w:t>
       </w:r>
       <w:r>
         <w:t>assume</w:t>
@@ -3602,19 +3591,7 @@
         <w:rPr>
           <w:rFonts w:hint="eastAsia"/>
         </w:rPr>
-        <w:t xml:space="preserve"> </w:t>
-      </w:r>
-      <w:r>
-        <w:rPr>
-          <w:rFonts w:hint="eastAsia"/>
-        </w:rPr>
-        <w:t>Poisson or negative binomial</w:t>
-      </w:r>
-      <w:r>
-        <w:rPr>
-          <w:rFonts w:hint="eastAsia"/>
-        </w:rPr>
-        <w:t xml:space="preserve"> </w:t>
+        <w:t xml:space="preserve"> Poisson or negative binomial </w:t>
       </w:r>
       <w:r>
         <w:t xml:space="preserve">distribution for </w:t>
@@ -3636,35 +3613,14 @@
     </w:p>
     <w:p>
       <w:pPr>
-        <w:spacing w:line="360" w:lineRule="auto"/>
+        <w:spacing w:line="276" w:lineRule="auto"/>
         <w:ind w:firstLine="480"/>
-        <w:rPr>
-          <w:rFonts w:hint="eastAsia"/>
-        </w:rPr>
       </w:pPr>
       <w:r>
         <w:rPr>
           <w:rFonts w:hint="eastAsia"/>
         </w:rPr>
-        <w:t>If</w:t>
-      </w:r>
-      <w:r>
-        <w:rPr>
-          <w:rFonts w:hint="eastAsia"/>
-        </w:rPr>
-        <w:t xml:space="preserve"> each observation is </w:t>
-      </w:r>
-      <w:r>
-        <w:rPr>
-          <w:rFonts w:hint="eastAsia"/>
-        </w:rPr>
-        <w:t>continuous</w:t>
-      </w:r>
-      <w:r>
-        <w:rPr>
-          <w:rFonts w:hint="eastAsia"/>
-        </w:rPr>
-        <w:t xml:space="preserve">, then </w:t>
+        <w:t xml:space="preserve">If each observation is continuous, then </w:t>
       </w:r>
       <w:r>
         <w:t>assume</w:t>
@@ -3682,13 +3638,7 @@
         <w:rPr>
           <w:rFonts w:hint="eastAsia"/>
         </w:rPr>
-        <w:t xml:space="preserve"> </w:t>
-      </w:r>
-      <w:r>
-        <w:rPr>
-          <w:rFonts w:hint="eastAsia"/>
-        </w:rPr>
-        <w:t xml:space="preserve">normal </w:t>
+        <w:t xml:space="preserve"> normal </w:t>
       </w:r>
       <w:r>
         <w:t xml:space="preserve">distribution for </w:t>
@@ -3710,9 +3660,8 @@
     </w:p>
     <w:p>
       <w:pPr>
-        <w:spacing w:line="360" w:lineRule="auto"/>
-        <w:rPr>
-          <w:rFonts w:hint="eastAsia"/>
+        <w:spacing w:line="276" w:lineRule="auto"/>
+        <w:rPr>
           <w:b/>
           <w:bCs/>
           <w:sz w:val="28"/>
@@ -3727,12 +3676,13 @@
           <w:sz w:val="28"/>
           <w:szCs w:val="24"/>
         </w:rPr>
+        <w:lastRenderedPageBreak/>
         <w:t>3.1.2 Linear Predictor</w:t>
       </w:r>
     </w:p>
     <w:p>
       <w:pPr>
-        <w:spacing w:line="360" w:lineRule="auto"/>
+        <w:spacing w:line="276" w:lineRule="auto"/>
         <w:ind w:firstLine="480"/>
       </w:pPr>
       <w:r>
@@ -3747,11 +3697,8 @@
     </w:p>
     <w:p>
       <w:pPr>
-        <w:spacing w:line="360" w:lineRule="auto"/>
+        <w:spacing w:line="276" w:lineRule="auto"/>
         <w:ind w:firstLine="480"/>
-        <w:rPr>
-          <w:rFonts w:hint="eastAsia"/>
-        </w:rPr>
       </w:pPr>
       <m:oMathPara>
         <m:oMath>
@@ -3902,7 +3849,7 @@
     </w:p>
     <w:p>
       <w:pPr>
-        <w:spacing w:line="360" w:lineRule="auto"/>
+        <w:spacing w:line="276" w:lineRule="auto"/>
         <w:rPr>
           <w:b/>
           <w:bCs/>
@@ -3923,7 +3870,7 @@
     </w:p>
     <w:p>
       <w:pPr>
-        <w:spacing w:line="360" w:lineRule="auto"/>
+        <w:spacing w:line="276" w:lineRule="auto"/>
         <w:ind w:firstLine="480"/>
       </w:pPr>
       <w:r>
@@ -3934,13 +3881,7 @@
           <w:rPr>
             <w:rFonts w:ascii="Cambria Math" w:hAnsi="Cambria Math"/>
           </w:rPr>
-          <m:t>μ</m:t>
-        </m:r>
-        <m:r>
-          <w:rPr>
-            <w:rFonts w:ascii="Cambria Math" w:hAnsi="Cambria Math"/>
-          </w:rPr>
-          <m:t>=E[Y]</m:t>
+          <m:t>μ=E[Y]</m:t>
         </m:r>
       </m:oMath>
       <w:r>
@@ -3975,11 +3916,8 @@
     </w:p>
     <w:p>
       <w:pPr>
-        <w:spacing w:line="360" w:lineRule="auto"/>
+        <w:spacing w:line="276" w:lineRule="auto"/>
         <w:ind w:firstLine="480"/>
-        <w:rPr>
-          <w:rFonts w:hint="eastAsia"/>
-        </w:rPr>
       </w:pPr>
       <m:oMathPara>
         <m:oMath>
@@ -4160,7 +4098,7 @@
     </w:p>
     <w:p>
       <w:pPr>
-        <w:spacing w:line="360" w:lineRule="auto"/>
+        <w:spacing w:line="276" w:lineRule="auto"/>
         <w:ind w:firstLine="480"/>
       </w:pPr>
       <w:r>
@@ -4240,7 +4178,7 @@
     </w:p>
     <w:p>
       <w:pPr>
-        <w:spacing w:line="360" w:lineRule="auto"/>
+        <w:spacing w:line="276" w:lineRule="auto"/>
         <w:ind w:firstLine="480"/>
       </w:pPr>
       <w:r>
@@ -4334,14 +4272,7 @@
           <w:rFonts w:hint="eastAsia"/>
           <w:color w:val="00B050"/>
         </w:rPr>
-        <w:t>log</w:t>
-      </w:r>
-      <w:r>
-        <w:rPr>
-          <w:rFonts w:hint="eastAsia"/>
-          <w:color w:val="00B050"/>
-        </w:rPr>
-        <w:t xml:space="preserve"> link function</w:t>
+        <w:t>log link function</w:t>
       </w:r>
       <w:r>
         <w:rPr>
@@ -4365,7 +4296,7 @@
     </w:p>
     <w:p>
       <w:pPr>
-        <w:spacing w:line="360" w:lineRule="auto"/>
+        <w:spacing w:line="276" w:lineRule="auto"/>
         <w:ind w:firstLine="480"/>
       </w:pPr>
       <w:r>
@@ -4494,46 +4425,14 @@
         <w:rPr>
           <w:rFonts w:hint="eastAsia"/>
         </w:rPr>
-        <w:t xml:space="preserve">, and </w:t>
-      </w:r>
-      <w:r>
-        <w:rPr>
-          <w:rFonts w:hint="eastAsia"/>
-        </w:rPr>
-        <w:t>a GLM that uses log</w:t>
-      </w:r>
-      <w:r>
-        <w:rPr>
-          <w:rFonts w:hint="eastAsia"/>
-        </w:rPr>
-        <w:t>it</w:t>
-      </w:r>
-      <w:r>
-        <w:rPr>
-          <w:rFonts w:hint="eastAsia"/>
-        </w:rPr>
-        <w:t xml:space="preserve"> link function is called a </w:t>
+        <w:t xml:space="preserve">, and a GLM that uses logit link function is called a </w:t>
       </w:r>
       <w:r>
         <w:rPr>
           <w:rFonts w:hint="eastAsia"/>
           <w:color w:val="0070C0"/>
         </w:rPr>
-        <w:t>log</w:t>
-      </w:r>
-      <w:r>
-        <w:rPr>
-          <w:rFonts w:hint="eastAsia"/>
-          <w:color w:val="0070C0"/>
-        </w:rPr>
-        <w:t>istic regression</w:t>
-      </w:r>
-      <w:r>
-        <w:rPr>
-          <w:rFonts w:hint="eastAsia"/>
-          <w:color w:val="0070C0"/>
-        </w:rPr>
-        <w:t xml:space="preserve"> model</w:t>
+        <w:t>logistic regression model</w:t>
       </w:r>
       <w:r>
         <w:rPr>
@@ -4544,7 +4443,7 @@
     </w:p>
     <w:p>
       <w:pPr>
-        <w:spacing w:line="360" w:lineRule="auto"/>
+        <w:spacing w:line="276" w:lineRule="auto"/>
         <w:rPr>
           <w:b/>
           <w:bCs/>
@@ -4560,13 +4459,12 @@
           <w:sz w:val="28"/>
           <w:szCs w:val="24"/>
         </w:rPr>
-        <w:lastRenderedPageBreak/>
         <w:t>3.2 GLM for binary data</w:t>
       </w:r>
     </w:p>
     <w:p>
       <w:pPr>
-        <w:spacing w:line="360" w:lineRule="auto"/>
+        <w:spacing w:line="276" w:lineRule="auto"/>
         <w:rPr>
           <w:b/>
           <w:bCs/>
@@ -4587,11 +4485,8 @@
     </w:p>
     <w:p>
       <w:pPr>
-        <w:spacing w:line="360" w:lineRule="auto"/>
+        <w:spacing w:line="276" w:lineRule="auto"/>
         <w:ind w:firstLine="480"/>
-        <w:rPr>
-          <w:rFonts w:hint="eastAsia"/>
-        </w:rPr>
       </w:pPr>
       <w:r>
         <w:rPr>
@@ -4611,7 +4506,7 @@
     </w:p>
     <w:p>
       <w:pPr>
-        <w:spacing w:line="360" w:lineRule="auto"/>
+        <w:spacing w:line="276" w:lineRule="auto"/>
         <w:rPr>
           <w:color w:val="FF0000"/>
         </w:rPr>
@@ -4734,14 +4629,7 @@
                           <w:rFonts w:ascii="Cambria Math" w:hAnsi="Cambria Math"/>
                           <w:color w:val="FF0000"/>
                         </w:rPr>
-                        <m:t>1-</m:t>
-                      </m:r>
-                      <m:r>
-                        <w:rPr>
-                          <w:rFonts w:ascii="Cambria Math" w:hAnsi="Cambria Math"/>
-                          <w:color w:val="FF0000"/>
-                        </w:rPr>
-                        <m:t>P</m:t>
+                        <m:t>1-P</m:t>
                       </m:r>
                       <m:d>
                         <m:dPr>
@@ -4947,11 +4835,8 @@
     </w:p>
     <w:p>
       <w:pPr>
-        <w:spacing w:line="360" w:lineRule="auto"/>
+        <w:spacing w:line="276" w:lineRule="auto"/>
         <w:ind w:firstLine="480"/>
-        <w:rPr>
-          <w:rFonts w:hint="eastAsia"/>
-        </w:rPr>
       </w:pPr>
       <w:r>
         <w:rPr>
@@ -4999,32 +4884,14 @@
         <w:rPr>
           <w:rFonts w:hint="eastAsia"/>
         </w:rPr>
-        <w:t xml:space="preserve"> increases. </w:t>
-      </w:r>
-      <w:r>
-        <w:rPr>
-          <w:rFonts w:hint="eastAsia"/>
-        </w:rPr>
-        <w:t xml:space="preserve">When </w:t>
+        <w:t xml:space="preserve"> increases. When </w:t>
       </w:r>
       <m:oMath>
         <m:r>
           <w:rPr>
             <w:rFonts w:ascii="Cambria Math" w:hAnsi="Cambria Math"/>
           </w:rPr>
-          <m:t>β</m:t>
-        </m:r>
-        <m:r>
-          <w:rPr>
-            <w:rFonts w:ascii="Cambria Math" w:hAnsi="Cambria Math"/>
-          </w:rPr>
-          <m:t>&lt;</m:t>
-        </m:r>
-        <m:r>
-          <w:rPr>
-            <w:rFonts w:ascii="Cambria Math" w:hAnsi="Cambria Math"/>
-          </w:rPr>
-          <m:t>0</m:t>
+          <m:t>β&lt;0</m:t>
         </m:r>
       </m:oMath>
       <w:r>
@@ -5045,19 +4912,7 @@
         <w:rPr>
           <w:rFonts w:hint="eastAsia"/>
         </w:rPr>
-        <w:t xml:space="preserve"> </w:t>
-      </w:r>
-      <w:r>
-        <w:rPr>
-          <w:rFonts w:hint="eastAsia"/>
-        </w:rPr>
-        <w:t>decrease</w:t>
-      </w:r>
-      <w:r>
-        <w:rPr>
-          <w:rFonts w:hint="eastAsia"/>
-        </w:rPr>
-        <w:t xml:space="preserve">s as </w:t>
+        <w:t xml:space="preserve"> decreases as </w:t>
       </w:r>
       <m:oMath>
         <m:r>
@@ -5076,7 +4931,7 @@
     </w:p>
     <w:p>
       <w:pPr>
-        <w:spacing w:line="360" w:lineRule="auto"/>
+        <w:spacing w:line="276" w:lineRule="auto"/>
         <w:rPr>
           <w:b/>
           <w:bCs/>
@@ -5097,10 +4952,7 @@
     </w:p>
     <w:p>
       <w:pPr>
-        <w:spacing w:line="360" w:lineRule="auto"/>
-        <w:rPr>
-          <w:rFonts w:hint="eastAsia"/>
-        </w:rPr>
+        <w:spacing w:line="276" w:lineRule="auto"/>
       </w:pPr>
       <w:r>
         <w:t>Table 3.1</w:t>
@@ -5164,11 +5016,8 @@
     </w:p>
     <w:p>
       <w:pPr>
-        <w:spacing w:line="360" w:lineRule="auto"/>
+        <w:spacing w:line="276" w:lineRule="auto"/>
         <w:jc w:val="center"/>
-        <w:rPr>
-          <w:rFonts w:hint="eastAsia"/>
-        </w:rPr>
       </w:pPr>
       <w:r>
         <w:rPr>
@@ -5215,11 +5064,8 @@
           </w:tcPr>
           <w:p>
             <w:pPr>
-              <w:spacing w:line="360" w:lineRule="auto"/>
+              <w:spacing w:line="276" w:lineRule="auto"/>
               <w:jc w:val="both"/>
-              <w:rPr>
-                <w:rFonts w:hint="eastAsia"/>
-              </w:rPr>
             </w:pPr>
             <w:r>
               <w:rPr>
@@ -5241,11 +5087,8 @@
           </w:tcPr>
           <w:p>
             <w:pPr>
-              <w:spacing w:line="360" w:lineRule="auto"/>
+              <w:spacing w:line="276" w:lineRule="auto"/>
               <w:jc w:val="center"/>
-              <w:rPr>
-                <w:rFonts w:hint="eastAsia"/>
-              </w:rPr>
             </w:pPr>
             <w:r>
               <w:rPr>
@@ -5266,11 +5109,8 @@
           </w:tcPr>
           <w:p>
             <w:pPr>
-              <w:spacing w:line="360" w:lineRule="auto"/>
+              <w:spacing w:line="276" w:lineRule="auto"/>
               <w:jc w:val="center"/>
-              <w:rPr>
-                <w:rFonts w:hint="eastAsia"/>
-              </w:rPr>
             </w:pPr>
             <w:r>
               <w:rPr>
@@ -5291,11 +5131,8 @@
           </w:tcPr>
           <w:p>
             <w:pPr>
-              <w:spacing w:line="360" w:lineRule="auto"/>
+              <w:spacing w:line="276" w:lineRule="auto"/>
               <w:jc w:val="center"/>
-              <w:rPr>
-                <w:rFonts w:hint="eastAsia"/>
-              </w:rPr>
             </w:pPr>
             <w:r>
               <w:rPr>
@@ -5325,11 +5162,8 @@
           </w:tcPr>
           <w:p>
             <w:pPr>
-              <w:spacing w:line="360" w:lineRule="auto"/>
+              <w:spacing w:line="276" w:lineRule="auto"/>
               <w:jc w:val="center"/>
-              <w:rPr>
-                <w:rFonts w:hint="eastAsia"/>
-              </w:rPr>
             </w:pPr>
             <w:r>
               <w:rPr>
@@ -5364,10 +5198,7 @@
           </w:tcPr>
           <w:p>
             <w:pPr>
-              <w:spacing w:line="360" w:lineRule="auto"/>
-              <w:rPr>
-                <w:rFonts w:hint="eastAsia"/>
-              </w:rPr>
+              <w:spacing w:line="276" w:lineRule="auto"/>
             </w:pPr>
           </w:p>
         </w:tc>
@@ -5382,11 +5213,8 @@
           </w:tcPr>
           <w:p>
             <w:pPr>
-              <w:spacing w:line="360" w:lineRule="auto"/>
+              <w:spacing w:line="276" w:lineRule="auto"/>
               <w:jc w:val="center"/>
-              <w:rPr>
-                <w:rFonts w:hint="eastAsia"/>
-              </w:rPr>
             </w:pPr>
             <w:r>
               <w:rPr>
@@ -5407,11 +5235,8 @@
           </w:tcPr>
           <w:p>
             <w:pPr>
-              <w:spacing w:line="360" w:lineRule="auto"/>
+              <w:spacing w:line="276" w:lineRule="auto"/>
               <w:jc w:val="center"/>
-              <w:rPr>
-                <w:rFonts w:hint="eastAsia"/>
-              </w:rPr>
             </w:pPr>
             <w:r>
               <w:rPr>
@@ -5432,10 +5257,7 @@
           </w:tcPr>
           <w:p>
             <w:pPr>
-              <w:spacing w:line="360" w:lineRule="auto"/>
-              <w:rPr>
-                <w:rFonts w:hint="eastAsia"/>
-              </w:rPr>
+              <w:spacing w:line="276" w:lineRule="auto"/>
             </w:pPr>
           </w:p>
         </w:tc>
@@ -5449,10 +5271,7 @@
           </w:tcPr>
           <w:p>
             <w:pPr>
-              <w:spacing w:line="360" w:lineRule="auto"/>
-              <w:rPr>
-                <w:rFonts w:hint="eastAsia"/>
-              </w:rPr>
+              <w:spacing w:line="276" w:lineRule="auto"/>
             </w:pPr>
           </w:p>
         </w:tc>
@@ -5466,10 +5285,7 @@
           </w:tcPr>
           <w:p>
             <w:pPr>
-              <w:spacing w:line="360" w:lineRule="auto"/>
-              <w:rPr>
-                <w:rFonts w:hint="eastAsia"/>
-              </w:rPr>
+              <w:spacing w:line="276" w:lineRule="auto"/>
             </w:pPr>
           </w:p>
         </w:tc>
@@ -5487,10 +5303,7 @@
           </w:tcPr>
           <w:p>
             <w:pPr>
-              <w:spacing w:line="360" w:lineRule="auto"/>
-              <w:rPr>
-                <w:rFonts w:hint="eastAsia"/>
-              </w:rPr>
+              <w:spacing w:line="276" w:lineRule="auto"/>
             </w:pPr>
             <w:r>
               <w:rPr>
@@ -5510,11 +5323,8 @@
           </w:tcPr>
           <w:p>
             <w:pPr>
-              <w:spacing w:line="360" w:lineRule="auto"/>
+              <w:spacing w:line="276" w:lineRule="auto"/>
               <w:jc w:val="center"/>
-              <w:rPr>
-                <w:rFonts w:hint="eastAsia"/>
-              </w:rPr>
             </w:pPr>
             <w:r>
               <w:rPr>
@@ -5534,11 +5344,8 @@
           </w:tcPr>
           <w:p>
             <w:pPr>
-              <w:spacing w:line="360" w:lineRule="auto"/>
+              <w:spacing w:line="276" w:lineRule="auto"/>
               <w:jc w:val="center"/>
-              <w:rPr>
-                <w:rFonts w:hint="eastAsia"/>
-              </w:rPr>
             </w:pPr>
             <w:r>
               <w:rPr>
@@ -5558,11 +5365,8 @@
           </w:tcPr>
           <w:p>
             <w:pPr>
-              <w:spacing w:line="360" w:lineRule="auto"/>
+              <w:spacing w:line="276" w:lineRule="auto"/>
               <w:jc w:val="center"/>
-              <w:rPr>
-                <w:rFonts w:hint="eastAsia"/>
-              </w:rPr>
             </w:pPr>
             <w:r>
               <w:rPr>
@@ -5582,11 +5386,8 @@
           </w:tcPr>
           <w:p>
             <w:pPr>
-              <w:spacing w:line="360" w:lineRule="auto"/>
+              <w:spacing w:line="276" w:lineRule="auto"/>
               <w:jc w:val="center"/>
-              <w:rPr>
-                <w:rFonts w:hint="eastAsia"/>
-              </w:rPr>
             </w:pPr>
             <w:r>
               <w:rPr>
@@ -5606,11 +5407,8 @@
           </w:tcPr>
           <w:p>
             <w:pPr>
-              <w:spacing w:line="360" w:lineRule="auto"/>
+              <w:spacing w:line="276" w:lineRule="auto"/>
               <w:jc w:val="center"/>
-              <w:rPr>
-                <w:rFonts w:hint="eastAsia"/>
-              </w:rPr>
             </w:pPr>
             <w:r>
               <w:rPr>
@@ -5631,10 +5429,7 @@
           </w:tcPr>
           <w:p>
             <w:pPr>
-              <w:spacing w:line="360" w:lineRule="auto"/>
-              <w:rPr>
-                <w:rFonts w:hint="eastAsia"/>
-              </w:rPr>
+              <w:spacing w:line="276" w:lineRule="auto"/>
             </w:pPr>
             <w:r>
               <w:rPr>
@@ -5651,11 +5446,8 @@
           </w:tcPr>
           <w:p>
             <w:pPr>
-              <w:spacing w:line="360" w:lineRule="auto"/>
+              <w:spacing w:line="276" w:lineRule="auto"/>
               <w:jc w:val="center"/>
-              <w:rPr>
-                <w:rFonts w:hint="eastAsia"/>
-              </w:rPr>
             </w:pPr>
             <w:r>
               <w:rPr>
@@ -5672,11 +5464,8 @@
           </w:tcPr>
           <w:p>
             <w:pPr>
-              <w:spacing w:line="360" w:lineRule="auto"/>
+              <w:spacing w:line="276" w:lineRule="auto"/>
               <w:jc w:val="center"/>
-              <w:rPr>
-                <w:rFonts w:hint="eastAsia"/>
-              </w:rPr>
             </w:pPr>
             <w:r>
               <w:rPr>
@@ -5693,11 +5482,8 @@
           </w:tcPr>
           <w:p>
             <w:pPr>
-              <w:spacing w:line="360" w:lineRule="auto"/>
+              <w:spacing w:line="276" w:lineRule="auto"/>
               <w:jc w:val="center"/>
-              <w:rPr>
-                <w:rFonts w:hint="eastAsia"/>
-              </w:rPr>
             </w:pPr>
             <w:r>
               <w:rPr>
@@ -5714,11 +5500,8 @@
           </w:tcPr>
           <w:p>
             <w:pPr>
-              <w:spacing w:line="360" w:lineRule="auto"/>
+              <w:spacing w:line="276" w:lineRule="auto"/>
               <w:jc w:val="center"/>
-              <w:rPr>
-                <w:rFonts w:hint="eastAsia"/>
-              </w:rPr>
             </w:pPr>
             <w:r>
               <w:rPr>
@@ -5735,11 +5518,8 @@
           </w:tcPr>
           <w:p>
             <w:pPr>
-              <w:spacing w:line="360" w:lineRule="auto"/>
+              <w:spacing w:line="276" w:lineRule="auto"/>
               <w:jc w:val="center"/>
-              <w:rPr>
-                <w:rFonts w:hint="eastAsia"/>
-              </w:rPr>
             </w:pPr>
             <w:r>
               <w:rPr>
@@ -5760,10 +5540,7 @@
           </w:tcPr>
           <w:p>
             <w:pPr>
-              <w:spacing w:line="360" w:lineRule="auto"/>
-              <w:rPr>
-                <w:rFonts w:hint="eastAsia"/>
-              </w:rPr>
+              <w:spacing w:line="276" w:lineRule="auto"/>
             </w:pPr>
             <w:r>
               <w:rPr>
@@ -5780,11 +5557,8 @@
           </w:tcPr>
           <w:p>
             <w:pPr>
-              <w:spacing w:line="360" w:lineRule="auto"/>
+              <w:spacing w:line="276" w:lineRule="auto"/>
               <w:jc w:val="center"/>
-              <w:rPr>
-                <w:rFonts w:hint="eastAsia"/>
-              </w:rPr>
             </w:pPr>
             <w:r>
               <w:rPr>
@@ -5801,11 +5575,8 @@
           </w:tcPr>
           <w:p>
             <w:pPr>
-              <w:spacing w:line="360" w:lineRule="auto"/>
+              <w:spacing w:line="276" w:lineRule="auto"/>
               <w:jc w:val="center"/>
-              <w:rPr>
-                <w:rFonts w:hint="eastAsia"/>
-              </w:rPr>
             </w:pPr>
             <w:r>
               <w:rPr>
@@ -5822,11 +5593,8 @@
           </w:tcPr>
           <w:p>
             <w:pPr>
-              <w:spacing w:line="360" w:lineRule="auto"/>
+              <w:spacing w:line="276" w:lineRule="auto"/>
               <w:jc w:val="center"/>
-              <w:rPr>
-                <w:rFonts w:hint="eastAsia"/>
-              </w:rPr>
             </w:pPr>
             <w:r>
               <w:rPr>
@@ -5843,11 +5611,8 @@
           </w:tcPr>
           <w:p>
             <w:pPr>
-              <w:spacing w:line="360" w:lineRule="auto"/>
+              <w:spacing w:line="276" w:lineRule="auto"/>
               <w:jc w:val="center"/>
-              <w:rPr>
-                <w:rFonts w:hint="eastAsia"/>
-              </w:rPr>
             </w:pPr>
             <w:r>
               <w:rPr>
@@ -5864,11 +5629,8 @@
           </w:tcPr>
           <w:p>
             <w:pPr>
-              <w:spacing w:line="360" w:lineRule="auto"/>
+              <w:spacing w:line="276" w:lineRule="auto"/>
               <w:jc w:val="center"/>
-              <w:rPr>
-                <w:rFonts w:hint="eastAsia"/>
-              </w:rPr>
             </w:pPr>
             <w:r>
               <w:rPr>
@@ -5892,15 +5654,13 @@
           </w:tcPr>
           <w:p>
             <w:pPr>
-              <w:spacing w:line="360" w:lineRule="auto"/>
-              <w:rPr>
-                <w:rFonts w:hint="eastAsia"/>
-              </w:rPr>
+              <w:spacing w:line="276" w:lineRule="auto"/>
             </w:pPr>
             <w:r>
               <w:rPr>
                 <w:rFonts w:hint="eastAsia"/>
               </w:rPr>
+              <w:lastRenderedPageBreak/>
               <w:t>Every night</w:t>
             </w:r>
           </w:p>
@@ -5915,11 +5675,8 @@
           </w:tcPr>
           <w:p>
             <w:pPr>
-              <w:spacing w:line="360" w:lineRule="auto"/>
+              <w:spacing w:line="276" w:lineRule="auto"/>
               <w:jc w:val="center"/>
-              <w:rPr>
-                <w:rFonts w:hint="eastAsia"/>
-              </w:rPr>
             </w:pPr>
             <w:r>
               <w:rPr>
@@ -5939,11 +5696,8 @@
           </w:tcPr>
           <w:p>
             <w:pPr>
-              <w:spacing w:line="360" w:lineRule="auto"/>
+              <w:spacing w:line="276" w:lineRule="auto"/>
               <w:jc w:val="center"/>
-              <w:rPr>
-                <w:rFonts w:hint="eastAsia"/>
-              </w:rPr>
             </w:pPr>
             <w:r>
               <w:rPr>
@@ -5963,11 +5717,8 @@
           </w:tcPr>
           <w:p>
             <w:pPr>
-              <w:spacing w:line="360" w:lineRule="auto"/>
+              <w:spacing w:line="276" w:lineRule="auto"/>
               <w:jc w:val="center"/>
-              <w:rPr>
-                <w:rFonts w:hint="eastAsia"/>
-              </w:rPr>
             </w:pPr>
             <w:r>
               <w:rPr>
@@ -5987,11 +5738,8 @@
           </w:tcPr>
           <w:p>
             <w:pPr>
-              <w:spacing w:line="360" w:lineRule="auto"/>
+              <w:spacing w:line="276" w:lineRule="auto"/>
               <w:jc w:val="center"/>
-              <w:rPr>
-                <w:rFonts w:hint="eastAsia"/>
-              </w:rPr>
             </w:pPr>
             <w:r>
               <w:rPr>
@@ -6011,11 +5759,8 @@
           </w:tcPr>
           <w:p>
             <w:pPr>
-              <w:spacing w:line="360" w:lineRule="auto"/>
+              <w:spacing w:line="276" w:lineRule="auto"/>
               <w:jc w:val="center"/>
-              <w:rPr>
-                <w:rFonts w:hint="eastAsia"/>
-              </w:rPr>
             </w:pPr>
             <w:r>
               <w:rPr>
@@ -6029,15 +5774,12 @@
     </w:tbl>
     <w:p>
       <w:pPr>
-        <w:spacing w:line="360" w:lineRule="auto"/>
-        <w:rPr>
-          <w:rFonts w:hint="eastAsia"/>
-        </w:rPr>
+        <w:spacing w:line="276" w:lineRule="auto"/>
       </w:pPr>
     </w:p>
     <w:p>
       <w:pPr>
-        <w:spacing w:line="360" w:lineRule="auto"/>
+        <w:spacing w:line="276" w:lineRule="auto"/>
       </w:pPr>
       <w:r>
         <w:rPr>
@@ -6060,7 +5802,7 @@
     </w:p>
     <w:p>
       <w:pPr>
-        <w:spacing w:line="360" w:lineRule="auto"/>
+        <w:spacing w:line="276" w:lineRule="auto"/>
       </w:pPr>
       <m:oMathPara>
         <m:oMath>
@@ -6131,7 +5873,7 @@
     </w:p>
     <w:p>
       <w:pPr>
-        <w:spacing w:line="360" w:lineRule="auto"/>
+        <w:spacing w:line="276" w:lineRule="auto"/>
       </w:pPr>
       <w:r>
         <w:rPr>
@@ -6276,7 +6018,27 @@
     </w:p>
     <w:p>
       <w:pPr>
-        <w:spacing w:line="280" w:lineRule="exact"/>
+        <w:spacing w:line="300" w:lineRule="exact"/>
+        <w:rPr>
+          <w:rFonts w:ascii="Consolas" w:hAnsi="Consolas" w:hint="eastAsia"/>
+          <w:sz w:val="22"/>
+          <w:szCs w:val="21"/>
+          <w:highlight w:val="lightGray"/>
+        </w:rPr>
+      </w:pPr>
+      <w:r>
+        <w:rPr>
+          <w:rFonts w:ascii="Consolas" w:hAnsi="Consolas" w:hint="eastAsia"/>
+          <w:sz w:val="22"/>
+          <w:szCs w:val="21"/>
+          <w:highlight w:val="lightGray"/>
+        </w:rPr>
+        <w:t>```</w:t>
+      </w:r>
+    </w:p>
+    <w:p>
+      <w:pPr>
+        <w:spacing w:line="300" w:lineRule="exact"/>
         <w:rPr>
           <w:rFonts w:ascii="Consolas" w:hAnsi="Consolas"/>
           <w:sz w:val="22"/>
@@ -6372,7 +6134,7 @@
     </w:p>
     <w:p>
       <w:pPr>
-        <w:spacing w:line="280" w:lineRule="exact"/>
+        <w:spacing w:line="300" w:lineRule="exact"/>
         <w:rPr>
           <w:rFonts w:ascii="Consolas" w:hAnsi="Consolas"/>
           <w:sz w:val="22"/>
@@ -6423,7 +6185,7 @@
     </w:p>
     <w:p>
       <w:pPr>
-        <w:spacing w:line="280" w:lineRule="exact"/>
+        <w:spacing w:line="300" w:lineRule="exact"/>
         <w:rPr>
           <w:rFonts w:ascii="Consolas" w:hAnsi="Consolas"/>
           <w:sz w:val="22"/>
@@ -6442,7 +6204,26 @@
     </w:p>
     <w:p>
       <w:pPr>
-        <w:spacing w:line="360" w:lineRule="auto"/>
+        <w:spacing w:line="300" w:lineRule="exact"/>
+        <w:rPr>
+          <w:rFonts w:ascii="Consolas" w:hAnsi="Consolas" w:hint="eastAsia"/>
+          <w:sz w:val="22"/>
+          <w:szCs w:val="21"/>
+        </w:rPr>
+      </w:pPr>
+      <w:r>
+        <w:rPr>
+          <w:rFonts w:ascii="Consolas" w:hAnsi="Consolas" w:hint="eastAsia"/>
+          <w:sz w:val="22"/>
+          <w:szCs w:val="21"/>
+          <w:highlight w:val="lightGray"/>
+        </w:rPr>
+        <w:t>```</w:t>
+      </w:r>
+    </w:p>
+    <w:p>
+      <w:pPr>
+        <w:spacing w:line="276" w:lineRule="auto"/>
         <w:rPr>
           <w:b/>
           <w:bCs/>
@@ -6458,53 +6239,12 @@
           <w:sz w:val="28"/>
           <w:szCs w:val="28"/>
         </w:rPr>
-        <w:lastRenderedPageBreak/>
-        <w:t xml:space="preserve">3.3 </w:t>
-      </w:r>
-      <w:r>
-        <w:rPr>
-          <w:rFonts w:hint="eastAsia"/>
-          <w:b/>
-          <w:bCs/>
-          <w:sz w:val="28"/>
-          <w:szCs w:val="28"/>
-        </w:rPr>
-        <w:t xml:space="preserve">GLM for </w:t>
-      </w:r>
-      <w:r>
-        <w:rPr>
-          <w:rFonts w:hint="eastAsia"/>
-          <w:b/>
-          <w:bCs/>
-          <w:sz w:val="28"/>
-          <w:szCs w:val="28"/>
-        </w:rPr>
-        <w:t>count</w:t>
-      </w:r>
-      <w:r>
-        <w:rPr>
-          <w:rFonts w:hint="eastAsia"/>
-          <w:b/>
-          <w:bCs/>
-          <w:sz w:val="28"/>
-          <w:szCs w:val="28"/>
-        </w:rPr>
-        <w:t xml:space="preserve"> data</w:t>
-      </w:r>
-      <w:r>
-        <w:rPr>
-          <w:rFonts w:hint="eastAsia"/>
-          <w:b/>
-          <w:bCs/>
-          <w:sz w:val="28"/>
-          <w:szCs w:val="28"/>
-        </w:rPr>
-        <w:t xml:space="preserve"> and rates</w:t>
+        <w:t>3.3 GLM for count data and rates</w:t>
       </w:r>
     </w:p>
     <w:p>
       <w:pPr>
-        <w:spacing w:line="360" w:lineRule="auto"/>
+        <w:spacing w:line="276" w:lineRule="auto"/>
         <w:rPr>
           <w:b/>
           <w:bCs/>
@@ -6525,10 +6265,9 @@
     </w:p>
     <w:p>
       <w:pPr>
-        <w:spacing w:line="360" w:lineRule="auto"/>
+        <w:spacing w:line="276" w:lineRule="auto"/>
         <w:ind w:firstLine="480"/>
         <w:rPr>
-          <w:rFonts w:hint="eastAsia"/>
           <w:sz w:val="28"/>
           <w:szCs w:val="24"/>
         </w:rPr>
@@ -6596,7 +6335,7 @@
     </w:p>
     <w:p>
       <w:pPr>
-        <w:spacing w:line="360" w:lineRule="auto"/>
+        <w:spacing w:line="276" w:lineRule="auto"/>
         <w:rPr>
           <w:sz w:val="28"/>
           <w:szCs w:val="24"/>
@@ -6836,7 +6575,7 @@
     </w:p>
     <w:p>
       <w:pPr>
-        <w:spacing w:line="360" w:lineRule="auto"/>
+        <w:spacing w:line="276" w:lineRule="auto"/>
         <w:ind w:firstLine="480"/>
       </w:pPr>
       <w:r>
@@ -6848,7 +6587,7 @@
     </w:p>
     <w:p>
       <w:pPr>
-        <w:spacing w:line="360" w:lineRule="auto"/>
+        <w:spacing w:line="276" w:lineRule="auto"/>
       </w:pPr>
       <m:oMathPara>
         <m:oMath>
@@ -7031,11 +6770,8 @@
     </w:p>
     <w:p>
       <w:pPr>
-        <w:spacing w:line="360" w:lineRule="auto"/>
+        <w:spacing w:line="276" w:lineRule="auto"/>
         <w:ind w:firstLine="480"/>
-        <w:rPr>
-          <w:rFonts w:hint="eastAsia"/>
-        </w:rPr>
       </w:pPr>
       <w:r>
         <w:rPr>
@@ -7354,32 +7090,14 @@
         <w:rPr>
           <w:rFonts w:hint="eastAsia"/>
         </w:rPr>
-        <w:t xml:space="preserve"> increases. </w:t>
-      </w:r>
-      <w:r>
-        <w:rPr>
-          <w:rFonts w:hint="eastAsia"/>
-        </w:rPr>
-        <w:t xml:space="preserve">If </w:t>
+        <w:t xml:space="preserve"> increases. If </w:t>
       </w:r>
       <m:oMath>
         <m:r>
           <w:rPr>
             <w:rFonts w:ascii="Cambria Math" w:hAnsi="Cambria Math"/>
           </w:rPr>
-          <m:t>β</m:t>
-        </m:r>
-        <m:r>
-          <w:rPr>
-            <w:rFonts w:ascii="Cambria Math" w:hAnsi="Cambria Math"/>
-          </w:rPr>
-          <m:t>&lt;</m:t>
-        </m:r>
-        <m:r>
-          <w:rPr>
-            <w:rFonts w:ascii="Cambria Math" w:hAnsi="Cambria Math"/>
-          </w:rPr>
-          <m:t>0</m:t>
+          <m:t>β&lt;0</m:t>
         </m:r>
       </m:oMath>
       <w:r>
@@ -7419,7 +7137,6280 @@
           <w:rPr>
             <w:rFonts w:ascii="Cambria Math" w:hAnsi="Cambria Math"/>
           </w:rPr>
-          <m:t>&lt;</m:t>
+          <m:t>&lt;1</m:t>
+        </m:r>
+      </m:oMath>
+      <w:r>
+        <w:rPr>
+          <w:rFonts w:hint="eastAsia"/>
+        </w:rPr>
+        <w:t xml:space="preserve">, and the mean of </w:t>
+      </w:r>
+      <m:oMath>
+        <m:r>
+          <w:rPr>
+            <w:rFonts w:ascii="Cambria Math" w:hAnsi="Cambria Math"/>
+          </w:rPr>
+          <m:t>Y</m:t>
+        </m:r>
+      </m:oMath>
+      <w:r>
+        <w:rPr>
+          <w:rFonts w:hint="eastAsia"/>
+        </w:rPr>
+        <w:t xml:space="preserve"> decreases as </w:t>
+      </w:r>
+      <m:oMath>
+        <m:r>
+          <w:rPr>
+            <w:rFonts w:ascii="Cambria Math" w:hAnsi="Cambria Math"/>
+          </w:rPr>
+          <m:t>x</m:t>
+        </m:r>
+      </m:oMath>
+      <w:r>
+        <w:rPr>
+          <w:rFonts w:hint="eastAsia"/>
+        </w:rPr>
+        <w:t xml:space="preserve"> increases. </w:t>
+      </w:r>
+    </w:p>
+    <w:p>
+      <w:pPr>
+        <w:spacing w:line="276" w:lineRule="auto"/>
+        <w:rPr>
+          <w:b/>
+          <w:bCs/>
+          <w:sz w:val="28"/>
+          <w:szCs w:val="24"/>
+        </w:rPr>
+      </w:pPr>
+      <w:r>
+        <w:rPr>
+          <w:rFonts w:hint="eastAsia"/>
+          <w:b/>
+          <w:bCs/>
+          <w:sz w:val="28"/>
+          <w:szCs w:val="24"/>
+        </w:rPr>
+        <w:t xml:space="preserve">3.3.3 Example: </w:t>
+      </w:r>
+      <w:r>
+        <w:rPr>
+          <w:b/>
+          <w:bCs/>
+          <w:sz w:val="28"/>
+          <w:szCs w:val="24"/>
+        </w:rPr>
+        <w:t>Female</w:t>
+      </w:r>
+      <w:r>
+        <w:rPr>
+          <w:rFonts w:hint="eastAsia"/>
+          <w:b/>
+          <w:bCs/>
+          <w:sz w:val="28"/>
+          <w:szCs w:val="24"/>
+        </w:rPr>
+        <w:t xml:space="preserve"> h</w:t>
+      </w:r>
+      <w:r>
+        <w:rPr>
+          <w:b/>
+          <w:bCs/>
+          <w:sz w:val="28"/>
+          <w:szCs w:val="24"/>
+        </w:rPr>
+        <w:t>orseshoe</w:t>
+      </w:r>
+      <w:r>
+        <w:rPr>
+          <w:rFonts w:hint="eastAsia"/>
+          <w:b/>
+          <w:bCs/>
+          <w:sz w:val="28"/>
+          <w:szCs w:val="24"/>
+        </w:rPr>
+        <w:t xml:space="preserve"> c</w:t>
+      </w:r>
+      <w:r>
+        <w:rPr>
+          <w:b/>
+          <w:bCs/>
+          <w:sz w:val="28"/>
+          <w:szCs w:val="24"/>
+        </w:rPr>
+        <w:t>rabs</w:t>
+      </w:r>
+      <w:r>
+        <w:rPr>
+          <w:rFonts w:hint="eastAsia"/>
+          <w:b/>
+          <w:bCs/>
+          <w:sz w:val="28"/>
+          <w:szCs w:val="24"/>
+        </w:rPr>
+        <w:t xml:space="preserve"> </w:t>
+      </w:r>
+      <w:r>
+        <w:rPr>
+          <w:b/>
+          <w:bCs/>
+          <w:sz w:val="28"/>
+          <w:szCs w:val="24"/>
+        </w:rPr>
+        <w:t>and</w:t>
+      </w:r>
+      <w:r>
+        <w:rPr>
+          <w:rFonts w:hint="eastAsia"/>
+          <w:b/>
+          <w:bCs/>
+          <w:sz w:val="28"/>
+          <w:szCs w:val="24"/>
+        </w:rPr>
+        <w:t xml:space="preserve"> </w:t>
+      </w:r>
+      <w:r>
+        <w:rPr>
+          <w:b/>
+          <w:bCs/>
+          <w:sz w:val="28"/>
+          <w:szCs w:val="24"/>
+        </w:rPr>
+        <w:t>their</w:t>
+      </w:r>
+      <w:r>
+        <w:rPr>
+          <w:rFonts w:hint="eastAsia"/>
+          <w:b/>
+          <w:bCs/>
+          <w:sz w:val="28"/>
+          <w:szCs w:val="24"/>
+        </w:rPr>
+        <w:t xml:space="preserve"> s</w:t>
+      </w:r>
+      <w:r>
+        <w:rPr>
+          <w:b/>
+          <w:bCs/>
+          <w:sz w:val="28"/>
+          <w:szCs w:val="24"/>
+        </w:rPr>
+        <w:t>atellites</w:t>
+      </w:r>
+    </w:p>
+    <w:p>
+      <w:pPr>
+        <w:spacing w:line="276" w:lineRule="auto"/>
+        <w:jc w:val="center"/>
+        <w:rPr>
+          <w:rFonts w:hint="eastAsia"/>
+        </w:rPr>
+      </w:pPr>
+      <w:r>
+        <w:t>T</w:t>
+      </w:r>
+      <w:r>
+        <w:rPr>
+          <w:rFonts w:hint="eastAsia"/>
+        </w:rPr>
+        <w:t xml:space="preserve">able 3.2 </w:t>
+      </w:r>
+      <w:r>
+        <w:rPr>
+          <w:sz w:val="21"/>
+          <w:szCs w:val="20"/>
+        </w:rPr>
+        <w:t>Number</w:t>
+      </w:r>
+      <w:r>
+        <w:rPr>
+          <w:rFonts w:hint="eastAsia"/>
+          <w:sz w:val="21"/>
+          <w:szCs w:val="20"/>
+        </w:rPr>
+        <w:t xml:space="preserve"> </w:t>
+      </w:r>
+      <w:r>
+        <w:rPr>
+          <w:sz w:val="21"/>
+          <w:szCs w:val="20"/>
+        </w:rPr>
+        <w:t>of</w:t>
+      </w:r>
+      <w:r>
+        <w:rPr>
+          <w:rFonts w:hint="eastAsia"/>
+          <w:sz w:val="21"/>
+          <w:szCs w:val="20"/>
+        </w:rPr>
+        <w:t xml:space="preserve"> </w:t>
+      </w:r>
+      <w:r>
+        <w:rPr>
+          <w:sz w:val="21"/>
+          <w:szCs w:val="20"/>
+        </w:rPr>
+        <w:t>crab</w:t>
+      </w:r>
+      <w:r>
+        <w:rPr>
+          <w:rFonts w:hint="eastAsia"/>
+          <w:sz w:val="21"/>
+          <w:szCs w:val="20"/>
+        </w:rPr>
+        <w:t xml:space="preserve"> </w:t>
+      </w:r>
+      <w:r>
+        <w:rPr>
+          <w:sz w:val="21"/>
+          <w:szCs w:val="20"/>
+        </w:rPr>
+        <w:t>satellites</w:t>
+      </w:r>
+      <w:r>
+        <w:rPr>
+          <w:rFonts w:hint="eastAsia"/>
+          <w:sz w:val="21"/>
+          <w:szCs w:val="20"/>
+        </w:rPr>
+        <w:t xml:space="preserve"> </w:t>
+      </w:r>
+      <w:r>
+        <w:rPr>
+          <w:sz w:val="21"/>
+          <w:szCs w:val="20"/>
+        </w:rPr>
+        <w:t>by</w:t>
+      </w:r>
+      <w:r>
+        <w:rPr>
+          <w:rFonts w:hint="eastAsia"/>
+          <w:sz w:val="21"/>
+          <w:szCs w:val="20"/>
+        </w:rPr>
+        <w:t xml:space="preserve"> </w:t>
+      </w:r>
+      <w:r>
+        <w:rPr>
+          <w:sz w:val="21"/>
+          <w:szCs w:val="20"/>
+        </w:rPr>
+        <w:t>color,</w:t>
+      </w:r>
+      <w:r>
+        <w:rPr>
+          <w:rFonts w:hint="eastAsia"/>
+          <w:sz w:val="21"/>
+          <w:szCs w:val="20"/>
+        </w:rPr>
+        <w:t xml:space="preserve"> </w:t>
+      </w:r>
+      <w:r>
+        <w:rPr>
+          <w:sz w:val="21"/>
+          <w:szCs w:val="20"/>
+        </w:rPr>
+        <w:t>spine</w:t>
+      </w:r>
+      <w:r>
+        <w:rPr>
+          <w:rFonts w:hint="eastAsia"/>
+          <w:sz w:val="21"/>
+          <w:szCs w:val="20"/>
+        </w:rPr>
+        <w:t xml:space="preserve"> </w:t>
+      </w:r>
+      <w:r>
+        <w:rPr>
+          <w:sz w:val="21"/>
+          <w:szCs w:val="20"/>
+        </w:rPr>
+        <w:t>condition,</w:t>
+      </w:r>
+      <w:r>
+        <w:rPr>
+          <w:rFonts w:hint="eastAsia"/>
+          <w:sz w:val="21"/>
+          <w:szCs w:val="20"/>
+        </w:rPr>
+        <w:t xml:space="preserve"> </w:t>
+      </w:r>
+      <w:r>
+        <w:rPr>
+          <w:sz w:val="21"/>
+          <w:szCs w:val="20"/>
+        </w:rPr>
+        <w:t>shell</w:t>
+      </w:r>
+      <w:r>
+        <w:rPr>
+          <w:rFonts w:hint="eastAsia"/>
+          <w:sz w:val="21"/>
+          <w:szCs w:val="20"/>
+        </w:rPr>
+        <w:t xml:space="preserve"> </w:t>
+      </w:r>
+      <w:r>
+        <w:rPr>
+          <w:sz w:val="21"/>
+          <w:szCs w:val="20"/>
+        </w:rPr>
+        <w:t>width,</w:t>
+      </w:r>
+      <w:r>
+        <w:rPr>
+          <w:rFonts w:hint="eastAsia"/>
+          <w:sz w:val="21"/>
+          <w:szCs w:val="20"/>
+        </w:rPr>
+        <w:t xml:space="preserve"> </w:t>
+      </w:r>
+      <w:r>
+        <w:rPr>
+          <w:sz w:val="21"/>
+          <w:szCs w:val="20"/>
+        </w:rPr>
+        <w:t>and</w:t>
+      </w:r>
+      <w:r>
+        <w:rPr>
+          <w:rFonts w:hint="eastAsia"/>
+          <w:sz w:val="21"/>
+          <w:szCs w:val="20"/>
+        </w:rPr>
+        <w:t xml:space="preserve"> </w:t>
+      </w:r>
+      <w:r>
+        <w:rPr>
+          <w:sz w:val="21"/>
+          <w:szCs w:val="20"/>
+        </w:rPr>
+        <w:t>weight</w:t>
+      </w:r>
+      <w:r>
+        <w:rPr>
+          <w:rFonts w:hint="eastAsia"/>
+          <w:sz w:val="21"/>
+          <w:szCs w:val="20"/>
+        </w:rPr>
+        <w:t>.</w:t>
+      </w:r>
+    </w:p>
+    <w:tbl>
+      <w:tblPr>
+        <w:tblStyle w:val="af1"/>
+        <w:tblW w:w="0" w:type="auto"/>
+        <w:jc w:val="center"/>
+        <w:tblBorders>
+          <w:top w:val="none" w:sz="0" w:space="0" w:color="auto"/>
+          <w:left w:val="none" w:sz="0" w:space="0" w:color="auto"/>
+          <w:bottom w:val="none" w:sz="0" w:space="0" w:color="auto"/>
+          <w:right w:val="none" w:sz="0" w:space="0" w:color="auto"/>
+          <w:insideH w:val="none" w:sz="0" w:space="0" w:color="auto"/>
+          <w:insideV w:val="none" w:sz="0" w:space="0" w:color="auto"/>
+        </w:tblBorders>
+        <w:tblLook w:val="04A0" w:firstRow="1" w:lastRow="0" w:firstColumn="1" w:lastColumn="0" w:noHBand="0" w:noVBand="1"/>
+      </w:tblPr>
+      <w:tblGrid>
+        <w:gridCol w:w="629"/>
+        <w:gridCol w:w="483"/>
+        <w:gridCol w:w="336"/>
+        <w:gridCol w:w="870"/>
+        <w:gridCol w:w="763"/>
+        <w:gridCol w:w="710"/>
+        <w:gridCol w:w="723"/>
+      </w:tblGrid>
+      <w:tr>
+        <w:trPr>
+          <w:jc w:val="center"/>
+        </w:trPr>
+        <w:tc>
+          <w:tcPr>
+            <w:tcW w:w="0" w:type="auto"/>
+            <w:tcBorders>
+              <w:top w:val="single" w:sz="12" w:space="0" w:color="000000"/>
+              <w:bottom w:val="single" w:sz="12" w:space="0" w:color="000000"/>
+            </w:tcBorders>
+            <w:vAlign w:val="center"/>
+          </w:tcPr>
+          <w:p>
+            <w:pPr>
+              <w:spacing w:line="276" w:lineRule="auto"/>
+              <w:jc w:val="center"/>
+              <w:rPr>
+                <w:rFonts w:hint="eastAsia"/>
+              </w:rPr>
+            </w:pPr>
+            <w:r>
+              <w:rPr>
+                <w:rFonts w:hint="eastAsia"/>
+              </w:rPr>
+              <w:t>crab</w:t>
+            </w:r>
+          </w:p>
+        </w:tc>
+        <w:tc>
+          <w:tcPr>
+            <w:tcW w:w="0" w:type="auto"/>
+            <w:tcBorders>
+              <w:top w:val="single" w:sz="12" w:space="0" w:color="000000"/>
+              <w:bottom w:val="single" w:sz="12" w:space="0" w:color="000000"/>
+            </w:tcBorders>
+            <w:vAlign w:val="center"/>
+          </w:tcPr>
+          <w:p>
+            <w:pPr>
+              <w:spacing w:line="276" w:lineRule="auto"/>
+              <w:jc w:val="center"/>
+            </w:pPr>
+            <w:r>
+              <w:rPr>
+                <w:rFonts w:hint="eastAsia"/>
+              </w:rPr>
+              <w:t>sat</w:t>
+            </w:r>
+          </w:p>
+        </w:tc>
+        <w:tc>
+          <w:tcPr>
+            <w:tcW w:w="0" w:type="auto"/>
+            <w:tcBorders>
+              <w:top w:val="single" w:sz="12" w:space="0" w:color="000000"/>
+              <w:bottom w:val="single" w:sz="12" w:space="0" w:color="000000"/>
+            </w:tcBorders>
+            <w:vAlign w:val="center"/>
+          </w:tcPr>
+          <w:p>
+            <w:pPr>
+              <w:spacing w:line="276" w:lineRule="auto"/>
+              <w:jc w:val="center"/>
+            </w:pPr>
+            <w:r>
+              <w:rPr>
+                <w:rFonts w:hint="eastAsia"/>
+              </w:rPr>
+              <w:t>y</w:t>
+            </w:r>
+          </w:p>
+        </w:tc>
+        <w:tc>
+          <w:tcPr>
+            <w:tcW w:w="0" w:type="auto"/>
+            <w:tcBorders>
+              <w:top w:val="single" w:sz="12" w:space="0" w:color="000000"/>
+              <w:bottom w:val="single" w:sz="12" w:space="0" w:color="000000"/>
+            </w:tcBorders>
+            <w:vAlign w:val="center"/>
+          </w:tcPr>
+          <w:p>
+            <w:pPr>
+              <w:spacing w:line="276" w:lineRule="auto"/>
+              <w:jc w:val="center"/>
+            </w:pPr>
+            <w:r>
+              <w:rPr>
+                <w:rFonts w:hint="eastAsia"/>
+              </w:rPr>
+              <w:t>weight</w:t>
+            </w:r>
+          </w:p>
+        </w:tc>
+        <w:tc>
+          <w:tcPr>
+            <w:tcW w:w="0" w:type="auto"/>
+            <w:tcBorders>
+              <w:top w:val="single" w:sz="12" w:space="0" w:color="000000"/>
+              <w:bottom w:val="single" w:sz="12" w:space="0" w:color="000000"/>
+            </w:tcBorders>
+            <w:vAlign w:val="center"/>
+          </w:tcPr>
+          <w:p>
+            <w:pPr>
+              <w:spacing w:line="276" w:lineRule="auto"/>
+              <w:jc w:val="center"/>
+            </w:pPr>
+            <w:r>
+              <w:rPr>
+                <w:rFonts w:hint="eastAsia"/>
+              </w:rPr>
+              <w:t>width</w:t>
+            </w:r>
+          </w:p>
+        </w:tc>
+        <w:tc>
+          <w:tcPr>
+            <w:tcW w:w="0" w:type="auto"/>
+            <w:tcBorders>
+              <w:top w:val="single" w:sz="12" w:space="0" w:color="000000"/>
+              <w:bottom w:val="single" w:sz="12" w:space="0" w:color="000000"/>
+            </w:tcBorders>
+            <w:vAlign w:val="center"/>
+          </w:tcPr>
+          <w:p>
+            <w:pPr>
+              <w:spacing w:line="276" w:lineRule="auto"/>
+              <w:jc w:val="center"/>
+            </w:pPr>
+            <w:r>
+              <w:rPr>
+                <w:rFonts w:hint="eastAsia"/>
+              </w:rPr>
+              <w:t>color</w:t>
+            </w:r>
+          </w:p>
+        </w:tc>
+        <w:tc>
+          <w:tcPr>
+            <w:tcW w:w="0" w:type="auto"/>
+            <w:tcBorders>
+              <w:top w:val="single" w:sz="12" w:space="0" w:color="000000"/>
+              <w:bottom w:val="single" w:sz="12" w:space="0" w:color="000000"/>
+            </w:tcBorders>
+            <w:vAlign w:val="center"/>
+          </w:tcPr>
+          <w:p>
+            <w:pPr>
+              <w:spacing w:line="276" w:lineRule="auto"/>
+              <w:jc w:val="center"/>
+            </w:pPr>
+            <w:r>
+              <w:rPr>
+                <w:rFonts w:hint="eastAsia"/>
+              </w:rPr>
+              <w:t>spine</w:t>
+            </w:r>
+          </w:p>
+        </w:tc>
+      </w:tr>
+      <w:tr>
+        <w:trPr>
+          <w:jc w:val="center"/>
+        </w:trPr>
+        <w:tc>
+          <w:tcPr>
+            <w:tcW w:w="0" w:type="auto"/>
+            <w:tcBorders>
+              <w:top w:val="single" w:sz="12" w:space="0" w:color="000000"/>
+            </w:tcBorders>
+            <w:vAlign w:val="center"/>
+          </w:tcPr>
+          <w:p>
+            <w:pPr>
+              <w:spacing w:line="276" w:lineRule="auto"/>
+              <w:jc w:val="center"/>
+            </w:pPr>
+            <w:r>
+              <w:rPr>
+                <w:rFonts w:hint="eastAsia"/>
+              </w:rPr>
+              <w:t>1</w:t>
+            </w:r>
+          </w:p>
+        </w:tc>
+        <w:tc>
+          <w:tcPr>
+            <w:tcW w:w="0" w:type="auto"/>
+            <w:tcBorders>
+              <w:top w:val="single" w:sz="12" w:space="0" w:color="000000"/>
+            </w:tcBorders>
+            <w:vAlign w:val="center"/>
+          </w:tcPr>
+          <w:p>
+            <w:pPr>
+              <w:spacing w:line="276" w:lineRule="auto"/>
+              <w:jc w:val="center"/>
+            </w:pPr>
+            <w:r>
+              <w:rPr>
+                <w:rFonts w:hint="eastAsia"/>
+              </w:rPr>
+              <w:t>8</w:t>
+            </w:r>
+          </w:p>
+        </w:tc>
+        <w:tc>
+          <w:tcPr>
+            <w:tcW w:w="0" w:type="auto"/>
+            <w:tcBorders>
+              <w:top w:val="single" w:sz="12" w:space="0" w:color="000000"/>
+            </w:tcBorders>
+            <w:vAlign w:val="center"/>
+          </w:tcPr>
+          <w:p>
+            <w:pPr>
+              <w:spacing w:line="276" w:lineRule="auto"/>
+              <w:jc w:val="center"/>
+            </w:pPr>
+            <w:r>
+              <w:rPr>
+                <w:rFonts w:hint="eastAsia"/>
+              </w:rPr>
+              <w:t>1</w:t>
+            </w:r>
+          </w:p>
+        </w:tc>
+        <w:tc>
+          <w:tcPr>
+            <w:tcW w:w="0" w:type="auto"/>
+            <w:tcBorders>
+              <w:top w:val="single" w:sz="12" w:space="0" w:color="000000"/>
+            </w:tcBorders>
+            <w:vAlign w:val="center"/>
+          </w:tcPr>
+          <w:p>
+            <w:pPr>
+              <w:spacing w:line="276" w:lineRule="auto"/>
+              <w:jc w:val="center"/>
+              <w:rPr>
+                <w:rFonts w:hint="eastAsia"/>
+              </w:rPr>
+            </w:pPr>
+            <w:r>
+              <w:rPr>
+                <w:rFonts w:hint="eastAsia"/>
+              </w:rPr>
+              <w:t>3.05</w:t>
+            </w:r>
+          </w:p>
+        </w:tc>
+        <w:tc>
+          <w:tcPr>
+            <w:tcW w:w="0" w:type="auto"/>
+            <w:tcBorders>
+              <w:top w:val="single" w:sz="12" w:space="0" w:color="000000"/>
+            </w:tcBorders>
+            <w:vAlign w:val="center"/>
+          </w:tcPr>
+          <w:p>
+            <w:pPr>
+              <w:spacing w:line="276" w:lineRule="auto"/>
+              <w:jc w:val="center"/>
+              <w:rPr>
+                <w:rFonts w:hint="eastAsia"/>
+              </w:rPr>
+            </w:pPr>
+            <w:r>
+              <w:rPr>
+                <w:rFonts w:hint="eastAsia"/>
+              </w:rPr>
+              <w:t>28.3</w:t>
+            </w:r>
+          </w:p>
+        </w:tc>
+        <w:tc>
+          <w:tcPr>
+            <w:tcW w:w="0" w:type="auto"/>
+            <w:tcBorders>
+              <w:top w:val="single" w:sz="12" w:space="0" w:color="000000"/>
+            </w:tcBorders>
+            <w:vAlign w:val="center"/>
+          </w:tcPr>
+          <w:p>
+            <w:pPr>
+              <w:spacing w:line="276" w:lineRule="auto"/>
+              <w:jc w:val="center"/>
+            </w:pPr>
+            <w:r>
+              <w:rPr>
+                <w:rFonts w:hint="eastAsia"/>
+              </w:rPr>
+              <w:t>2</w:t>
+            </w:r>
+          </w:p>
+        </w:tc>
+        <w:tc>
+          <w:tcPr>
+            <w:tcW w:w="0" w:type="auto"/>
+            <w:tcBorders>
+              <w:top w:val="single" w:sz="12" w:space="0" w:color="000000"/>
+            </w:tcBorders>
+            <w:vAlign w:val="center"/>
+          </w:tcPr>
+          <w:p>
+            <w:pPr>
+              <w:spacing w:line="276" w:lineRule="auto"/>
+              <w:jc w:val="center"/>
+            </w:pPr>
+            <w:r>
+              <w:rPr>
+                <w:rFonts w:hint="eastAsia"/>
+              </w:rPr>
+              <w:t>3</w:t>
+            </w:r>
+          </w:p>
+        </w:tc>
+      </w:tr>
+      <w:tr>
+        <w:trPr>
+          <w:jc w:val="center"/>
+        </w:trPr>
+        <w:tc>
+          <w:tcPr>
+            <w:tcW w:w="0" w:type="auto"/>
+            <w:vAlign w:val="center"/>
+          </w:tcPr>
+          <w:p>
+            <w:pPr>
+              <w:spacing w:line="276" w:lineRule="auto"/>
+              <w:jc w:val="center"/>
+            </w:pPr>
+            <w:r>
+              <w:rPr>
+                <w:rFonts w:hint="eastAsia"/>
+              </w:rPr>
+              <w:t>2</w:t>
+            </w:r>
+          </w:p>
+        </w:tc>
+        <w:tc>
+          <w:tcPr>
+            <w:tcW w:w="0" w:type="auto"/>
+            <w:vAlign w:val="center"/>
+          </w:tcPr>
+          <w:p>
+            <w:pPr>
+              <w:spacing w:line="276" w:lineRule="auto"/>
+              <w:jc w:val="center"/>
+            </w:pPr>
+            <w:r>
+              <w:rPr>
+                <w:rFonts w:hint="eastAsia"/>
+              </w:rPr>
+              <w:t>0</w:t>
+            </w:r>
+          </w:p>
+        </w:tc>
+        <w:tc>
+          <w:tcPr>
+            <w:tcW w:w="0" w:type="auto"/>
+            <w:vAlign w:val="center"/>
+          </w:tcPr>
+          <w:p>
+            <w:pPr>
+              <w:spacing w:line="276" w:lineRule="auto"/>
+              <w:jc w:val="center"/>
+            </w:pPr>
+            <w:r>
+              <w:rPr>
+                <w:rFonts w:hint="eastAsia"/>
+              </w:rPr>
+              <w:t>0</w:t>
+            </w:r>
+          </w:p>
+        </w:tc>
+        <w:tc>
+          <w:tcPr>
+            <w:tcW w:w="0" w:type="auto"/>
+            <w:vAlign w:val="center"/>
+          </w:tcPr>
+          <w:p>
+            <w:pPr>
+              <w:spacing w:line="276" w:lineRule="auto"/>
+              <w:jc w:val="center"/>
+              <w:rPr>
+                <w:rFonts w:hint="eastAsia"/>
+              </w:rPr>
+            </w:pPr>
+            <w:r>
+              <w:rPr>
+                <w:rFonts w:hint="eastAsia"/>
+              </w:rPr>
+              <w:t>1.55</w:t>
+            </w:r>
+          </w:p>
+        </w:tc>
+        <w:tc>
+          <w:tcPr>
+            <w:tcW w:w="0" w:type="auto"/>
+            <w:vAlign w:val="center"/>
+          </w:tcPr>
+          <w:p>
+            <w:pPr>
+              <w:spacing w:line="276" w:lineRule="auto"/>
+              <w:jc w:val="center"/>
+              <w:rPr>
+                <w:rFonts w:hint="eastAsia"/>
+              </w:rPr>
+            </w:pPr>
+            <w:r>
+              <w:rPr>
+                <w:rFonts w:hint="eastAsia"/>
+              </w:rPr>
+              <w:t>22.5</w:t>
+            </w:r>
+          </w:p>
+        </w:tc>
+        <w:tc>
+          <w:tcPr>
+            <w:tcW w:w="0" w:type="auto"/>
+            <w:vAlign w:val="center"/>
+          </w:tcPr>
+          <w:p>
+            <w:pPr>
+              <w:spacing w:line="276" w:lineRule="auto"/>
+              <w:jc w:val="center"/>
+            </w:pPr>
+            <w:r>
+              <w:rPr>
+                <w:rFonts w:hint="eastAsia"/>
+              </w:rPr>
+              <w:t>3</w:t>
+            </w:r>
+          </w:p>
+        </w:tc>
+        <w:tc>
+          <w:tcPr>
+            <w:tcW w:w="0" w:type="auto"/>
+            <w:vAlign w:val="center"/>
+          </w:tcPr>
+          <w:p>
+            <w:pPr>
+              <w:spacing w:line="276" w:lineRule="auto"/>
+              <w:jc w:val="center"/>
+            </w:pPr>
+            <w:r>
+              <w:rPr>
+                <w:rFonts w:hint="eastAsia"/>
+              </w:rPr>
+              <w:t>3</w:t>
+            </w:r>
+          </w:p>
+        </w:tc>
+      </w:tr>
+      <w:tr>
+        <w:trPr>
+          <w:jc w:val="center"/>
+        </w:trPr>
+        <w:tc>
+          <w:tcPr>
+            <w:tcW w:w="0" w:type="auto"/>
+            <w:vAlign w:val="center"/>
+          </w:tcPr>
+          <w:p>
+            <w:pPr>
+              <w:spacing w:line="276" w:lineRule="auto"/>
+              <w:jc w:val="center"/>
+            </w:pPr>
+            <w:r>
+              <w:rPr>
+                <w:rFonts w:hint="eastAsia"/>
+              </w:rPr>
+              <w:t>3</w:t>
+            </w:r>
+          </w:p>
+        </w:tc>
+        <w:tc>
+          <w:tcPr>
+            <w:tcW w:w="0" w:type="auto"/>
+            <w:vAlign w:val="center"/>
+          </w:tcPr>
+          <w:p>
+            <w:pPr>
+              <w:spacing w:line="276" w:lineRule="auto"/>
+              <w:jc w:val="center"/>
+            </w:pPr>
+            <w:r>
+              <w:rPr>
+                <w:rFonts w:hint="eastAsia"/>
+              </w:rPr>
+              <w:t>9</w:t>
+            </w:r>
+          </w:p>
+        </w:tc>
+        <w:tc>
+          <w:tcPr>
+            <w:tcW w:w="0" w:type="auto"/>
+            <w:vAlign w:val="center"/>
+          </w:tcPr>
+          <w:p>
+            <w:pPr>
+              <w:spacing w:line="276" w:lineRule="auto"/>
+              <w:jc w:val="center"/>
+            </w:pPr>
+            <w:r>
+              <w:rPr>
+                <w:rFonts w:hint="eastAsia"/>
+              </w:rPr>
+              <w:t>1</w:t>
+            </w:r>
+          </w:p>
+        </w:tc>
+        <w:tc>
+          <w:tcPr>
+            <w:tcW w:w="0" w:type="auto"/>
+            <w:vAlign w:val="center"/>
+          </w:tcPr>
+          <w:p>
+            <w:pPr>
+              <w:spacing w:line="276" w:lineRule="auto"/>
+              <w:jc w:val="center"/>
+              <w:rPr>
+                <w:rFonts w:hint="eastAsia"/>
+              </w:rPr>
+            </w:pPr>
+            <w:r>
+              <w:rPr>
+                <w:rFonts w:hint="eastAsia"/>
+              </w:rPr>
+              <w:t>2.30</w:t>
+            </w:r>
+          </w:p>
+        </w:tc>
+        <w:tc>
+          <w:tcPr>
+            <w:tcW w:w="0" w:type="auto"/>
+            <w:vAlign w:val="center"/>
+          </w:tcPr>
+          <w:p>
+            <w:pPr>
+              <w:spacing w:line="276" w:lineRule="auto"/>
+              <w:jc w:val="center"/>
+              <w:rPr>
+                <w:rFonts w:hint="eastAsia"/>
+              </w:rPr>
+            </w:pPr>
+            <w:r>
+              <w:rPr>
+                <w:rFonts w:hint="eastAsia"/>
+              </w:rPr>
+              <w:t>26.0</w:t>
+            </w:r>
+          </w:p>
+        </w:tc>
+        <w:tc>
+          <w:tcPr>
+            <w:tcW w:w="0" w:type="auto"/>
+            <w:vAlign w:val="center"/>
+          </w:tcPr>
+          <w:p>
+            <w:pPr>
+              <w:spacing w:line="276" w:lineRule="auto"/>
+              <w:jc w:val="center"/>
+            </w:pPr>
+            <w:r>
+              <w:rPr>
+                <w:rFonts w:hint="eastAsia"/>
+              </w:rPr>
+              <w:t>1</w:t>
+            </w:r>
+          </w:p>
+        </w:tc>
+        <w:tc>
+          <w:tcPr>
+            <w:tcW w:w="0" w:type="auto"/>
+            <w:vAlign w:val="center"/>
+          </w:tcPr>
+          <w:p>
+            <w:pPr>
+              <w:spacing w:line="276" w:lineRule="auto"/>
+              <w:jc w:val="center"/>
+            </w:pPr>
+            <w:r>
+              <w:rPr>
+                <w:rFonts w:hint="eastAsia"/>
+              </w:rPr>
+              <w:t>1</w:t>
+            </w:r>
+          </w:p>
+        </w:tc>
+      </w:tr>
+      <w:tr>
+        <w:trPr>
+          <w:trHeight w:val="343"/>
+          <w:jc w:val="center"/>
+        </w:trPr>
+        <w:tc>
+          <w:tcPr>
+            <w:tcW w:w="0" w:type="auto"/>
+            <w:tcBorders>
+              <w:bottom w:val="single" w:sz="12" w:space="0" w:color="000000"/>
+            </w:tcBorders>
+            <w:vAlign w:val="center"/>
+          </w:tcPr>
+          <w:p>
+            <w:pPr>
+              <w:spacing w:line="276" w:lineRule="auto"/>
+              <w:jc w:val="center"/>
+            </w:pPr>
+            <w:r>
+              <w:rPr>
+                <w:rFonts w:hint="eastAsia"/>
+              </w:rPr>
+              <w:t>4</w:t>
+            </w:r>
+          </w:p>
+        </w:tc>
+        <w:tc>
+          <w:tcPr>
+            <w:tcW w:w="0" w:type="auto"/>
+            <w:tcBorders>
+              <w:bottom w:val="single" w:sz="12" w:space="0" w:color="000000"/>
+            </w:tcBorders>
+            <w:vAlign w:val="center"/>
+          </w:tcPr>
+          <w:p>
+            <w:pPr>
+              <w:spacing w:line="276" w:lineRule="auto"/>
+              <w:jc w:val="center"/>
+            </w:pPr>
+            <w:r>
+              <w:rPr>
+                <w:rFonts w:hint="eastAsia"/>
+              </w:rPr>
+              <w:t>0</w:t>
+            </w:r>
+          </w:p>
+        </w:tc>
+        <w:tc>
+          <w:tcPr>
+            <w:tcW w:w="0" w:type="auto"/>
+            <w:tcBorders>
+              <w:bottom w:val="single" w:sz="12" w:space="0" w:color="000000"/>
+            </w:tcBorders>
+            <w:vAlign w:val="center"/>
+          </w:tcPr>
+          <w:p>
+            <w:pPr>
+              <w:spacing w:line="276" w:lineRule="auto"/>
+              <w:jc w:val="center"/>
+            </w:pPr>
+            <w:r>
+              <w:rPr>
+                <w:rFonts w:hint="eastAsia"/>
+              </w:rPr>
+              <w:t>0</w:t>
+            </w:r>
+          </w:p>
+        </w:tc>
+        <w:tc>
+          <w:tcPr>
+            <w:tcW w:w="0" w:type="auto"/>
+            <w:tcBorders>
+              <w:bottom w:val="single" w:sz="12" w:space="0" w:color="000000"/>
+            </w:tcBorders>
+            <w:vAlign w:val="center"/>
+          </w:tcPr>
+          <w:p>
+            <w:pPr>
+              <w:spacing w:line="276" w:lineRule="auto"/>
+              <w:jc w:val="center"/>
+              <w:rPr>
+                <w:rFonts w:hint="eastAsia"/>
+              </w:rPr>
+            </w:pPr>
+            <w:r>
+              <w:rPr>
+                <w:rFonts w:hint="eastAsia"/>
+              </w:rPr>
+              <w:t>2.10</w:t>
+            </w:r>
+          </w:p>
+        </w:tc>
+        <w:tc>
+          <w:tcPr>
+            <w:tcW w:w="0" w:type="auto"/>
+            <w:tcBorders>
+              <w:bottom w:val="single" w:sz="12" w:space="0" w:color="000000"/>
+            </w:tcBorders>
+            <w:vAlign w:val="center"/>
+          </w:tcPr>
+          <w:p>
+            <w:pPr>
+              <w:spacing w:line="276" w:lineRule="auto"/>
+              <w:jc w:val="center"/>
+              <w:rPr>
+                <w:rFonts w:hint="eastAsia"/>
+              </w:rPr>
+            </w:pPr>
+            <w:r>
+              <w:rPr>
+                <w:rFonts w:hint="eastAsia"/>
+              </w:rPr>
+              <w:t>24.8</w:t>
+            </w:r>
+          </w:p>
+        </w:tc>
+        <w:tc>
+          <w:tcPr>
+            <w:tcW w:w="0" w:type="auto"/>
+            <w:tcBorders>
+              <w:bottom w:val="single" w:sz="12" w:space="0" w:color="000000"/>
+            </w:tcBorders>
+            <w:vAlign w:val="center"/>
+          </w:tcPr>
+          <w:p>
+            <w:pPr>
+              <w:spacing w:line="276" w:lineRule="auto"/>
+              <w:jc w:val="center"/>
+            </w:pPr>
+            <w:r>
+              <w:rPr>
+                <w:rFonts w:hint="eastAsia"/>
+              </w:rPr>
+              <w:t>3</w:t>
+            </w:r>
+          </w:p>
+        </w:tc>
+        <w:tc>
+          <w:tcPr>
+            <w:tcW w:w="0" w:type="auto"/>
+            <w:tcBorders>
+              <w:bottom w:val="single" w:sz="12" w:space="0" w:color="000000"/>
+            </w:tcBorders>
+            <w:vAlign w:val="center"/>
+          </w:tcPr>
+          <w:p>
+            <w:pPr>
+              <w:spacing w:line="276" w:lineRule="auto"/>
+              <w:jc w:val="center"/>
+            </w:pPr>
+            <w:r>
+              <w:rPr>
+                <w:rFonts w:hint="eastAsia"/>
+              </w:rPr>
+              <w:t>3</w:t>
+            </w:r>
+          </w:p>
+        </w:tc>
+      </w:tr>
+    </w:tbl>
+    <w:p>
+      <w:pPr>
+        <w:spacing w:line="276" w:lineRule="auto"/>
+        <w:rPr>
+          <w:rFonts w:hint="eastAsia"/>
+        </w:rPr>
+      </w:pPr>
+    </w:p>
+    <w:p>
+      <w:pPr>
+        <w:spacing w:line="276" w:lineRule="auto"/>
+        <w:ind w:firstLine="480"/>
+      </w:pPr>
+      <w:r>
+        <w:t>For</w:t>
+      </w:r>
+      <w:r>
+        <w:rPr>
+          <w:rFonts w:hint="eastAsia"/>
+        </w:rPr>
+        <w:t xml:space="preserve"> </w:t>
+      </w:r>
+      <w:r>
+        <w:t>the</w:t>
+      </w:r>
+      <w:r>
+        <w:rPr>
+          <w:rFonts w:hint="eastAsia"/>
+        </w:rPr>
+        <w:t xml:space="preserve"> </w:t>
+      </w:r>
+      <w:r>
+        <w:t>expected</w:t>
+      </w:r>
+      <w:r>
+        <w:rPr>
+          <w:rFonts w:hint="eastAsia"/>
+        </w:rPr>
+        <w:t xml:space="preserve"> </w:t>
+      </w:r>
+      <w:r>
+        <w:t>number</w:t>
+      </w:r>
+      <w:r>
+        <w:rPr>
+          <w:rFonts w:hint="eastAsia"/>
+        </w:rPr>
+        <w:t xml:space="preserve"> </w:t>
+      </w:r>
+      <w:r>
+        <w:t>of</w:t>
+      </w:r>
+      <w:r>
+        <w:rPr>
+          <w:rFonts w:hint="eastAsia"/>
+        </w:rPr>
+        <w:t xml:space="preserve"> </w:t>
+      </w:r>
+      <w:r>
+        <w:t>satellites</w:t>
+      </w:r>
+      <w:r>
+        <w:rPr>
+          <w:rFonts w:hint="eastAsia"/>
+        </w:rPr>
+        <w:t xml:space="preserve"> </w:t>
+      </w:r>
+      <m:oMath>
+        <m:r>
+          <w:rPr>
+            <w:rFonts w:ascii="Cambria Math" w:hAnsi="Cambria Math"/>
+          </w:rPr>
+          <m:t>μ</m:t>
+        </m:r>
+      </m:oMath>
+      <w:r>
+        <w:rPr>
+          <w:rFonts w:hint="eastAsia"/>
+        </w:rPr>
+        <w:t xml:space="preserve"> </w:t>
+      </w:r>
+      <w:r>
+        <w:t>and</w:t>
+      </w:r>
+      <w:r>
+        <w:rPr>
+          <w:rFonts w:hint="eastAsia"/>
+        </w:rPr>
+        <w:t xml:space="preserve"> </w:t>
+      </w:r>
+      <w:r>
+        <w:t>shell</w:t>
+      </w:r>
+      <w:r>
+        <w:rPr>
+          <w:rFonts w:hint="eastAsia"/>
+        </w:rPr>
+        <w:t xml:space="preserve"> </w:t>
+      </w:r>
+      <w:r>
+        <w:t>width</w:t>
+      </w:r>
+      <w:r>
+        <w:rPr>
+          <w:rFonts w:hint="eastAsia"/>
+        </w:rPr>
+        <w:t xml:space="preserve"> </w:t>
+      </w:r>
+      <m:oMath>
+        <m:r>
+          <w:rPr>
+            <w:rFonts w:ascii="Cambria Math" w:hAnsi="Cambria Math"/>
+          </w:rPr>
+          <m:t>x</m:t>
+        </m:r>
+      </m:oMath>
+      <w:r>
+        <w:rPr>
+          <w:rFonts w:hint="eastAsia"/>
+        </w:rPr>
+        <w:t xml:space="preserve"> </w:t>
+      </w:r>
+      <w:r>
+        <w:t>for</w:t>
+      </w:r>
+      <w:r>
+        <w:rPr>
+          <w:rFonts w:hint="eastAsia"/>
+        </w:rPr>
+        <w:t xml:space="preserve"> </w:t>
+      </w:r>
+      <w:r>
+        <w:t>a</w:t>
+      </w:r>
+      <w:r>
+        <w:rPr>
+          <w:rFonts w:hint="eastAsia"/>
+        </w:rPr>
+        <w:t xml:space="preserve"> </w:t>
+      </w:r>
+      <w:r>
+        <w:t>female crab</w:t>
+      </w:r>
+      <w:r>
+        <w:rPr>
+          <w:rFonts w:hint="eastAsia"/>
+        </w:rPr>
+        <w:t>, t</w:t>
+      </w:r>
+      <w:r>
+        <w:rPr>
+          <w:rFonts w:hint="eastAsia"/>
+        </w:rPr>
+        <w:t>he Poisson loglinear model is fitted as follows:</w:t>
+      </w:r>
+    </w:p>
+    <w:p>
+      <w:pPr>
+        <w:spacing w:line="276" w:lineRule="auto"/>
+      </w:pPr>
+      <m:oMathPara>
+        <m:oMath>
+          <m:func>
+            <m:funcPr>
+              <m:ctrlPr>
+                <w:rPr>
+                  <w:rFonts w:ascii="Cambria Math" w:hAnsi="Cambria Math"/>
+                  <w:i/>
+                </w:rPr>
+              </m:ctrlPr>
+            </m:funcPr>
+            <m:fName>
+              <m:r>
+                <m:rPr>
+                  <m:sty m:val="p"/>
+                </m:rPr>
+                <w:rPr>
+                  <w:rFonts w:ascii="Cambria Math" w:hAnsi="Cambria Math"/>
+                </w:rPr>
+                <m:t>log</m:t>
+              </m:r>
+            </m:fName>
+            <m:e>
+              <m:r>
+                <w:rPr>
+                  <w:rFonts w:ascii="Cambria Math" w:hAnsi="Cambria Math"/>
+                </w:rPr>
+                <m:t>(</m:t>
+              </m:r>
+              <m:acc>
+                <m:accPr>
+                  <m:ctrlPr>
+                    <w:rPr>
+                      <w:rFonts w:ascii="Cambria Math" w:hAnsi="Cambria Math"/>
+                      <w:i/>
+                    </w:rPr>
+                  </m:ctrlPr>
+                </m:accPr>
+                <m:e>
+                  <m:r>
+                    <w:rPr>
+                      <w:rFonts w:ascii="Cambria Math" w:hAnsi="Cambria Math"/>
+                    </w:rPr>
+                    <m:t>μ</m:t>
+                  </m:r>
+                </m:e>
+              </m:acc>
+              <m:r>
+                <w:rPr>
+                  <w:rFonts w:ascii="Cambria Math" w:hAnsi="Cambria Math"/>
+                </w:rPr>
+                <m:t>)</m:t>
+              </m:r>
+            </m:e>
+          </m:func>
+          <m:r>
+            <w:rPr>
+              <w:rFonts w:ascii="Cambria Math" w:hAnsi="Cambria Math"/>
+            </w:rPr>
+            <m:t>=</m:t>
+          </m:r>
+          <m:acc>
+            <m:accPr>
+              <m:ctrlPr>
+                <w:rPr>
+                  <w:rFonts w:ascii="Cambria Math" w:hAnsi="Cambria Math"/>
+                  <w:i/>
+                </w:rPr>
+              </m:ctrlPr>
+            </m:accPr>
+            <m:e>
+              <m:r>
+                <w:rPr>
+                  <w:rFonts w:ascii="Cambria Math" w:hAnsi="Cambria Math"/>
+                </w:rPr>
+                <m:t>α</m:t>
+              </m:r>
+            </m:e>
+          </m:acc>
+          <m:r>
+            <w:rPr>
+              <w:rFonts w:ascii="Cambria Math" w:hAnsi="Cambria Math"/>
+            </w:rPr>
+            <m:t>+</m:t>
+          </m:r>
+          <m:acc>
+            <m:accPr>
+              <m:ctrlPr>
+                <w:rPr>
+                  <w:rFonts w:ascii="Cambria Math" w:hAnsi="Cambria Math"/>
+                  <w:i/>
+                </w:rPr>
+              </m:ctrlPr>
+            </m:accPr>
+            <m:e>
+              <m:r>
+                <w:rPr>
+                  <w:rFonts w:ascii="Cambria Math" w:hAnsi="Cambria Math"/>
+                </w:rPr>
+                <m:t>β</m:t>
+              </m:r>
+            </m:e>
+          </m:acc>
+          <m:r>
+            <w:rPr>
+              <w:rFonts w:ascii="Cambria Math" w:hAnsi="Cambria Math"/>
+            </w:rPr>
+            <m:t>x=-3.305+0.164x.</m:t>
+          </m:r>
+        </m:oMath>
+      </m:oMathPara>
+    </w:p>
+    <w:p>
+      <w:pPr>
+        <w:spacing w:line="276" w:lineRule="auto"/>
+        <w:ind w:firstLine="480"/>
+      </w:pPr>
+      <w:r>
+        <w:rPr>
+          <w:rFonts w:hint="eastAsia"/>
+        </w:rPr>
+        <w:lastRenderedPageBreak/>
+        <w:t xml:space="preserve">Since </w:t>
+      </w:r>
+      <m:oMath>
+        <m:acc>
+          <m:accPr>
+            <m:ctrlPr>
+              <w:rPr>
+                <w:rFonts w:ascii="Cambria Math" w:hAnsi="Cambria Math"/>
+                <w:i/>
+              </w:rPr>
+            </m:ctrlPr>
+          </m:accPr>
+          <m:e>
+            <m:r>
+              <w:rPr>
+                <w:rFonts w:ascii="Cambria Math" w:hAnsi="Cambria Math"/>
+              </w:rPr>
+              <m:t>β</m:t>
+            </m:r>
+          </m:e>
+        </m:acc>
+        <m:r>
+          <w:rPr>
+            <w:rFonts w:ascii="Cambria Math" w:hAnsi="Cambria Math"/>
+          </w:rPr>
+          <m:t>&gt;0</m:t>
+        </m:r>
+      </m:oMath>
+      <w:r>
+        <w:rPr>
+          <w:rFonts w:hint="eastAsia"/>
+        </w:rPr>
+        <w:t xml:space="preserve">, </w:t>
+      </w:r>
+      <w:r>
+        <w:t>width</w:t>
+      </w:r>
+      <w:r>
+        <w:rPr>
+          <w:rFonts w:hint="eastAsia"/>
+        </w:rPr>
+        <w:t xml:space="preserve"> </w:t>
+      </w:r>
+      <w:r>
+        <w:t>has</w:t>
+      </w:r>
+      <w:r>
+        <w:rPr>
+          <w:rFonts w:hint="eastAsia"/>
+        </w:rPr>
+        <w:t xml:space="preserve"> </w:t>
+      </w:r>
+      <w:r>
+        <w:t>a</w:t>
+      </w:r>
+      <w:r>
+        <w:rPr>
+          <w:rFonts w:hint="eastAsia"/>
+        </w:rPr>
+        <w:t xml:space="preserve"> </w:t>
+      </w:r>
+      <w:r>
+        <w:t>positive</w:t>
+      </w:r>
+      <w:r>
+        <w:rPr>
+          <w:rFonts w:hint="eastAsia"/>
+        </w:rPr>
+        <w:t xml:space="preserve"> </w:t>
+      </w:r>
+      <w:r>
+        <w:t>estimated</w:t>
+      </w:r>
+      <w:r>
+        <w:rPr>
+          <w:rFonts w:hint="eastAsia"/>
+        </w:rPr>
+        <w:t xml:space="preserve"> </w:t>
+      </w:r>
+      <w:r>
+        <w:t>effect</w:t>
+      </w:r>
+      <w:r>
+        <w:rPr>
+          <w:rFonts w:hint="eastAsia"/>
+        </w:rPr>
+        <w:t xml:space="preserve"> </w:t>
+      </w:r>
+      <w:r>
+        <w:t>on</w:t>
+      </w:r>
+      <w:r>
+        <w:rPr>
+          <w:rFonts w:hint="eastAsia"/>
+        </w:rPr>
+        <w:t xml:space="preserve"> </w:t>
+      </w:r>
+      <w:r>
+        <w:t>the number of satellites.</w:t>
+      </w:r>
+    </w:p>
+    <w:p>
+      <w:pPr>
+        <w:spacing w:line="276" w:lineRule="auto"/>
+      </w:pPr>
+      <w:r>
+        <w:tab/>
+      </w:r>
+      <w:r>
+        <w:rPr>
+          <w:rFonts w:hint="eastAsia"/>
+        </w:rPr>
+        <w:t xml:space="preserve">For the fitted value at the mean width of </w:t>
+      </w:r>
+      <m:oMath>
+        <m:r>
+          <w:rPr>
+            <w:rFonts w:ascii="Cambria Math" w:hAnsi="Cambria Math"/>
+          </w:rPr>
+          <m:t>x=26.3</m:t>
+        </m:r>
+      </m:oMath>
+      <w:r>
+        <w:rPr>
+          <w:rFonts w:hint="eastAsia"/>
+        </w:rPr>
+        <w:t xml:space="preserve"> is</w:t>
+      </w:r>
+    </w:p>
+    <w:p>
+      <w:pPr>
+        <w:spacing w:line="276" w:lineRule="auto"/>
+      </w:pPr>
+      <m:oMathPara>
+        <m:oMath>
+          <m:acc>
+            <m:accPr>
+              <m:ctrlPr>
+                <w:rPr>
+                  <w:rFonts w:ascii="Cambria Math" w:hAnsi="Cambria Math"/>
+                  <w:i/>
+                </w:rPr>
+              </m:ctrlPr>
+            </m:accPr>
+            <m:e>
+              <m:r>
+                <w:rPr>
+                  <w:rFonts w:ascii="Cambria Math" w:hAnsi="Cambria Math"/>
+                </w:rPr>
+                <m:t>μ</m:t>
+              </m:r>
+            </m:e>
+          </m:acc>
+          <m:r>
+            <w:rPr>
+              <w:rFonts w:ascii="Cambria Math" w:hAnsi="Cambria Math"/>
+            </w:rPr>
+            <m:t>=</m:t>
+          </m:r>
+          <m:func>
+            <m:funcPr>
+              <m:ctrlPr>
+                <w:rPr>
+                  <w:rFonts w:ascii="Cambria Math" w:hAnsi="Cambria Math"/>
+                </w:rPr>
+              </m:ctrlPr>
+            </m:funcPr>
+            <m:fName>
+              <m:r>
+                <m:rPr>
+                  <m:sty m:val="p"/>
+                </m:rPr>
+                <w:rPr>
+                  <w:rFonts w:ascii="Cambria Math" w:hAnsi="Cambria Math"/>
+                </w:rPr>
+                <m:t>exp</m:t>
+              </m:r>
+            </m:fName>
+            <m:e>
+              <m:d>
+                <m:dPr>
+                  <m:ctrlPr>
+                    <w:rPr>
+                      <w:rFonts w:ascii="Cambria Math" w:hAnsi="Cambria Math"/>
+                      <w:i/>
+                    </w:rPr>
+                  </m:ctrlPr>
+                </m:dPr>
+                <m:e>
+                  <m:acc>
+                    <m:accPr>
+                      <m:ctrlPr>
+                        <w:rPr>
+                          <w:rFonts w:ascii="Cambria Math" w:hAnsi="Cambria Math"/>
+                          <w:i/>
+                        </w:rPr>
+                      </m:ctrlPr>
+                    </m:accPr>
+                    <m:e>
+                      <m:r>
+                        <w:rPr>
+                          <w:rFonts w:ascii="Cambria Math" w:hAnsi="Cambria Math"/>
+                        </w:rPr>
+                        <m:t>α</m:t>
+                      </m:r>
+                    </m:e>
+                  </m:acc>
+                  <m:r>
+                    <w:rPr>
+                      <w:rFonts w:ascii="Cambria Math" w:hAnsi="Cambria Math"/>
+                    </w:rPr>
+                    <m:t>+</m:t>
+                  </m:r>
+                  <m:acc>
+                    <m:accPr>
+                      <m:ctrlPr>
+                        <w:rPr>
+                          <w:rFonts w:ascii="Cambria Math" w:hAnsi="Cambria Math"/>
+                          <w:i/>
+                        </w:rPr>
+                      </m:ctrlPr>
+                    </m:accPr>
+                    <m:e>
+                      <m:r>
+                        <w:rPr>
+                          <w:rFonts w:ascii="Cambria Math" w:hAnsi="Cambria Math"/>
+                        </w:rPr>
+                        <m:t>β</m:t>
+                      </m:r>
+                    </m:e>
+                  </m:acc>
+                  <m:r>
+                    <w:rPr>
+                      <w:rFonts w:ascii="Cambria Math" w:hAnsi="Cambria Math"/>
+                    </w:rPr>
+                    <m:t>x</m:t>
+                  </m:r>
+                </m:e>
+              </m:d>
+            </m:e>
+          </m:func>
+          <m:r>
+            <w:rPr>
+              <w:rFonts w:ascii="Cambria Math" w:hAnsi="Cambria Math"/>
+            </w:rPr>
+            <m:t>=</m:t>
+          </m:r>
+          <m:func>
+            <m:funcPr>
+              <m:ctrlPr>
+                <w:rPr>
+                  <w:rFonts w:ascii="Cambria Math" w:hAnsi="Cambria Math"/>
+                  <w:i/>
+                </w:rPr>
+              </m:ctrlPr>
+            </m:funcPr>
+            <m:fName>
+              <m:r>
+                <m:rPr>
+                  <m:sty m:val="p"/>
+                </m:rPr>
+                <w:rPr>
+                  <w:rFonts w:ascii="Cambria Math" w:hAnsi="Cambria Math"/>
+                </w:rPr>
+                <m:t>exp</m:t>
+              </m:r>
+            </m:fName>
+            <m:e>
+              <m:d>
+                <m:dPr>
+                  <m:begChr m:val="["/>
+                  <m:endChr m:val="]"/>
+                  <m:ctrlPr>
+                    <w:rPr>
+                      <w:rFonts w:ascii="Cambria Math" w:hAnsi="Cambria Math"/>
+                      <w:i/>
+                    </w:rPr>
+                  </m:ctrlPr>
+                </m:dPr>
+                <m:e>
+                  <m:r>
+                    <w:rPr>
+                      <w:rFonts w:ascii="Cambria Math" w:hAnsi="Cambria Math"/>
+                    </w:rPr>
+                    <m:t>-3.305+0.164</m:t>
+                  </m:r>
+                  <m:r>
+                    <w:rPr>
+                      <w:rFonts w:ascii="Cambria Math" w:hAnsi="Cambria Math"/>
+                    </w:rPr>
+                    <m:t>×26.3</m:t>
+                  </m:r>
+                </m:e>
+              </m:d>
+            </m:e>
+          </m:func>
+          <m:r>
+            <w:rPr>
+              <w:rFonts w:ascii="Cambria Math" w:hAnsi="Cambria Math"/>
+            </w:rPr>
+            <m:t>=2.74.</m:t>
+          </m:r>
+        </m:oMath>
+      </m:oMathPara>
+    </w:p>
+    <w:p>
+      <w:pPr>
+        <w:spacing w:line="276" w:lineRule="auto"/>
+        <w:ind w:firstLine="480"/>
+      </w:pPr>
+      <w:r>
+        <w:rPr>
+          <w:rFonts w:hint="eastAsia"/>
+        </w:rPr>
+        <w:t xml:space="preserve">For this model, </w:t>
+      </w:r>
+      <m:oMath>
+        <m:sSup>
+          <m:sSupPr>
+            <m:ctrlPr>
+              <w:rPr>
+                <w:rFonts w:ascii="Cambria Math" w:hAnsi="Cambria Math"/>
+                <w:i/>
+              </w:rPr>
+            </m:ctrlPr>
+          </m:sSupPr>
+          <m:e>
+            <m:r>
+              <w:rPr>
+                <w:rFonts w:ascii="Cambria Math" w:hAnsi="Cambria Math"/>
+              </w:rPr>
+              <m:t>e</m:t>
+            </m:r>
+          </m:e>
+          <m:sup>
+            <m:acc>
+              <m:accPr>
+                <m:ctrlPr>
+                  <w:rPr>
+                    <w:rFonts w:ascii="Cambria Math" w:hAnsi="Cambria Math"/>
+                    <w:i/>
+                  </w:rPr>
+                </m:ctrlPr>
+              </m:accPr>
+              <m:e>
+                <m:r>
+                  <w:rPr>
+                    <w:rFonts w:ascii="Cambria Math" w:hAnsi="Cambria Math"/>
+                  </w:rPr>
+                  <m:t>β</m:t>
+                </m:r>
+              </m:e>
+            </m:acc>
+          </m:sup>
+        </m:sSup>
+        <m:r>
+          <w:rPr>
+            <w:rFonts w:ascii="Cambria Math" w:hAnsi="Cambria Math"/>
+          </w:rPr>
+          <m:t>=</m:t>
+        </m:r>
+        <m:sSup>
+          <m:sSupPr>
+            <m:ctrlPr>
+              <w:rPr>
+                <w:rFonts w:ascii="Cambria Math" w:hAnsi="Cambria Math"/>
+                <w:i/>
+              </w:rPr>
+            </m:ctrlPr>
+          </m:sSupPr>
+          <m:e>
+            <m:r>
+              <w:rPr>
+                <w:rFonts w:ascii="Cambria Math" w:hAnsi="Cambria Math"/>
+              </w:rPr>
+              <m:t>e</m:t>
+            </m:r>
+          </m:e>
+          <m:sup>
+            <m:r>
+              <w:rPr>
+                <w:rFonts w:ascii="Cambria Math" w:hAnsi="Cambria Math"/>
+              </w:rPr>
+              <m:t>0.164</m:t>
+            </m:r>
+          </m:sup>
+        </m:sSup>
+        <m:r>
+          <w:rPr>
+            <w:rFonts w:ascii="Cambria Math" w:hAnsi="Cambria Math"/>
+          </w:rPr>
+          <m:t>=1.178</m:t>
+        </m:r>
+      </m:oMath>
+      <w:r>
+        <w:rPr>
+          <w:rFonts w:hint="eastAsia"/>
+        </w:rPr>
+        <w:t xml:space="preserve"> </w:t>
+      </w:r>
+      <w:r>
+        <w:t>represents the multiplicative effect on the</w:t>
+      </w:r>
+      <w:r>
+        <w:rPr>
+          <w:rFonts w:hint="eastAsia"/>
+        </w:rPr>
+        <w:t xml:space="preserve"> </w:t>
+      </w:r>
+      <w:r>
+        <w:t>fitted value</w:t>
+      </w:r>
+      <w:r>
+        <w:rPr>
+          <w:rFonts w:hint="eastAsia"/>
+        </w:rPr>
+        <w:t xml:space="preserve"> </w:t>
+      </w:r>
+      <w:r>
+        <w:t>for</w:t>
+      </w:r>
+      <w:r>
+        <w:rPr>
+          <w:rFonts w:hint="eastAsia"/>
+        </w:rPr>
+        <w:t xml:space="preserve"> </w:t>
+      </w:r>
+      <w:r>
+        <w:t>each</w:t>
+      </w:r>
+      <w:r>
+        <w:rPr>
+          <w:rFonts w:hint="eastAsia"/>
+        </w:rPr>
+        <w:t xml:space="preserve"> </w:t>
+      </w:r>
+      <w:r>
+        <w:t>1-cm</w:t>
+      </w:r>
+      <w:r>
+        <w:rPr>
+          <w:rFonts w:hint="eastAsia"/>
+        </w:rPr>
+        <w:t xml:space="preserve"> </w:t>
+      </w:r>
+      <w:r>
+        <w:t>increase</w:t>
+      </w:r>
+      <w:r>
+        <w:rPr>
+          <w:rFonts w:hint="eastAsia"/>
+        </w:rPr>
+        <w:t xml:space="preserve"> </w:t>
+      </w:r>
+      <w:r>
+        <w:t>in</w:t>
+      </w:r>
+      <w:r>
+        <w:rPr>
+          <w:rFonts w:hint="eastAsia"/>
+        </w:rPr>
+        <w:t xml:space="preserve"> </w:t>
+      </w:r>
+      <m:oMath>
+        <m:r>
+          <w:rPr>
+            <w:rFonts w:ascii="Cambria Math" w:hAnsi="Cambria Math"/>
+          </w:rPr>
+          <m:t>x</m:t>
+        </m:r>
+      </m:oMath>
+      <w:r>
+        <w:t>.</w:t>
+      </w:r>
+      <w:r>
+        <w:rPr>
+          <w:rFonts w:hint="eastAsia"/>
+        </w:rPr>
+        <w:t xml:space="preserve"> </w:t>
+      </w:r>
+      <w:r>
+        <w:t>A 1-cm increase in the</w:t>
+      </w:r>
+      <w:r>
+        <w:rPr>
+          <w:rFonts w:hint="eastAsia"/>
+        </w:rPr>
+        <w:t xml:space="preserve"> </w:t>
+      </w:r>
+      <w:r>
+        <w:t>shell width has an</w:t>
+      </w:r>
+      <w:r>
+        <w:rPr>
+          <w:rFonts w:hint="eastAsia"/>
+        </w:rPr>
+        <w:t xml:space="preserve"> </w:t>
+      </w:r>
+      <w:r>
+        <w:t>17.8% increase in the estimated mean number of satellites.</w:t>
+      </w:r>
+    </w:p>
+    <w:p>
+      <w:pPr>
+        <w:spacing w:line="300" w:lineRule="exact"/>
+        <w:rPr>
+          <w:rFonts w:ascii="Consolas" w:hAnsi="Consolas"/>
+          <w:highlight w:val="lightGray"/>
+        </w:rPr>
+      </w:pPr>
+      <w:r>
+        <w:rPr>
+          <w:rFonts w:ascii="Consolas" w:hAnsi="Consolas"/>
+          <w:highlight w:val="lightGray"/>
+        </w:rPr>
+        <w:t>```</w:t>
+      </w:r>
+    </w:p>
+    <w:p>
+      <w:pPr>
+        <w:spacing w:line="300" w:lineRule="exact"/>
+        <w:rPr>
+          <w:rFonts w:ascii="Consolas" w:hAnsi="Consolas"/>
+          <w:highlight w:val="lightGray"/>
+        </w:rPr>
+      </w:pPr>
+      <w:r>
+        <w:rPr>
+          <w:rFonts w:ascii="Consolas" w:hAnsi="Consolas"/>
+          <w:highlight w:val="lightGray"/>
+        </w:rPr>
+        <w:t xml:space="preserve">data &lt;- </w:t>
+      </w:r>
+      <w:proofErr w:type="spellStart"/>
+      <w:proofErr w:type="gramStart"/>
+      <w:r>
+        <w:rPr>
+          <w:rFonts w:ascii="Consolas" w:hAnsi="Consolas"/>
+          <w:highlight w:val="lightGray"/>
+        </w:rPr>
+        <w:t>read.table</w:t>
+      </w:r>
+      <w:proofErr w:type="spellEnd"/>
+      <w:proofErr w:type="gramEnd"/>
+      <w:r>
+        <w:rPr>
+          <w:rFonts w:ascii="Consolas" w:hAnsi="Consolas"/>
+          <w:highlight w:val="lightGray"/>
+        </w:rPr>
+        <w:t>(</w:t>
+      </w:r>
+      <w:r>
+        <w:rPr>
+          <w:rFonts w:ascii="Consolas" w:hAnsi="Consolas"/>
+          <w:highlight w:val="lightGray"/>
+        </w:rPr>
+        <w:t>“</w:t>
+      </w:r>
+      <w:r>
+        <w:rPr>
+          <w:rFonts w:ascii="Consolas" w:hAnsi="Consolas"/>
+          <w:highlight w:val="lightGray"/>
+        </w:rPr>
+        <w:t>horseshoe crab.txt",</w:t>
+      </w:r>
+      <w:r>
+        <w:rPr>
+          <w:rFonts w:ascii="Consolas" w:hAnsi="Consolas"/>
+          <w:highlight w:val="lightGray"/>
+        </w:rPr>
+        <w:t xml:space="preserve"> </w:t>
+      </w:r>
+      <w:r>
+        <w:rPr>
+          <w:rFonts w:ascii="Consolas" w:hAnsi="Consolas"/>
+          <w:highlight w:val="lightGray"/>
+        </w:rPr>
+        <w:t>header = T)</w:t>
+      </w:r>
+    </w:p>
+    <w:p>
+      <w:pPr>
+        <w:spacing w:line="300" w:lineRule="exact"/>
+        <w:rPr>
+          <w:rFonts w:ascii="Consolas" w:hAnsi="Consolas"/>
+          <w:highlight w:val="lightGray"/>
+        </w:rPr>
+      </w:pPr>
+      <w:r>
+        <w:rPr>
+          <w:rFonts w:ascii="Consolas" w:hAnsi="Consolas"/>
+          <w:highlight w:val="lightGray"/>
+        </w:rPr>
+        <w:t xml:space="preserve">fit &lt;- </w:t>
+      </w:r>
+      <w:proofErr w:type="spellStart"/>
+      <w:proofErr w:type="gramStart"/>
+      <w:r>
+        <w:rPr>
+          <w:rFonts w:ascii="Consolas" w:hAnsi="Consolas"/>
+          <w:highlight w:val="lightGray"/>
+        </w:rPr>
+        <w:t>glm</w:t>
+      </w:r>
+      <w:proofErr w:type="spellEnd"/>
+      <w:r>
+        <w:rPr>
+          <w:rFonts w:ascii="Consolas" w:hAnsi="Consolas"/>
+          <w:highlight w:val="lightGray"/>
+        </w:rPr>
+        <w:t>(</w:t>
+      </w:r>
+      <w:proofErr w:type="gramEnd"/>
+      <w:r>
+        <w:rPr>
+          <w:rFonts w:ascii="Consolas" w:hAnsi="Consolas"/>
+          <w:highlight w:val="lightGray"/>
+        </w:rPr>
+        <w:t xml:space="preserve">sat ~ width, family = </w:t>
+      </w:r>
+      <w:proofErr w:type="spellStart"/>
+      <w:r>
+        <w:rPr>
+          <w:rFonts w:ascii="Consolas" w:hAnsi="Consolas"/>
+          <w:highlight w:val="lightGray"/>
+        </w:rPr>
+        <w:t>poisson</w:t>
+      </w:r>
+      <w:proofErr w:type="spellEnd"/>
+      <w:r>
+        <w:rPr>
+          <w:rFonts w:ascii="Consolas" w:hAnsi="Consolas"/>
+          <w:highlight w:val="lightGray"/>
+        </w:rPr>
+        <w:t>(link=log), data = data)</w:t>
+      </w:r>
+    </w:p>
+    <w:p>
+      <w:pPr>
+        <w:spacing w:line="300" w:lineRule="exact"/>
+        <w:rPr>
+          <w:rFonts w:ascii="Consolas" w:hAnsi="Consolas"/>
+          <w:highlight w:val="lightGray"/>
+        </w:rPr>
+      </w:pPr>
+      <w:r>
+        <w:rPr>
+          <w:rFonts w:ascii="Consolas" w:hAnsi="Consolas"/>
+          <w:highlight w:val="lightGray"/>
+        </w:rPr>
+        <w:t>summary(fit)</w:t>
+      </w:r>
+    </w:p>
+    <w:p>
+      <w:pPr>
+        <w:spacing w:line="300" w:lineRule="exact"/>
+        <w:rPr>
+          <w:rFonts w:ascii="Consolas" w:hAnsi="Consolas"/>
+        </w:rPr>
+      </w:pPr>
+      <w:r>
+        <w:rPr>
+          <w:rFonts w:ascii="Consolas" w:hAnsi="Consolas"/>
+          <w:highlight w:val="lightGray"/>
+        </w:rPr>
+        <w:t>```</w:t>
+      </w:r>
+    </w:p>
+    <w:p>
+      <w:pPr>
+        <w:spacing w:line="276" w:lineRule="auto"/>
+        <w:rPr>
+          <w:rFonts w:ascii="Consolas" w:hAnsi="Consolas"/>
+        </w:rPr>
+      </w:pPr>
+    </w:p>
+    <w:p>
+      <w:pPr>
+        <w:spacing w:line="276" w:lineRule="auto"/>
+        <w:rPr>
+          <w:b/>
+          <w:bCs/>
+          <w:sz w:val="28"/>
+          <w:szCs w:val="24"/>
+        </w:rPr>
+      </w:pPr>
+      <w:r>
+        <w:rPr>
+          <w:rFonts w:hint="eastAsia"/>
+          <w:b/>
+          <w:bCs/>
+          <w:sz w:val="28"/>
+          <w:szCs w:val="24"/>
+        </w:rPr>
+        <w:t>3.4 Statistical inference and model checking</w:t>
+      </w:r>
+    </w:p>
+    <w:p>
+      <w:pPr>
+        <w:spacing w:line="276" w:lineRule="auto"/>
+        <w:rPr>
+          <w:rFonts w:hint="eastAsia"/>
+          <w:b/>
+          <w:bCs/>
+        </w:rPr>
+      </w:pPr>
+      <w:r>
+        <w:rPr>
+          <w:rFonts w:hint="eastAsia"/>
+          <w:b/>
+          <w:bCs/>
+          <w:sz w:val="28"/>
+          <w:szCs w:val="24"/>
+        </w:rPr>
+        <w:t xml:space="preserve">3.4.1 </w:t>
+      </w:r>
+      <w:r>
+        <w:rPr>
+          <w:b/>
+          <w:bCs/>
+          <w:sz w:val="28"/>
+          <w:szCs w:val="24"/>
+        </w:rPr>
+        <w:t xml:space="preserve">Wald, Likelihood-Ratio, and Score Inference </w:t>
+      </w:r>
+      <w:r>
+        <w:rPr>
+          <w:rFonts w:hint="eastAsia"/>
+          <w:b/>
+          <w:bCs/>
+          <w:sz w:val="28"/>
+          <w:szCs w:val="24"/>
+        </w:rPr>
+        <w:t>u</w:t>
+      </w:r>
+      <w:r>
+        <w:rPr>
+          <w:b/>
+          <w:bCs/>
+          <w:sz w:val="28"/>
+          <w:szCs w:val="24"/>
+        </w:rPr>
+        <w:t>se the</w:t>
+      </w:r>
+      <w:r>
+        <w:rPr>
+          <w:rFonts w:hint="eastAsia"/>
+          <w:b/>
+          <w:bCs/>
+          <w:sz w:val="28"/>
+          <w:szCs w:val="24"/>
+        </w:rPr>
+        <w:t xml:space="preserve"> l</w:t>
+      </w:r>
+      <w:r>
+        <w:rPr>
+          <w:b/>
+          <w:bCs/>
+          <w:sz w:val="28"/>
+          <w:szCs w:val="24"/>
+        </w:rPr>
+        <w:t xml:space="preserve">ikelihood </w:t>
+      </w:r>
+      <w:proofErr w:type="gramStart"/>
+      <w:r>
+        <w:rPr>
+          <w:b/>
+          <w:bCs/>
+          <w:sz w:val="28"/>
+          <w:szCs w:val="24"/>
+        </w:rPr>
+        <w:t>function</w:t>
+      </w:r>
+      <w:proofErr w:type="gramEnd"/>
+      <w:r>
+        <w:rPr>
+          <w:rFonts w:hint="eastAsia"/>
+          <w:b/>
+          <w:bCs/>
+        </w:rPr>
+        <w:t xml:space="preserve"> </w:t>
+      </w:r>
+    </w:p>
+    <w:p>
+      <w:pPr>
+        <w:spacing w:line="276" w:lineRule="auto"/>
+        <w:ind w:firstLine="480"/>
+      </w:pPr>
+      <w:r>
+        <w:t>For a GLM</w:t>
+      </w:r>
+      <w:r>
+        <w:rPr>
+          <w:rFonts w:hint="eastAsia"/>
+        </w:rPr>
+        <w:t xml:space="preserve"> </w:t>
+      </w:r>
+      <w:r>
+        <w:t xml:space="preserve">with a single explanatory variable </w:t>
+      </w:r>
+      <m:oMath>
+        <m:r>
+          <w:rPr>
+            <w:rFonts w:ascii="Cambria Math" w:hAnsi="Cambria Math"/>
+          </w:rPr>
+          <m:t>x</m:t>
+        </m:r>
+      </m:oMath>
+      <w:r>
+        <w:t xml:space="preserve">, consider the hypothesis </w:t>
+      </w:r>
+      <m:oMath>
+        <m:sSub>
+          <m:sSubPr>
+            <m:ctrlPr>
+              <w:rPr>
+                <w:rFonts w:ascii="Cambria Math" w:hAnsi="Cambria Math"/>
+                <w:i/>
+              </w:rPr>
+            </m:ctrlPr>
+          </m:sSubPr>
+          <m:e>
+            <m:r>
+              <w:rPr>
+                <w:rFonts w:ascii="Cambria Math" w:hAnsi="Cambria Math"/>
+              </w:rPr>
+              <m:t>H</m:t>
+            </m:r>
+          </m:e>
+          <m:sub>
+            <m:r>
+              <w:rPr>
+                <w:rFonts w:ascii="Cambria Math" w:hAnsi="Cambria Math"/>
+              </w:rPr>
+              <m:t>0</m:t>
+            </m:r>
+          </m:sub>
+        </m:sSub>
+        <m:r>
+          <w:rPr>
+            <w:rFonts w:ascii="Cambria Math" w:hAnsi="Cambria Math"/>
+          </w:rPr>
+          <m:t>:β=0</m:t>
+        </m:r>
+      </m:oMath>
+      <w:r>
+        <w:rPr>
+          <w:rFonts w:hint="eastAsia"/>
+        </w:rPr>
+        <w:t xml:space="preserve"> </w:t>
+      </w:r>
+      <w:r>
+        <w:t xml:space="preserve">that </w:t>
+      </w:r>
+      <m:oMath>
+        <m:r>
+          <w:rPr>
+            <w:rFonts w:ascii="Cambria Math" w:hAnsi="Cambria Math"/>
+          </w:rPr>
+          <m:t>x</m:t>
+        </m:r>
+      </m:oMath>
+      <w:r>
+        <w:rPr>
+          <w:rFonts w:hint="eastAsia"/>
+        </w:rPr>
+        <w:t xml:space="preserve"> </w:t>
+      </w:r>
+      <w:r>
+        <w:t xml:space="preserve">has no effect on the response variable. </w:t>
+      </w:r>
+    </w:p>
+    <w:p>
+      <w:pPr>
+        <w:spacing w:line="276" w:lineRule="auto"/>
+        <w:ind w:firstLine="480"/>
+      </w:pPr>
+      <w:r>
+        <w:t>The Wald test statistic is</w:t>
+      </w:r>
+      <w:r>
+        <w:rPr>
+          <w:rFonts w:hint="eastAsia"/>
+        </w:rPr>
+        <w:t xml:space="preserve"> </w:t>
+      </w:r>
+      <m:oMath>
+        <m:r>
+          <w:rPr>
+            <w:rFonts w:ascii="Cambria Math" w:hAnsi="Cambria Math"/>
+          </w:rPr>
+          <m:t>z=</m:t>
+        </m:r>
+        <m:acc>
+          <m:accPr>
+            <m:ctrlPr>
+              <w:rPr>
+                <w:rFonts w:ascii="Cambria Math" w:hAnsi="Cambria Math"/>
+                <w:i/>
+              </w:rPr>
+            </m:ctrlPr>
+          </m:accPr>
+          <m:e>
+            <m:r>
+              <w:rPr>
+                <w:rFonts w:ascii="Cambria Math" w:hAnsi="Cambria Math"/>
+              </w:rPr>
+              <m:t>β</m:t>
+            </m:r>
+          </m:e>
+        </m:acc>
+        <m:r>
+          <w:rPr>
+            <w:rFonts w:ascii="Cambria Math" w:hAnsi="Cambria Math"/>
+          </w:rPr>
+          <m:t>/SE</m:t>
+        </m:r>
+      </m:oMath>
+      <w:r>
+        <w:rPr>
+          <w:rFonts w:hint="eastAsia"/>
+        </w:rPr>
+        <w:t xml:space="preserve">, </w:t>
+      </w:r>
+      <w:r>
+        <w:t xml:space="preserve">where SE is the unrestricted standard error of </w:t>
+      </w:r>
+      <m:oMath>
+        <m:acc>
+          <m:accPr>
+            <m:ctrlPr>
+              <w:rPr>
+                <w:rFonts w:ascii="Cambria Math" w:hAnsi="Cambria Math"/>
+                <w:i/>
+              </w:rPr>
+            </m:ctrlPr>
+          </m:accPr>
+          <m:e>
+            <m:r>
+              <w:rPr>
+                <w:rFonts w:ascii="Cambria Math" w:hAnsi="Cambria Math"/>
+              </w:rPr>
+              <m:t>β</m:t>
+            </m:r>
+          </m:e>
+        </m:acc>
+      </m:oMath>
+      <w:r>
+        <w:rPr>
+          <w:rFonts w:hint="eastAsia"/>
+        </w:rPr>
+        <w:t>.</w:t>
+      </w:r>
+    </w:p>
+    <w:p>
+      <w:pPr>
+        <w:spacing w:line="276" w:lineRule="auto"/>
+        <w:ind w:firstLine="480"/>
+        <w:rPr>
+          <w:rFonts w:hint="eastAsia"/>
+        </w:rPr>
+      </w:pPr>
+      <w:r>
+        <w:t>For the likelihood-ratio approach</w:t>
+      </w:r>
+      <w:r>
+        <w:rPr>
+          <w:rFonts w:hint="eastAsia"/>
+        </w:rPr>
+        <w:t>, t</w:t>
+      </w:r>
+      <w:r>
+        <w:t>he</w:t>
+      </w:r>
+      <w:r>
+        <w:rPr>
+          <w:rFonts w:hint="eastAsia"/>
+        </w:rPr>
+        <w:t xml:space="preserve"> </w:t>
+      </w:r>
+      <w:r>
+        <w:t>likelihood-ratio test statistic</w:t>
+      </w:r>
+      <w:r>
+        <w:rPr>
+          <w:rFonts w:hint="eastAsia"/>
+        </w:rPr>
+        <w:t xml:space="preserve"> </w:t>
+      </w:r>
+      <w:r>
+        <w:t>equals</w:t>
+      </w:r>
+    </w:p>
+    <w:p>
+      <w:pPr>
+        <w:spacing w:line="276" w:lineRule="auto"/>
+      </w:pPr>
+      <m:oMathPara>
+        <m:oMath>
+          <m:r>
+            <w:rPr>
+              <w:rFonts w:ascii="Cambria Math" w:hAnsi="Cambria Math"/>
+            </w:rPr>
+            <m:t>2</m:t>
+          </m:r>
+          <m:func>
+            <m:funcPr>
+              <m:ctrlPr>
+                <w:rPr>
+                  <w:rFonts w:ascii="Cambria Math" w:hAnsi="Cambria Math"/>
+                  <w:i/>
+                </w:rPr>
+              </m:ctrlPr>
+            </m:funcPr>
+            <m:fName>
+              <m:r>
+                <m:rPr>
+                  <m:sty m:val="p"/>
+                </m:rPr>
+                <w:rPr>
+                  <w:rFonts w:ascii="Cambria Math" w:hAnsi="Cambria Math"/>
+                </w:rPr>
+                <m:t>log</m:t>
+              </m:r>
+            </m:fName>
+            <m:e>
+              <m:r>
+                <w:rPr>
+                  <w:rFonts w:ascii="Cambria Math" w:hAnsi="Cambria Math"/>
+                </w:rPr>
+                <m:t>(</m:t>
+              </m:r>
+              <m:sSub>
+                <m:sSubPr>
+                  <m:ctrlPr>
+                    <w:rPr>
+                      <w:rFonts w:ascii="Cambria Math" w:hAnsi="Cambria Math"/>
+                      <w:i/>
+                    </w:rPr>
+                  </m:ctrlPr>
+                </m:sSubPr>
+                <m:e>
+                  <m:r>
+                    <m:rPr>
+                      <m:scr m:val="script"/>
+                    </m:rPr>
+                    <w:rPr>
+                      <w:rFonts w:ascii="Cambria Math" w:hAnsi="Cambria Math"/>
+                    </w:rPr>
+                    <m:t>l</m:t>
+                  </m:r>
+                </m:e>
+                <m:sub>
+                  <m:r>
+                    <w:rPr>
+                      <w:rFonts w:ascii="Cambria Math" w:hAnsi="Cambria Math"/>
+                    </w:rPr>
+                    <m:t>1</m:t>
+                  </m:r>
+                </m:sub>
+              </m:sSub>
+              <m:r>
+                <w:rPr>
+                  <w:rFonts w:ascii="Cambria Math" w:hAnsi="Cambria Math"/>
+                </w:rPr>
+                <m:t>/</m:t>
+              </m:r>
+              <m:sSub>
+                <m:sSubPr>
+                  <m:ctrlPr>
+                    <w:rPr>
+                      <w:rFonts w:ascii="Cambria Math" w:hAnsi="Cambria Math"/>
+                      <w:i/>
+                    </w:rPr>
+                  </m:ctrlPr>
+                </m:sSubPr>
+                <m:e>
+                  <m:r>
+                    <m:rPr>
+                      <m:scr m:val="script"/>
+                    </m:rPr>
+                    <w:rPr>
+                      <w:rFonts w:ascii="Cambria Math" w:hAnsi="Cambria Math"/>
+                    </w:rPr>
+                    <m:t>l</m:t>
+                  </m:r>
+                </m:e>
+                <m:sub>
+                  <m:r>
+                    <w:rPr>
+                      <w:rFonts w:ascii="Cambria Math" w:hAnsi="Cambria Math"/>
+                    </w:rPr>
+                    <m:t>0</m:t>
+                  </m:r>
+                </m:sub>
+              </m:sSub>
+              <m:r>
+                <w:rPr>
+                  <w:rFonts w:ascii="Cambria Math" w:hAnsi="Cambria Math"/>
+                </w:rPr>
+                <m:t>)</m:t>
+              </m:r>
+            </m:e>
+          </m:func>
+          <m:r>
+            <w:rPr>
+              <w:rFonts w:ascii="Cambria Math" w:hAnsi="Cambria Math"/>
+            </w:rPr>
+            <m:t>=2</m:t>
+          </m:r>
+          <m:d>
+            <m:dPr>
+              <m:begChr m:val="["/>
+              <m:endChr m:val="]"/>
+              <m:ctrlPr>
+                <w:rPr>
+                  <w:rFonts w:ascii="Cambria Math" w:hAnsi="Cambria Math"/>
+                  <w:i/>
+                </w:rPr>
+              </m:ctrlPr>
+            </m:dPr>
+            <m:e>
+              <m:func>
+                <m:funcPr>
+                  <m:ctrlPr>
+                    <w:rPr>
+                      <w:rFonts w:ascii="Cambria Math" w:hAnsi="Cambria Math"/>
+                      <w:i/>
+                    </w:rPr>
+                  </m:ctrlPr>
+                </m:funcPr>
+                <m:fName>
+                  <m:r>
+                    <m:rPr>
+                      <m:sty m:val="p"/>
+                    </m:rPr>
+                    <w:rPr>
+                      <w:rFonts w:ascii="Cambria Math" w:hAnsi="Cambria Math"/>
+                    </w:rPr>
+                    <m:t>log</m:t>
+                  </m:r>
+                </m:fName>
+                <m:e>
+                  <m:d>
+                    <m:dPr>
+                      <m:ctrlPr>
+                        <w:rPr>
+                          <w:rFonts w:ascii="Cambria Math" w:hAnsi="Cambria Math"/>
+                          <w:i/>
+                        </w:rPr>
+                      </m:ctrlPr>
+                    </m:dPr>
+                    <m:e>
+                      <m:sSub>
+                        <m:sSubPr>
+                          <m:ctrlPr>
+                            <w:rPr>
+                              <w:rFonts w:ascii="Cambria Math" w:hAnsi="Cambria Math"/>
+                              <w:i/>
+                            </w:rPr>
+                          </m:ctrlPr>
+                        </m:sSubPr>
+                        <m:e>
+                          <m:r>
+                            <m:rPr>
+                              <m:scr m:val="script"/>
+                            </m:rPr>
+                            <w:rPr>
+                              <w:rFonts w:ascii="Cambria Math" w:hAnsi="Cambria Math"/>
+                            </w:rPr>
+                            <m:t>l</m:t>
+                          </m:r>
+                        </m:e>
+                        <m:sub>
+                          <m:r>
+                            <w:rPr>
+                              <w:rFonts w:ascii="Cambria Math" w:hAnsi="Cambria Math"/>
+                            </w:rPr>
+                            <m:t>1</m:t>
+                          </m:r>
+                        </m:sub>
+                      </m:sSub>
+                    </m:e>
+                  </m:d>
+                </m:e>
+              </m:func>
+              <m:r>
+                <w:rPr>
+                  <w:rFonts w:ascii="Cambria Math" w:hAnsi="Cambria Math"/>
+                </w:rPr>
+                <m:t>-</m:t>
+              </m:r>
+              <m:func>
+                <m:funcPr>
+                  <m:ctrlPr>
+                    <w:rPr>
+                      <w:rFonts w:ascii="Cambria Math" w:hAnsi="Cambria Math"/>
+                      <w:i/>
+                    </w:rPr>
+                  </m:ctrlPr>
+                </m:funcPr>
+                <m:fName>
+                  <m:r>
+                    <m:rPr>
+                      <m:sty m:val="p"/>
+                    </m:rPr>
+                    <w:rPr>
+                      <w:rFonts w:ascii="Cambria Math" w:hAnsi="Cambria Math"/>
+                    </w:rPr>
+                    <m:t>log</m:t>
+                  </m:r>
+                </m:fName>
+                <m:e>
+                  <m:d>
+                    <m:dPr>
+                      <m:ctrlPr>
+                        <w:rPr>
+                          <w:rFonts w:ascii="Cambria Math" w:hAnsi="Cambria Math"/>
+                          <w:i/>
+                        </w:rPr>
+                      </m:ctrlPr>
+                    </m:dPr>
+                    <m:e>
+                      <m:sSub>
+                        <m:sSubPr>
+                          <m:ctrlPr>
+                            <w:rPr>
+                              <w:rFonts w:ascii="Cambria Math" w:hAnsi="Cambria Math"/>
+                              <w:i/>
+                            </w:rPr>
+                          </m:ctrlPr>
+                        </m:sSubPr>
+                        <m:e>
+                          <m:r>
+                            <m:rPr>
+                              <m:scr m:val="script"/>
+                            </m:rPr>
+                            <w:rPr>
+                              <w:rFonts w:ascii="Cambria Math" w:hAnsi="Cambria Math"/>
+                            </w:rPr>
+                            <m:t>l</m:t>
+                          </m:r>
+                        </m:e>
+                        <m:sub>
+                          <m:r>
+                            <w:rPr>
+                              <w:rFonts w:ascii="Cambria Math" w:hAnsi="Cambria Math"/>
+                            </w:rPr>
+                            <m:t>0</m:t>
+                          </m:r>
+                        </m:sub>
+                      </m:sSub>
+                    </m:e>
+                  </m:d>
+                </m:e>
+              </m:func>
+            </m:e>
+          </m:d>
+          <m:r>
+            <w:rPr>
+              <w:rFonts w:ascii="Cambria Math" w:hAnsi="Cambria Math"/>
+            </w:rPr>
+            <m:t>=2</m:t>
+          </m:r>
+          <m:d>
+            <m:dPr>
+              <m:ctrlPr>
+                <w:rPr>
+                  <w:rFonts w:ascii="Cambria Math" w:hAnsi="Cambria Math"/>
+                  <w:i/>
+                </w:rPr>
+              </m:ctrlPr>
+            </m:dPr>
+            <m:e>
+              <m:sSub>
+                <m:sSubPr>
+                  <m:ctrlPr>
+                    <w:rPr>
+                      <w:rFonts w:ascii="Cambria Math" w:hAnsi="Cambria Math"/>
+                      <w:i/>
+                    </w:rPr>
+                  </m:ctrlPr>
+                </m:sSubPr>
+                <m:e>
+                  <m:r>
+                    <w:rPr>
+                      <w:rFonts w:ascii="Cambria Math" w:hAnsi="Cambria Math"/>
+                    </w:rPr>
+                    <m:t>L</m:t>
+                  </m:r>
+                </m:e>
+                <m:sub>
+                  <m:r>
+                    <w:rPr>
+                      <w:rFonts w:ascii="Cambria Math" w:hAnsi="Cambria Math"/>
+                    </w:rPr>
+                    <m:t>1</m:t>
+                  </m:r>
+                </m:sub>
+              </m:sSub>
+              <m:r>
+                <w:rPr>
+                  <w:rFonts w:ascii="Cambria Math" w:hAnsi="Cambria Math"/>
+                </w:rPr>
+                <m:t>-</m:t>
+              </m:r>
+              <m:sSub>
+                <m:sSubPr>
+                  <m:ctrlPr>
+                    <w:rPr>
+                      <w:rFonts w:ascii="Cambria Math" w:hAnsi="Cambria Math"/>
+                      <w:i/>
+                    </w:rPr>
+                  </m:ctrlPr>
+                </m:sSubPr>
+                <m:e>
+                  <m:r>
+                    <w:rPr>
+                      <w:rFonts w:ascii="Cambria Math" w:hAnsi="Cambria Math"/>
+                    </w:rPr>
+                    <m:t>L</m:t>
+                  </m:r>
+                </m:e>
+                <m:sub>
+                  <m:r>
+                    <w:rPr>
+                      <w:rFonts w:ascii="Cambria Math" w:hAnsi="Cambria Math"/>
+                    </w:rPr>
+                    <m:t>0</m:t>
+                  </m:r>
+                </m:sub>
+              </m:sSub>
+            </m:e>
+          </m:d>
+          <m:r>
+            <w:rPr>
+              <w:rFonts w:ascii="Cambria Math" w:hAnsi="Cambria Math"/>
+            </w:rPr>
+            <m:t>.</m:t>
+          </m:r>
+        </m:oMath>
+      </m:oMathPara>
+    </w:p>
+    <w:p>
+      <w:pPr>
+        <w:spacing w:line="276" w:lineRule="auto"/>
+      </w:pPr>
+      <w:r>
+        <w:rPr>
+          <w:rFonts w:hint="eastAsia"/>
+        </w:rPr>
+        <w:t>where</w:t>
+      </w:r>
+      <w:r>
+        <w:rPr>
+          <w:rFonts w:hint="eastAsia"/>
+        </w:rPr>
+        <w:t xml:space="preserve"> </w:t>
+      </w:r>
+      <m:oMath>
+        <m:sSub>
+          <m:sSubPr>
+            <m:ctrlPr>
+              <w:rPr>
+                <w:rFonts w:ascii="Cambria Math" w:hAnsi="Cambria Math"/>
+                <w:i/>
+              </w:rPr>
+            </m:ctrlPr>
+          </m:sSubPr>
+          <m:e>
+            <m:r>
+              <m:rPr>
+                <m:scr m:val="script"/>
+              </m:rPr>
+              <w:rPr>
+                <w:rFonts w:ascii="Cambria Math" w:hAnsi="Cambria Math"/>
+              </w:rPr>
+              <m:t>l</m:t>
+            </m:r>
+          </m:e>
+          <m:sub>
+            <m:r>
+              <w:rPr>
+                <w:rFonts w:ascii="Cambria Math" w:hAnsi="Cambria Math"/>
+              </w:rPr>
+              <m:t>0</m:t>
+            </m:r>
+          </m:sub>
+        </m:sSub>
+      </m:oMath>
+      <w:r>
+        <w:rPr>
+          <w:rFonts w:hint="eastAsia"/>
+        </w:rPr>
+        <w:t xml:space="preserve"> and </w:t>
+      </w:r>
+      <m:oMath>
+        <m:sSub>
+          <m:sSubPr>
+            <m:ctrlPr>
+              <w:rPr>
+                <w:rFonts w:ascii="Cambria Math" w:hAnsi="Cambria Math"/>
+                <w:i/>
+              </w:rPr>
+            </m:ctrlPr>
+          </m:sSubPr>
+          <m:e>
+            <m:r>
+              <m:rPr>
+                <m:scr m:val="script"/>
+              </m:rPr>
+              <w:rPr>
+                <w:rFonts w:ascii="Cambria Math" w:hAnsi="Cambria Math"/>
+              </w:rPr>
+              <m:t>l</m:t>
+            </m:r>
+          </m:e>
+          <m:sub>
+            <m:r>
+              <w:rPr>
+                <w:rFonts w:ascii="Cambria Math" w:hAnsi="Cambria Math"/>
+              </w:rPr>
+              <m:t>1</m:t>
+            </m:r>
+          </m:sub>
+        </m:sSub>
+      </m:oMath>
+      <w:r>
+        <w:rPr>
+          <w:rFonts w:hint="eastAsia"/>
+        </w:rPr>
+        <w:t xml:space="preserve"> denote </w:t>
+      </w:r>
+      <w:r>
+        <w:t>the maximized value of the likelihood function</w:t>
+      </w:r>
+      <w:r>
+        <w:rPr>
+          <w:rFonts w:hint="eastAsia"/>
+        </w:rPr>
+        <w:t>,</w:t>
+      </w:r>
+      <w:r>
+        <w:rPr>
+          <w:rFonts w:hint="eastAsia"/>
+        </w:rPr>
+        <w:t xml:space="preserve"> </w:t>
+      </w:r>
+      <m:oMath>
+        <m:sSub>
+          <m:sSubPr>
+            <m:ctrlPr>
+              <w:rPr>
+                <w:rFonts w:ascii="Cambria Math" w:hAnsi="Cambria Math"/>
+                <w:i/>
+              </w:rPr>
+            </m:ctrlPr>
+          </m:sSubPr>
+          <m:e>
+            <m:r>
+              <w:rPr>
+                <w:rFonts w:ascii="Cambria Math" w:hAnsi="Cambria Math"/>
+              </w:rPr>
+              <m:t>L</m:t>
+            </m:r>
+          </m:e>
+          <m:sub>
+            <m:r>
+              <w:rPr>
+                <w:rFonts w:ascii="Cambria Math" w:hAnsi="Cambria Math"/>
+              </w:rPr>
+              <m:t>0</m:t>
+            </m:r>
+          </m:sub>
+        </m:sSub>
+      </m:oMath>
+      <w:r>
+        <w:rPr>
+          <w:rFonts w:hint="eastAsia"/>
+        </w:rPr>
+        <w:t xml:space="preserve"> and </w:t>
+      </w:r>
+      <m:oMath>
+        <m:sSub>
+          <m:sSubPr>
+            <m:ctrlPr>
+              <w:rPr>
+                <w:rFonts w:ascii="Cambria Math" w:hAnsi="Cambria Math"/>
+                <w:i/>
+              </w:rPr>
+            </m:ctrlPr>
+          </m:sSubPr>
+          <m:e>
+            <m:r>
+              <w:rPr>
+                <w:rFonts w:ascii="Cambria Math" w:hAnsi="Cambria Math"/>
+              </w:rPr>
+              <m:t>L</m:t>
+            </m:r>
+          </m:e>
+          <m:sub>
+            <m:r>
+              <w:rPr>
+                <w:rFonts w:ascii="Cambria Math" w:hAnsi="Cambria Math"/>
+              </w:rPr>
+              <m:t>1</m:t>
+            </m:r>
+          </m:sub>
+        </m:sSub>
+      </m:oMath>
+      <w:r>
+        <w:rPr>
+          <w:rFonts w:hint="eastAsia"/>
+        </w:rPr>
+        <w:t xml:space="preserve"> denote the </w:t>
+      </w:r>
+      <w:r>
+        <w:t>maximized log-likelihood functions</w:t>
+      </w:r>
+      <w:r>
+        <w:rPr>
+          <w:rFonts w:hint="eastAsia"/>
+        </w:rPr>
+        <w:t xml:space="preserve">. Under </w:t>
+      </w:r>
+      <m:oMath>
+        <m:sSub>
+          <m:sSubPr>
+            <m:ctrlPr>
+              <w:rPr>
+                <w:rFonts w:ascii="Cambria Math" w:hAnsi="Cambria Math"/>
+                <w:i/>
+              </w:rPr>
+            </m:ctrlPr>
+          </m:sSubPr>
+          <m:e>
+            <m:r>
+              <w:rPr>
+                <w:rFonts w:ascii="Cambria Math" w:hAnsi="Cambria Math"/>
+              </w:rPr>
+              <m:t>H</m:t>
+            </m:r>
+          </m:e>
+          <m:sub>
+            <m:r>
+              <w:rPr>
+                <w:rFonts w:ascii="Cambria Math" w:hAnsi="Cambria Math"/>
+              </w:rPr>
+              <m:t>0</m:t>
+            </m:r>
+          </m:sub>
+        </m:sSub>
+        <m:r>
+          <w:rPr>
+            <w:rFonts w:ascii="Cambria Math" w:hAnsi="Cambria Math"/>
+          </w:rPr>
+          <m:t>:β=0</m:t>
+        </m:r>
+      </m:oMath>
+      <w:r>
+        <w:rPr>
+          <w:rFonts w:hint="eastAsia"/>
+        </w:rPr>
+        <w:t xml:space="preserve">, </w:t>
+      </w:r>
+      <w:r>
+        <w:t>this</w:t>
+      </w:r>
+      <w:r>
+        <w:rPr>
+          <w:rFonts w:hint="eastAsia"/>
+        </w:rPr>
+        <w:t xml:space="preserve"> </w:t>
+      </w:r>
+      <w:r>
+        <w:t>test statistic has an approximate</w:t>
+      </w:r>
+      <w:r>
+        <w:rPr>
+          <w:rFonts w:hint="eastAsia"/>
+        </w:rPr>
+        <w:t xml:space="preserve"> </w:t>
+      </w:r>
+      <m:oMath>
+        <m:sSubSup>
+          <m:sSubSupPr>
+            <m:ctrlPr>
+              <w:rPr>
+                <w:rFonts w:ascii="Cambria Math" w:hAnsi="Cambria Math"/>
+                <w:i/>
+              </w:rPr>
+            </m:ctrlPr>
+          </m:sSubSupPr>
+          <m:e>
+            <m:r>
+              <w:rPr>
+                <w:rFonts w:ascii="Cambria Math" w:hAnsi="Cambria Math"/>
+              </w:rPr>
+              <m:t>χ</m:t>
+            </m:r>
+          </m:e>
+          <m:sub>
+            <m:r>
+              <w:rPr>
+                <w:rFonts w:ascii="Cambria Math" w:hAnsi="Cambria Math"/>
+              </w:rPr>
+              <m:t>1</m:t>
+            </m:r>
+          </m:sub>
+          <m:sup>
+            <m:r>
+              <w:rPr>
+                <w:rFonts w:ascii="Cambria Math" w:hAnsi="Cambria Math"/>
+              </w:rPr>
+              <m:t>2</m:t>
+            </m:r>
+          </m:sup>
+        </m:sSubSup>
+      </m:oMath>
+      <w:r>
+        <w:t>.</w:t>
+      </w:r>
+    </w:p>
+    <w:p>
+      <w:pPr>
+        <w:spacing w:line="276" w:lineRule="auto"/>
+        <w:ind w:firstLine="480"/>
+      </w:pPr>
+      <w:r>
+        <w:rPr>
+          <w:rFonts w:hint="eastAsia"/>
+        </w:rPr>
+        <w:t xml:space="preserve">The Wald 95% confidence interval for </w:t>
+      </w:r>
+      <m:oMath>
+        <m:r>
+          <w:rPr>
+            <w:rFonts w:ascii="Cambria Math" w:hAnsi="Cambria Math"/>
+          </w:rPr>
+          <m:t>β</m:t>
+        </m:r>
+      </m:oMath>
+      <w:r>
+        <w:rPr>
+          <w:rFonts w:hint="eastAsia"/>
+        </w:rPr>
+        <w:t xml:space="preserve"> </w:t>
+      </w:r>
+      <w:proofErr w:type="gramStart"/>
+      <w:r>
+        <w:rPr>
+          <w:rFonts w:hint="eastAsia"/>
+        </w:rPr>
+        <w:t>is</w:t>
+      </w:r>
+      <w:proofErr w:type="gramEnd"/>
+      <w:r>
+        <w:rPr>
+          <w:rFonts w:hint="eastAsia"/>
+        </w:rPr>
+        <w:t xml:space="preserve"> </w:t>
+      </w:r>
+    </w:p>
+    <w:p>
+      <w:pPr>
+        <w:spacing w:line="276" w:lineRule="auto"/>
+        <w:ind w:firstLine="480"/>
+      </w:pPr>
+      <m:oMathPara>
+        <m:oMath>
+          <m:acc>
+            <m:accPr>
+              <m:ctrlPr>
+                <w:rPr>
+                  <w:rFonts w:ascii="Cambria Math" w:hAnsi="Cambria Math"/>
+                  <w:i/>
+                </w:rPr>
+              </m:ctrlPr>
+            </m:accPr>
+            <m:e>
+              <m:r>
+                <w:rPr>
+                  <w:rFonts w:ascii="Cambria Math" w:hAnsi="Cambria Math"/>
+                </w:rPr>
+                <m:t>β</m:t>
+              </m:r>
+            </m:e>
+          </m:acc>
+          <m:r>
+            <w:rPr>
+              <w:rFonts w:ascii="Cambria Math" w:hAnsi="Cambria Math"/>
+            </w:rPr>
+            <m:t>±</m:t>
+          </m:r>
+          <m:sSub>
+            <m:sSubPr>
+              <m:ctrlPr>
+                <w:rPr>
+                  <w:rFonts w:ascii="Cambria Math" w:hAnsi="Cambria Math"/>
+                  <w:i/>
+                </w:rPr>
+              </m:ctrlPr>
+            </m:sSubPr>
+            <m:e>
+              <m:r>
+                <w:rPr>
+                  <w:rFonts w:ascii="Cambria Math" w:hAnsi="Cambria Math"/>
+                </w:rPr>
+                <m:t>z</m:t>
+              </m:r>
+            </m:e>
+            <m:sub>
+              <m:r>
+                <w:rPr>
+                  <w:rFonts w:ascii="Cambria Math" w:hAnsi="Cambria Math"/>
+                </w:rPr>
+                <m:t>α/2</m:t>
+              </m:r>
+            </m:sub>
+          </m:sSub>
+          <m:r>
+            <w:rPr>
+              <w:rFonts w:ascii="Cambria Math" w:hAnsi="Cambria Math"/>
+            </w:rPr>
+            <m:t>(SE)</m:t>
+          </m:r>
+        </m:oMath>
+      </m:oMathPara>
+    </w:p>
+    <w:p>
+      <w:pPr>
+        <w:spacing w:line="276" w:lineRule="auto"/>
+        <w:ind w:firstLine="480"/>
+      </w:pPr>
+      <w:r>
+        <w:t xml:space="preserve">The likelihood-ratio test-based confidence interval for </w:t>
+      </w:r>
+      <m:oMath>
+        <m:r>
+          <w:rPr>
+            <w:rFonts w:ascii="Cambria Math" w:hAnsi="Cambria Math"/>
+          </w:rPr>
+          <m:t>β</m:t>
+        </m:r>
+      </m:oMath>
+      <w:r>
+        <w:t xml:space="preserve"> is called a </w:t>
+      </w:r>
+      <w:r>
+        <w:t>“</w:t>
+      </w:r>
+      <w:r>
+        <w:t>profile likelihood confidence interval</w:t>
+      </w:r>
+      <w:r>
+        <w:t>”</w:t>
+      </w:r>
+      <w:r>
+        <w:t>.</w:t>
+      </w:r>
+    </w:p>
+    <w:p>
+      <w:pPr>
+        <w:spacing w:line="276" w:lineRule="auto"/>
+        <w:rPr>
+          <w:b/>
+          <w:bCs/>
+          <w:sz w:val="28"/>
+          <w:szCs w:val="24"/>
+        </w:rPr>
+      </w:pPr>
+      <w:r>
+        <w:rPr>
+          <w:rFonts w:hint="eastAsia"/>
+          <w:b/>
+          <w:bCs/>
+          <w:sz w:val="28"/>
+          <w:szCs w:val="24"/>
+        </w:rPr>
+        <w:t xml:space="preserve">3.4.2 Example: </w:t>
+      </w:r>
+      <w:r>
+        <w:rPr>
+          <w:b/>
+          <w:bCs/>
+          <w:sz w:val="28"/>
+          <w:szCs w:val="24"/>
+        </w:rPr>
+        <w:t>Political Ideology and Belief in Evolution</w:t>
+      </w:r>
+    </w:p>
+    <w:p>
+      <w:pPr>
+        <w:spacing w:line="276" w:lineRule="auto"/>
+        <w:ind w:firstLine="480"/>
+      </w:pPr>
+      <w:r>
+        <w:t xml:space="preserve">Let </w:t>
+      </w:r>
+      <m:oMath>
+        <m:r>
+          <w:rPr>
+            <w:rFonts w:ascii="Cambria Math" w:hAnsi="Cambria Math"/>
+          </w:rPr>
+          <m:t>y=</m:t>
+        </m:r>
+        <m:r>
+          <m:rPr>
+            <m:sty m:val="p"/>
+          </m:rPr>
+          <w:rPr>
+            <w:rFonts w:ascii="Cambria Math" w:hAnsi="Cambria Math"/>
+          </w:rPr>
+          <m:t>option about evolutoin</m:t>
+        </m:r>
+        <m:r>
+          <w:rPr>
+            <w:rFonts w:ascii="Cambria Math" w:hAnsi="Cambria Math"/>
+          </w:rPr>
+          <m:t xml:space="preserve"> </m:t>
+        </m:r>
+        <m:d>
+          <m:dPr>
+            <m:ctrlPr>
+              <w:rPr>
+                <w:rFonts w:ascii="Cambria Math" w:hAnsi="Cambria Math"/>
+                <w:i/>
+              </w:rPr>
+            </m:ctrlPr>
+          </m:dPr>
+          <m:e>
+            <m:r>
+              <w:rPr>
+                <w:rFonts w:ascii="Cambria Math" w:hAnsi="Cambria Math"/>
+              </w:rPr>
+              <m:t>1=</m:t>
+            </m:r>
+            <m:r>
+              <m:rPr>
+                <m:sty m:val="p"/>
+              </m:rPr>
+              <w:rPr>
+                <w:rFonts w:ascii="Cambria Math" w:hAnsi="Cambria Math"/>
+              </w:rPr>
+              <m:t>true</m:t>
+            </m:r>
+            <m:r>
+              <w:rPr>
+                <w:rFonts w:ascii="Cambria Math" w:hAnsi="Cambria Math"/>
+              </w:rPr>
+              <m:t>, 0=</m:t>
+            </m:r>
+            <m:r>
+              <m:rPr>
+                <m:sty m:val="p"/>
+              </m:rPr>
+              <w:rPr>
+                <w:rFonts w:ascii="Cambria Math" w:hAnsi="Cambria Math"/>
+              </w:rPr>
+              <m:t>false</m:t>
+            </m:r>
+          </m:e>
+        </m:d>
+      </m:oMath>
+      <w:r>
+        <w:rPr>
+          <w:rFonts w:hint="eastAsia"/>
+        </w:rPr>
+        <w:t xml:space="preserve"> and </w:t>
+      </w:r>
+      <m:oMath>
+        <m:r>
+          <w:rPr>
+            <w:rFonts w:ascii="Cambria Math" w:hAnsi="Cambria Math"/>
+          </w:rPr>
+          <m:t>x=</m:t>
+        </m:r>
+        <m:r>
+          <m:rPr>
+            <m:sty m:val="p"/>
+          </m:rPr>
+          <w:rPr>
+            <w:rFonts w:ascii="Cambria Math" w:hAnsi="Cambria Math"/>
+          </w:rPr>
+          <m:t>political ideology</m:t>
+        </m:r>
+        <m:r>
+          <w:rPr>
+            <w:rFonts w:ascii="Cambria Math" w:hAnsi="Cambria Math"/>
+          </w:rPr>
+          <m:t xml:space="preserve"> </m:t>
+        </m:r>
+        <m:d>
+          <m:dPr>
+            <m:ctrlPr>
+              <w:rPr>
+                <w:rFonts w:ascii="Cambria Math" w:hAnsi="Cambria Math"/>
+                <w:i/>
+              </w:rPr>
+            </m:ctrlPr>
+          </m:dPr>
+          <m:e>
+            <m:r>
+              <w:rPr>
+                <w:rFonts w:ascii="Cambria Math" w:hAnsi="Cambria Math"/>
+              </w:rPr>
+              <m:t>1=</m:t>
+            </m:r>
+            <m:r>
+              <m:rPr>
+                <m:sty m:val="p"/>
+              </m:rPr>
+              <w:rPr>
+                <w:rFonts w:ascii="Cambria Math" w:hAnsi="Cambria Math"/>
+              </w:rPr>
+              <m:t>extremely conservative</m:t>
+            </m:r>
+            <m:r>
+              <w:rPr>
+                <w:rFonts w:ascii="Cambria Math" w:hAnsi="Cambria Math"/>
+              </w:rPr>
+              <m:t>, 2=</m:t>
+            </m:r>
+            <m:r>
+              <m:rPr>
+                <m:sty m:val="p"/>
+              </m:rPr>
+              <w:rPr>
+                <w:rFonts w:ascii="Cambria Math" w:hAnsi="Cambria Math"/>
+              </w:rPr>
+              <m:t>conservative</m:t>
+            </m:r>
+            <m:r>
+              <w:rPr>
+                <w:rFonts w:ascii="Cambria Math" w:hAnsi="Cambria Math"/>
+              </w:rPr>
+              <m:t>, 3=</m:t>
+            </m:r>
+            <m:r>
+              <m:rPr>
+                <m:sty m:val="p"/>
+              </m:rPr>
+              <w:rPr>
+                <w:rFonts w:ascii="Cambria Math" w:hAnsi="Cambria Math"/>
+              </w:rPr>
+              <m:t>slightly conservative</m:t>
+            </m:r>
+            <m:r>
+              <w:rPr>
+                <w:rFonts w:ascii="Cambria Math" w:hAnsi="Cambria Math"/>
+              </w:rPr>
+              <m:t>, 4=</m:t>
+            </m:r>
+            <m:r>
+              <m:rPr>
+                <m:sty m:val="p"/>
+              </m:rPr>
+              <w:rPr>
+                <w:rFonts w:ascii="Cambria Math" w:hAnsi="Cambria Math"/>
+              </w:rPr>
+              <m:t>moderate</m:t>
+            </m:r>
+            <m:r>
+              <w:rPr>
+                <w:rFonts w:ascii="Cambria Math" w:hAnsi="Cambria Math"/>
+              </w:rPr>
+              <m:t>, 5=</m:t>
+            </m:r>
+            <m:r>
+              <m:rPr>
+                <m:sty m:val="p"/>
+              </m:rPr>
+              <w:rPr>
+                <w:rFonts w:ascii="Cambria Math" w:hAnsi="Cambria Math"/>
+              </w:rPr>
+              <m:t>slightly liberal</m:t>
+            </m:r>
+            <m:r>
+              <w:rPr>
+                <w:rFonts w:ascii="Cambria Math" w:hAnsi="Cambria Math"/>
+              </w:rPr>
+              <m:t>, 6=</m:t>
+            </m:r>
+            <m:r>
+              <m:rPr>
+                <m:sty m:val="p"/>
+              </m:rPr>
+              <w:rPr>
+                <w:rFonts w:ascii="Cambria Math" w:hAnsi="Cambria Math"/>
+              </w:rPr>
+              <m:t>liberal</m:t>
+            </m:r>
+            <m:r>
+              <w:rPr>
+                <w:rFonts w:ascii="Cambria Math" w:hAnsi="Cambria Math"/>
+              </w:rPr>
+              <m:t>, 7=</m:t>
+            </m:r>
+            <m:r>
+              <m:rPr>
+                <m:sty m:val="p"/>
+              </m:rPr>
+              <w:rPr>
+                <w:rFonts w:ascii="Cambria Math" w:hAnsi="Cambria Math"/>
+              </w:rPr>
+              <m:t>extremely liberal</m:t>
+            </m:r>
+          </m:e>
+        </m:d>
+      </m:oMath>
+      <w:r>
+        <w:rPr>
+          <w:rFonts w:hint="eastAsia"/>
+        </w:rPr>
+        <w:t>. The survey result shows in Table 3.3.</w:t>
+      </w:r>
+    </w:p>
+    <w:p>
+      <w:pPr>
+        <w:spacing w:line="276" w:lineRule="auto"/>
+        <w:rPr>
+          <w:rFonts w:hint="eastAsia"/>
+        </w:rPr>
+      </w:pPr>
+    </w:p>
+    <w:p>
+      <w:pPr>
+        <w:spacing w:line="276" w:lineRule="auto"/>
+        <w:jc w:val="center"/>
+        <w:rPr>
+          <w:rFonts w:hint="eastAsia"/>
+        </w:rPr>
+      </w:pPr>
+      <w:r>
+        <w:rPr>
+          <w:rFonts w:hint="eastAsia"/>
+        </w:rPr>
+        <w:lastRenderedPageBreak/>
+        <w:t>Table 3.3 S</w:t>
+      </w:r>
+      <w:r>
+        <w:rPr>
+          <w:rFonts w:hint="eastAsia"/>
+        </w:rPr>
+        <w:t>urvey result</w:t>
+      </w:r>
+      <w:r>
+        <w:rPr>
+          <w:rFonts w:hint="eastAsia"/>
+        </w:rPr>
+        <w:t xml:space="preserve"> of p</w:t>
+      </w:r>
+      <w:r>
+        <w:t xml:space="preserve">olitical </w:t>
+      </w:r>
+      <w:r>
+        <w:rPr>
+          <w:rFonts w:hint="eastAsia"/>
+        </w:rPr>
+        <w:t>i</w:t>
+      </w:r>
+      <w:r>
+        <w:t xml:space="preserve">deology and </w:t>
+      </w:r>
+      <w:r>
+        <w:rPr>
+          <w:rFonts w:hint="eastAsia"/>
+        </w:rPr>
+        <w:t>b</w:t>
+      </w:r>
+      <w:r>
+        <w:t xml:space="preserve">elief in </w:t>
+      </w:r>
+      <w:r>
+        <w:rPr>
+          <w:rFonts w:hint="eastAsia"/>
+        </w:rPr>
+        <w:t>e</w:t>
+      </w:r>
+      <w:r>
+        <w:t>volution</w:t>
+      </w:r>
+    </w:p>
+    <w:tbl>
+      <w:tblPr>
+        <w:tblStyle w:val="af1"/>
+        <w:tblW w:w="0" w:type="auto"/>
+        <w:tblBorders>
+          <w:top w:val="none" w:sz="0" w:space="0" w:color="auto"/>
+          <w:left w:val="none" w:sz="0" w:space="0" w:color="auto"/>
+          <w:bottom w:val="none" w:sz="0" w:space="0" w:color="auto"/>
+          <w:right w:val="none" w:sz="0" w:space="0" w:color="auto"/>
+          <w:insideH w:val="none" w:sz="0" w:space="0" w:color="auto"/>
+          <w:insideV w:val="none" w:sz="0" w:space="0" w:color="auto"/>
+        </w:tblBorders>
+        <w:tblLook w:val="04A0" w:firstRow="1" w:lastRow="0" w:firstColumn="1" w:lastColumn="0" w:noHBand="0" w:noVBand="1"/>
+      </w:tblPr>
+      <w:tblGrid>
+        <w:gridCol w:w="2765"/>
+        <w:gridCol w:w="2765"/>
+        <w:gridCol w:w="2766"/>
+      </w:tblGrid>
+      <w:tr>
+        <w:trPr>
+          <w:trHeight w:val="283"/>
+        </w:trPr>
+        <w:tc>
+          <w:tcPr>
+            <w:tcW w:w="2765" w:type="dxa"/>
+            <w:tcBorders>
+              <w:top w:val="single" w:sz="12" w:space="0" w:color="000000"/>
+              <w:bottom w:val="single" w:sz="12" w:space="0" w:color="000000"/>
+            </w:tcBorders>
+          </w:tcPr>
+          <w:p>
+            <w:pPr>
+              <w:spacing w:line="276" w:lineRule="auto"/>
+              <w:rPr>
+                <w:rFonts w:hint="eastAsia"/>
+              </w:rPr>
+            </w:pPr>
+            <w:r>
+              <w:rPr>
+                <w:rFonts w:hint="eastAsia"/>
+              </w:rPr>
+              <w:t>Ideology</w:t>
+            </w:r>
+          </w:p>
+        </w:tc>
+        <w:tc>
+          <w:tcPr>
+            <w:tcW w:w="2765" w:type="dxa"/>
+            <w:tcBorders>
+              <w:top w:val="single" w:sz="12" w:space="0" w:color="000000"/>
+              <w:bottom w:val="single" w:sz="12" w:space="0" w:color="000000"/>
+            </w:tcBorders>
+          </w:tcPr>
+          <w:p>
+            <w:pPr>
+              <w:spacing w:line="276" w:lineRule="auto"/>
+              <w:rPr>
+                <w:rFonts w:hint="eastAsia"/>
+              </w:rPr>
+            </w:pPr>
+            <w:r>
+              <w:rPr>
+                <w:rFonts w:hint="eastAsia"/>
+              </w:rPr>
+              <w:t>True</w:t>
+            </w:r>
+          </w:p>
+        </w:tc>
+        <w:tc>
+          <w:tcPr>
+            <w:tcW w:w="2766" w:type="dxa"/>
+            <w:tcBorders>
+              <w:top w:val="single" w:sz="12" w:space="0" w:color="000000"/>
+              <w:bottom w:val="single" w:sz="12" w:space="0" w:color="000000"/>
+            </w:tcBorders>
+          </w:tcPr>
+          <w:p>
+            <w:pPr>
+              <w:spacing w:line="276" w:lineRule="auto"/>
+              <w:rPr>
+                <w:rFonts w:hint="eastAsia"/>
+              </w:rPr>
+            </w:pPr>
+            <w:r>
+              <w:rPr>
+                <w:rFonts w:hint="eastAsia"/>
+              </w:rPr>
+              <w:t>False</w:t>
+            </w:r>
+          </w:p>
+        </w:tc>
+      </w:tr>
+      <w:tr>
+        <w:trPr>
+          <w:trHeight w:val="283"/>
+        </w:trPr>
+        <w:tc>
+          <w:tcPr>
+            <w:tcW w:w="2765" w:type="dxa"/>
+            <w:tcBorders>
+              <w:top w:val="single" w:sz="12" w:space="0" w:color="000000"/>
+            </w:tcBorders>
+          </w:tcPr>
+          <w:p>
+            <w:pPr>
+              <w:spacing w:line="276" w:lineRule="auto"/>
+              <w:rPr>
+                <w:rFonts w:hint="eastAsia"/>
+              </w:rPr>
+            </w:pPr>
+            <w:r>
+              <w:rPr>
+                <w:rFonts w:hint="eastAsia"/>
+              </w:rPr>
+              <w:t>1</w:t>
+            </w:r>
+          </w:p>
+        </w:tc>
+        <w:tc>
+          <w:tcPr>
+            <w:tcW w:w="2765" w:type="dxa"/>
+            <w:tcBorders>
+              <w:top w:val="single" w:sz="12" w:space="0" w:color="000000"/>
+            </w:tcBorders>
+          </w:tcPr>
+          <w:p>
+            <w:pPr>
+              <w:spacing w:line="276" w:lineRule="auto"/>
+              <w:rPr>
+                <w:rFonts w:hint="eastAsia"/>
+              </w:rPr>
+            </w:pPr>
+            <w:r>
+              <w:rPr>
+                <w:rFonts w:hint="eastAsia"/>
+              </w:rPr>
+              <w:t>11</w:t>
+            </w:r>
+          </w:p>
+        </w:tc>
+        <w:tc>
+          <w:tcPr>
+            <w:tcW w:w="2766" w:type="dxa"/>
+            <w:tcBorders>
+              <w:top w:val="single" w:sz="12" w:space="0" w:color="000000"/>
+            </w:tcBorders>
+          </w:tcPr>
+          <w:p>
+            <w:pPr>
+              <w:spacing w:line="276" w:lineRule="auto"/>
+              <w:rPr>
+                <w:rFonts w:hint="eastAsia"/>
+              </w:rPr>
+            </w:pPr>
+            <w:r>
+              <w:rPr>
+                <w:rFonts w:hint="eastAsia"/>
+              </w:rPr>
+              <w:t>37</w:t>
+            </w:r>
+          </w:p>
+        </w:tc>
+      </w:tr>
+      <w:tr>
+        <w:trPr>
+          <w:trHeight w:val="142"/>
+        </w:trPr>
+        <w:tc>
+          <w:tcPr>
+            <w:tcW w:w="2765" w:type="dxa"/>
+          </w:tcPr>
+          <w:p>
+            <w:pPr>
+              <w:spacing w:line="276" w:lineRule="auto"/>
+              <w:rPr>
+                <w:rFonts w:hint="eastAsia"/>
+              </w:rPr>
+            </w:pPr>
+            <w:r>
+              <w:rPr>
+                <w:rFonts w:hint="eastAsia"/>
+              </w:rPr>
+              <w:t>2</w:t>
+            </w:r>
+          </w:p>
+        </w:tc>
+        <w:tc>
+          <w:tcPr>
+            <w:tcW w:w="2765" w:type="dxa"/>
+          </w:tcPr>
+          <w:p>
+            <w:pPr>
+              <w:spacing w:line="276" w:lineRule="auto"/>
+              <w:rPr>
+                <w:rFonts w:hint="eastAsia"/>
+              </w:rPr>
+            </w:pPr>
+            <w:r>
+              <w:rPr>
+                <w:rFonts w:hint="eastAsia"/>
+              </w:rPr>
+              <w:t>46</w:t>
+            </w:r>
+          </w:p>
+        </w:tc>
+        <w:tc>
+          <w:tcPr>
+            <w:tcW w:w="2766" w:type="dxa"/>
+          </w:tcPr>
+          <w:p>
+            <w:pPr>
+              <w:spacing w:line="276" w:lineRule="auto"/>
+              <w:rPr>
+                <w:rFonts w:hint="eastAsia"/>
+              </w:rPr>
+            </w:pPr>
+            <w:r>
+              <w:rPr>
+                <w:rFonts w:hint="eastAsia"/>
+              </w:rPr>
+              <w:t>104</w:t>
+            </w:r>
+          </w:p>
+        </w:tc>
+      </w:tr>
+      <w:tr>
+        <w:trPr>
+          <w:trHeight w:val="283"/>
+        </w:trPr>
+        <w:tc>
+          <w:tcPr>
+            <w:tcW w:w="2765" w:type="dxa"/>
+          </w:tcPr>
+          <w:p>
+            <w:pPr>
+              <w:spacing w:line="276" w:lineRule="auto"/>
+              <w:rPr>
+                <w:rFonts w:hint="eastAsia"/>
+              </w:rPr>
+            </w:pPr>
+            <w:r>
+              <w:rPr>
+                <w:rFonts w:hint="eastAsia"/>
+              </w:rPr>
+              <w:t>3</w:t>
+            </w:r>
+          </w:p>
+        </w:tc>
+        <w:tc>
+          <w:tcPr>
+            <w:tcW w:w="2765" w:type="dxa"/>
+          </w:tcPr>
+          <w:p>
+            <w:pPr>
+              <w:spacing w:line="276" w:lineRule="auto"/>
+              <w:rPr>
+                <w:rFonts w:hint="eastAsia"/>
+              </w:rPr>
+            </w:pPr>
+            <w:r>
+              <w:rPr>
+                <w:rFonts w:hint="eastAsia"/>
+              </w:rPr>
+              <w:t>70</w:t>
+            </w:r>
+          </w:p>
+        </w:tc>
+        <w:tc>
+          <w:tcPr>
+            <w:tcW w:w="2766" w:type="dxa"/>
+          </w:tcPr>
+          <w:p>
+            <w:pPr>
+              <w:spacing w:line="276" w:lineRule="auto"/>
+              <w:rPr>
+                <w:rFonts w:hint="eastAsia"/>
+              </w:rPr>
+            </w:pPr>
+            <w:r>
+              <w:rPr>
+                <w:rFonts w:hint="eastAsia"/>
+              </w:rPr>
+              <w:t>72</w:t>
+            </w:r>
+          </w:p>
+        </w:tc>
+      </w:tr>
+      <w:tr>
+        <w:trPr>
+          <w:trHeight w:val="283"/>
+        </w:trPr>
+        <w:tc>
+          <w:tcPr>
+            <w:tcW w:w="2765" w:type="dxa"/>
+          </w:tcPr>
+          <w:p>
+            <w:pPr>
+              <w:spacing w:line="276" w:lineRule="auto"/>
+              <w:rPr>
+                <w:rFonts w:hint="eastAsia"/>
+              </w:rPr>
+            </w:pPr>
+            <w:r>
+              <w:rPr>
+                <w:rFonts w:hint="eastAsia"/>
+              </w:rPr>
+              <w:t>4</w:t>
+            </w:r>
+          </w:p>
+        </w:tc>
+        <w:tc>
+          <w:tcPr>
+            <w:tcW w:w="2765" w:type="dxa"/>
+          </w:tcPr>
+          <w:p>
+            <w:pPr>
+              <w:spacing w:line="276" w:lineRule="auto"/>
+              <w:rPr>
+                <w:rFonts w:hint="eastAsia"/>
+              </w:rPr>
+            </w:pPr>
+            <w:r>
+              <w:rPr>
+                <w:rFonts w:hint="eastAsia"/>
+              </w:rPr>
+              <w:t>241</w:t>
+            </w:r>
+          </w:p>
+        </w:tc>
+        <w:tc>
+          <w:tcPr>
+            <w:tcW w:w="2766" w:type="dxa"/>
+          </w:tcPr>
+          <w:p>
+            <w:pPr>
+              <w:spacing w:line="276" w:lineRule="auto"/>
+              <w:rPr>
+                <w:rFonts w:hint="eastAsia"/>
+              </w:rPr>
+            </w:pPr>
+            <w:r>
+              <w:rPr>
+                <w:rFonts w:hint="eastAsia"/>
+              </w:rPr>
+              <w:t>214</w:t>
+            </w:r>
+          </w:p>
+        </w:tc>
+      </w:tr>
+      <w:tr>
+        <w:trPr>
+          <w:trHeight w:val="283"/>
+        </w:trPr>
+        <w:tc>
+          <w:tcPr>
+            <w:tcW w:w="2765" w:type="dxa"/>
+          </w:tcPr>
+          <w:p>
+            <w:pPr>
+              <w:spacing w:line="276" w:lineRule="auto"/>
+              <w:rPr>
+                <w:rFonts w:hint="eastAsia"/>
+              </w:rPr>
+            </w:pPr>
+            <w:r>
+              <w:rPr>
+                <w:rFonts w:hint="eastAsia"/>
+              </w:rPr>
+              <w:t>5</w:t>
+            </w:r>
+          </w:p>
+        </w:tc>
+        <w:tc>
+          <w:tcPr>
+            <w:tcW w:w="2765" w:type="dxa"/>
+          </w:tcPr>
+          <w:p>
+            <w:pPr>
+              <w:spacing w:line="276" w:lineRule="auto"/>
+              <w:rPr>
+                <w:rFonts w:hint="eastAsia"/>
+              </w:rPr>
+            </w:pPr>
+            <w:r>
+              <w:rPr>
+                <w:rFonts w:hint="eastAsia"/>
+              </w:rPr>
+              <w:t>78</w:t>
+            </w:r>
+          </w:p>
+        </w:tc>
+        <w:tc>
+          <w:tcPr>
+            <w:tcW w:w="2766" w:type="dxa"/>
+          </w:tcPr>
+          <w:p>
+            <w:pPr>
+              <w:spacing w:line="276" w:lineRule="auto"/>
+              <w:rPr>
+                <w:rFonts w:hint="eastAsia"/>
+              </w:rPr>
+            </w:pPr>
+            <w:r>
+              <w:rPr>
+                <w:rFonts w:hint="eastAsia"/>
+              </w:rPr>
+              <w:t>36</w:t>
+            </w:r>
+          </w:p>
+        </w:tc>
+      </w:tr>
+      <w:tr>
+        <w:trPr>
+          <w:trHeight w:val="283"/>
+        </w:trPr>
+        <w:tc>
+          <w:tcPr>
+            <w:tcW w:w="2765" w:type="dxa"/>
+          </w:tcPr>
+          <w:p>
+            <w:pPr>
+              <w:spacing w:line="276" w:lineRule="auto"/>
+              <w:rPr>
+                <w:rFonts w:hint="eastAsia"/>
+              </w:rPr>
+            </w:pPr>
+            <w:r>
+              <w:rPr>
+                <w:rFonts w:hint="eastAsia"/>
+              </w:rPr>
+              <w:t>6</w:t>
+            </w:r>
+          </w:p>
+        </w:tc>
+        <w:tc>
+          <w:tcPr>
+            <w:tcW w:w="2765" w:type="dxa"/>
+          </w:tcPr>
+          <w:p>
+            <w:pPr>
+              <w:spacing w:line="276" w:lineRule="auto"/>
+              <w:rPr>
+                <w:rFonts w:hint="eastAsia"/>
+              </w:rPr>
+            </w:pPr>
+            <w:r>
+              <w:rPr>
+                <w:rFonts w:hint="eastAsia"/>
+              </w:rPr>
+              <w:t>89</w:t>
+            </w:r>
+          </w:p>
+        </w:tc>
+        <w:tc>
+          <w:tcPr>
+            <w:tcW w:w="2766" w:type="dxa"/>
+          </w:tcPr>
+          <w:p>
+            <w:pPr>
+              <w:spacing w:line="276" w:lineRule="auto"/>
+              <w:rPr>
+                <w:rFonts w:hint="eastAsia"/>
+              </w:rPr>
+            </w:pPr>
+            <w:r>
+              <w:rPr>
+                <w:rFonts w:hint="eastAsia"/>
+              </w:rPr>
+              <w:t>24</w:t>
+            </w:r>
+          </w:p>
+        </w:tc>
+      </w:tr>
+      <w:tr>
+        <w:trPr>
+          <w:trHeight w:val="283"/>
+        </w:trPr>
+        <w:tc>
+          <w:tcPr>
+            <w:tcW w:w="2765" w:type="dxa"/>
+            <w:tcBorders>
+              <w:bottom w:val="single" w:sz="12" w:space="0" w:color="000000"/>
+            </w:tcBorders>
+          </w:tcPr>
+          <w:p>
+            <w:pPr>
+              <w:spacing w:line="276" w:lineRule="auto"/>
+              <w:rPr>
+                <w:rFonts w:hint="eastAsia"/>
+              </w:rPr>
+            </w:pPr>
+            <w:r>
+              <w:rPr>
+                <w:rFonts w:hint="eastAsia"/>
+              </w:rPr>
+              <w:t>7</w:t>
+            </w:r>
+          </w:p>
+        </w:tc>
+        <w:tc>
+          <w:tcPr>
+            <w:tcW w:w="2765" w:type="dxa"/>
+            <w:tcBorders>
+              <w:bottom w:val="single" w:sz="12" w:space="0" w:color="000000"/>
+            </w:tcBorders>
+          </w:tcPr>
+          <w:p>
+            <w:pPr>
+              <w:spacing w:line="276" w:lineRule="auto"/>
+              <w:rPr>
+                <w:rFonts w:hint="eastAsia"/>
+              </w:rPr>
+            </w:pPr>
+            <w:r>
+              <w:rPr>
+                <w:rFonts w:hint="eastAsia"/>
+              </w:rPr>
+              <w:t>36</w:t>
+            </w:r>
+          </w:p>
+        </w:tc>
+        <w:tc>
+          <w:tcPr>
+            <w:tcW w:w="2766" w:type="dxa"/>
+            <w:tcBorders>
+              <w:bottom w:val="single" w:sz="12" w:space="0" w:color="000000"/>
+            </w:tcBorders>
+          </w:tcPr>
+          <w:p>
+            <w:pPr>
+              <w:spacing w:line="276" w:lineRule="auto"/>
+              <w:rPr>
+                <w:rFonts w:hint="eastAsia"/>
+              </w:rPr>
+            </w:pPr>
+            <w:r>
+              <w:rPr>
+                <w:rFonts w:hint="eastAsia"/>
+              </w:rPr>
+              <w:t>6</w:t>
+            </w:r>
+          </w:p>
+        </w:tc>
+      </w:tr>
+    </w:tbl>
+    <w:p>
+      <w:pPr>
+        <w:spacing w:line="276" w:lineRule="auto"/>
+      </w:pPr>
+    </w:p>
+    <w:p>
+      <w:pPr>
+        <w:spacing w:line="276" w:lineRule="auto"/>
+        <w:ind w:firstLine="480"/>
+      </w:pPr>
+      <w:r>
+        <w:rPr>
+          <w:rFonts w:hint="eastAsia"/>
+        </w:rPr>
+        <w:t xml:space="preserve">The </w:t>
+      </w:r>
+      <w:r>
+        <w:rPr>
+          <w:rFonts w:hint="eastAsia"/>
+        </w:rPr>
+        <w:t xml:space="preserve">logistic regression model is fitted as </w:t>
+      </w:r>
+      <m:oMath>
+        <m:r>
+          <w:rPr>
+            <w:rFonts w:ascii="Cambria Math" w:hAnsi="Cambria Math"/>
+          </w:rPr>
+          <m:t>logit</m:t>
+        </m:r>
+        <m:d>
+          <m:dPr>
+            <m:begChr m:val="["/>
+            <m:endChr m:val="]"/>
+            <m:ctrlPr>
+              <w:rPr>
+                <w:rFonts w:ascii="Cambria Math" w:hAnsi="Cambria Math"/>
+                <w:i/>
+              </w:rPr>
+            </m:ctrlPr>
+          </m:dPr>
+          <m:e>
+            <m:acc>
+              <m:accPr>
+                <m:ctrlPr>
+                  <w:rPr>
+                    <w:rFonts w:ascii="Cambria Math" w:hAnsi="Cambria Math"/>
+                    <w:i/>
+                  </w:rPr>
+                </m:ctrlPr>
+              </m:accPr>
+              <m:e>
+                <m:r>
+                  <w:rPr>
+                    <w:rFonts w:ascii="Cambria Math" w:hAnsi="Cambria Math"/>
+                  </w:rPr>
+                  <m:t>P</m:t>
+                </m:r>
+              </m:e>
+            </m:acc>
+            <m:d>
+              <m:dPr>
+                <m:ctrlPr>
+                  <w:rPr>
+                    <w:rFonts w:ascii="Cambria Math" w:hAnsi="Cambria Math"/>
+                    <w:i/>
+                  </w:rPr>
+                </m:ctrlPr>
+              </m:dPr>
+              <m:e>
+                <m:r>
+                  <w:rPr>
+                    <w:rFonts w:ascii="Cambria Math" w:hAnsi="Cambria Math"/>
+                  </w:rPr>
+                  <m:t>y=1</m:t>
+                </m:r>
+              </m:e>
+            </m:d>
+          </m:e>
+        </m:d>
+        <m:r>
+          <w:rPr>
+            <w:rFonts w:ascii="Cambria Math" w:hAnsi="Cambria Math"/>
+          </w:rPr>
+          <m:t>=-1.757+0.494x</m:t>
+        </m:r>
+      </m:oMath>
+      <w:r>
+        <w:rPr>
+          <w:rFonts w:hint="eastAsia"/>
+        </w:rPr>
+        <w:t xml:space="preserve">. The </w:t>
+      </w:r>
+      <w:r>
+        <w:t>ideology</w:t>
+      </w:r>
+      <w:r>
+        <w:rPr>
+          <w:rFonts w:hint="eastAsia"/>
+        </w:rPr>
+        <w:t xml:space="preserve"> </w:t>
+      </w:r>
+      <w:r>
+        <w:t>effect</w:t>
+      </w:r>
+      <w:r>
+        <w:rPr>
+          <w:rFonts w:hint="eastAsia"/>
+        </w:rPr>
+        <w:t xml:space="preserve">  </w:t>
+      </w:r>
+      <m:oMath>
+        <m:acc>
+          <m:accPr>
+            <m:ctrlPr>
+              <w:rPr>
+                <w:rFonts w:ascii="Cambria Math" w:hAnsi="Cambria Math"/>
+                <w:i/>
+              </w:rPr>
+            </m:ctrlPr>
+          </m:accPr>
+          <m:e>
+            <m:r>
+              <w:rPr>
+                <w:rFonts w:ascii="Cambria Math" w:hAnsi="Cambria Math"/>
+              </w:rPr>
+              <m:t>β</m:t>
+            </m:r>
+          </m:e>
+        </m:acc>
+        <m:r>
+          <w:rPr>
+            <w:rFonts w:ascii="Cambria Math" w:hAnsi="Cambria Math"/>
+          </w:rPr>
+          <m:t>=0.494</m:t>
+        </m:r>
+      </m:oMath>
+      <w:r>
+        <w:rPr>
+          <w:rFonts w:hint="eastAsia"/>
+        </w:rPr>
+        <w:t xml:space="preserve"> has </w:t>
+      </w:r>
+      <m:oMath>
+        <m:r>
+          <w:rPr>
+            <w:rFonts w:ascii="Cambria Math" w:hAnsi="Cambria Math"/>
+          </w:rPr>
+          <m:t>SE=0.051</m:t>
+        </m:r>
+      </m:oMath>
+      <w:r>
+        <w:rPr>
+          <w:rFonts w:hint="eastAsia"/>
+        </w:rPr>
+        <w:t xml:space="preserve">. </w:t>
+      </w:r>
+    </w:p>
+    <w:p>
+      <w:pPr>
+        <w:spacing w:line="276" w:lineRule="auto"/>
+        <w:ind w:firstLine="480"/>
+      </w:pPr>
+      <w:r>
+        <w:rPr>
+          <w:rFonts w:hint="eastAsia"/>
+        </w:rPr>
+        <w:t xml:space="preserve">For the hypothesis </w:t>
+      </w:r>
+      <m:oMath>
+        <m:sSub>
+          <m:sSubPr>
+            <m:ctrlPr>
+              <w:rPr>
+                <w:rFonts w:ascii="Cambria Math" w:hAnsi="Cambria Math"/>
+                <w:i/>
+              </w:rPr>
+            </m:ctrlPr>
+          </m:sSubPr>
+          <m:e>
+            <m:r>
+              <w:rPr>
+                <w:rFonts w:ascii="Cambria Math" w:hAnsi="Cambria Math"/>
+              </w:rPr>
+              <m:t>H</m:t>
+            </m:r>
+          </m:e>
+          <m:sub>
+            <m:r>
+              <w:rPr>
+                <w:rFonts w:ascii="Cambria Math" w:hAnsi="Cambria Math"/>
+              </w:rPr>
+              <m:t>0</m:t>
+            </m:r>
+          </m:sub>
+        </m:sSub>
+        <m:r>
+          <w:rPr>
+            <w:rFonts w:ascii="Cambria Math" w:hAnsi="Cambria Math"/>
+          </w:rPr>
+          <m:t>:β=0</m:t>
+        </m:r>
+      </m:oMath>
+      <w:r>
+        <w:rPr>
+          <w:rFonts w:hint="eastAsia"/>
+        </w:rPr>
+        <w:t xml:space="preserve">, the Wald test statistic </w:t>
+      </w:r>
+      <w:proofErr w:type="gramStart"/>
+      <w:r>
+        <w:rPr>
+          <w:rFonts w:hint="eastAsia"/>
+        </w:rPr>
+        <w:t>is</w:t>
+      </w:r>
+      <w:proofErr w:type="gramEnd"/>
+    </w:p>
+    <w:p>
+      <w:pPr>
+        <w:spacing w:line="276" w:lineRule="auto"/>
+      </w:pPr>
+      <m:oMathPara>
+        <m:oMath>
+          <m:r>
+            <w:rPr>
+              <w:rFonts w:ascii="Cambria Math" w:hAnsi="Cambria Math"/>
+            </w:rPr>
+            <m:t>z=</m:t>
+          </m:r>
+          <m:f>
+            <m:fPr>
+              <m:ctrlPr>
+                <w:rPr>
+                  <w:rFonts w:ascii="Cambria Math" w:hAnsi="Cambria Math"/>
+                  <w:i/>
+                </w:rPr>
+              </m:ctrlPr>
+            </m:fPr>
+            <m:num>
+              <m:acc>
+                <m:accPr>
+                  <m:ctrlPr>
+                    <w:rPr>
+                      <w:rFonts w:ascii="Cambria Math" w:hAnsi="Cambria Math"/>
+                      <w:i/>
+                    </w:rPr>
+                  </m:ctrlPr>
+                </m:accPr>
+                <m:e>
+                  <m:r>
+                    <w:rPr>
+                      <w:rFonts w:ascii="Cambria Math" w:hAnsi="Cambria Math"/>
+                    </w:rPr>
+                    <m:t>β</m:t>
+                  </m:r>
+                </m:e>
+              </m:acc>
+            </m:num>
+            <m:den>
+              <m:r>
+                <w:rPr>
+                  <w:rFonts w:ascii="Cambria Math" w:hAnsi="Cambria Math"/>
+                </w:rPr>
+                <m:t>SE</m:t>
+              </m:r>
+            </m:den>
+          </m:f>
+          <m:r>
+            <w:rPr>
+              <w:rFonts w:ascii="Cambria Math" w:hAnsi="Cambria Math"/>
+            </w:rPr>
+            <m:t>=</m:t>
+          </m:r>
+          <m:f>
+            <m:fPr>
+              <m:ctrlPr>
+                <w:rPr>
+                  <w:rFonts w:ascii="Cambria Math" w:hAnsi="Cambria Math"/>
+                  <w:i/>
+                </w:rPr>
+              </m:ctrlPr>
+            </m:fPr>
+            <m:num>
+              <m:r>
+                <w:rPr>
+                  <w:rFonts w:ascii="Cambria Math" w:hAnsi="Cambria Math"/>
+                </w:rPr>
+                <m:t>0.494</m:t>
+              </m:r>
+            </m:num>
+            <m:den>
+              <m:r>
+                <w:rPr>
+                  <w:rFonts w:ascii="Cambria Math" w:hAnsi="Cambria Math"/>
+                </w:rPr>
+                <m:t>0.051</m:t>
+              </m:r>
+            </m:den>
+          </m:f>
+          <m:r>
+            <w:rPr>
+              <w:rFonts w:ascii="Cambria Math" w:hAnsi="Cambria Math"/>
+            </w:rPr>
+            <m:t>=9.71</m:t>
+          </m:r>
+        </m:oMath>
+      </m:oMathPara>
+    </w:p>
+    <w:p>
+      <w:pPr>
+        <w:spacing w:line="276" w:lineRule="auto"/>
+      </w:pPr>
+      <w:r>
+        <w:rPr>
+          <w:rFonts w:hint="eastAsia"/>
+        </w:rPr>
+        <w:t xml:space="preserve">or </w:t>
+      </w:r>
+      <m:oMath>
+        <m:sSup>
+          <m:sSupPr>
+            <m:ctrlPr>
+              <w:rPr>
+                <w:rFonts w:ascii="Cambria Math" w:hAnsi="Cambria Math"/>
+                <w:i/>
+              </w:rPr>
+            </m:ctrlPr>
+          </m:sSupPr>
+          <m:e>
+            <m:r>
+              <w:rPr>
+                <w:rFonts w:ascii="Cambria Math" w:hAnsi="Cambria Math"/>
+              </w:rPr>
+              <m:t>z</m:t>
+            </m:r>
+          </m:e>
+          <m:sup>
+            <m:r>
+              <w:rPr>
+                <w:rFonts w:ascii="Cambria Math" w:hAnsi="Cambria Math"/>
+              </w:rPr>
+              <m:t>2</m:t>
+            </m:r>
+          </m:sup>
+        </m:sSup>
+        <m:r>
+          <w:rPr>
+            <w:rFonts w:ascii="Cambria Math" w:hAnsi="Cambria Math"/>
+          </w:rPr>
+          <m:t>=96.2</m:t>
+        </m:r>
+      </m:oMath>
+      <w:r>
+        <w:rPr>
+          <w:rFonts w:hint="eastAsia"/>
+        </w:rPr>
+        <w:t xml:space="preserve"> as a chi-square with </w:t>
+      </w:r>
+      <m:oMath>
+        <m:r>
+          <w:rPr>
+            <w:rFonts w:ascii="Cambria Math" w:hAnsi="Cambria Math"/>
+          </w:rPr>
+          <m:t>df=1</m:t>
+        </m:r>
+      </m:oMath>
+      <w:r>
+        <w:rPr>
+          <w:rFonts w:hint="eastAsia"/>
+        </w:rPr>
+        <w:t xml:space="preserve">. </w:t>
+      </w:r>
+      <w:r>
+        <w:t>This</w:t>
+      </w:r>
+      <w:r>
+        <w:rPr>
+          <w:rFonts w:hint="eastAsia"/>
+        </w:rPr>
+        <w:t xml:space="preserve"> </w:t>
+      </w:r>
+      <w:r>
+        <w:t>provides</w:t>
+      </w:r>
+      <w:r>
+        <w:rPr>
+          <w:rFonts w:hint="eastAsia"/>
+        </w:rPr>
+        <w:t xml:space="preserve"> </w:t>
+      </w:r>
+      <w:r>
+        <w:t>extremely</w:t>
+      </w:r>
+      <w:r>
+        <w:rPr>
+          <w:rFonts w:hint="eastAsia"/>
+        </w:rPr>
+        <w:t xml:space="preserve"> </w:t>
+      </w:r>
+      <w:r>
+        <w:t>strong</w:t>
+      </w:r>
+      <w:r>
+        <w:rPr>
+          <w:rFonts w:hint="eastAsia"/>
+        </w:rPr>
+        <w:t xml:space="preserve"> </w:t>
+      </w:r>
+      <w:r>
+        <w:t>evidence</w:t>
+      </w:r>
+      <w:r>
+        <w:rPr>
+          <w:rFonts w:hint="eastAsia"/>
+        </w:rPr>
+        <w:t xml:space="preserve"> </w:t>
+      </w:r>
+      <w:r>
+        <w:t>that</w:t>
+      </w:r>
+      <w:r>
+        <w:rPr>
+          <w:rFonts w:hint="eastAsia"/>
+        </w:rPr>
+        <w:t xml:space="preserve"> </w:t>
+      </w:r>
+      <w:r>
+        <w:t>belief in</w:t>
+      </w:r>
+      <w:r>
+        <w:rPr>
+          <w:rFonts w:hint="eastAsia"/>
+        </w:rPr>
+        <w:t xml:space="preserve"> </w:t>
+      </w:r>
+      <w:r>
+        <w:t>evolution</w:t>
+      </w:r>
+      <w:r>
+        <w:rPr>
+          <w:rFonts w:hint="eastAsia"/>
+        </w:rPr>
+        <w:t xml:space="preserve"> </w:t>
+      </w:r>
+      <w:r>
+        <w:t>increases</w:t>
+      </w:r>
+      <w:r>
+        <w:rPr>
+          <w:rFonts w:hint="eastAsia"/>
+        </w:rPr>
+        <w:t xml:space="preserve"> </w:t>
+      </w:r>
+      <w:r>
+        <w:t>as</w:t>
+      </w:r>
+      <w:r>
+        <w:rPr>
+          <w:rFonts w:hint="eastAsia"/>
+        </w:rPr>
+        <w:t xml:space="preserve"> </w:t>
+      </w:r>
+      <w:r>
+        <w:t>political ideology</w:t>
+      </w:r>
+      <w:r>
+        <w:rPr>
+          <w:rFonts w:hint="eastAsia"/>
+        </w:rPr>
+        <w:t xml:space="preserve"> </w:t>
+      </w:r>
+      <w:r>
+        <w:t>is</w:t>
+      </w:r>
+      <w:r>
+        <w:rPr>
+          <w:rFonts w:hint="eastAsia"/>
+        </w:rPr>
+        <w:t xml:space="preserve"> </w:t>
+      </w:r>
+      <w:r>
+        <w:t>more liberal</w:t>
+      </w:r>
+      <w:r>
+        <w:rPr>
+          <w:rFonts w:hint="eastAsia"/>
+        </w:rPr>
+        <w:t xml:space="preserve"> (p-value &lt; 0.0001).</w:t>
+      </w:r>
+    </w:p>
+    <w:p>
+      <w:pPr>
+        <w:spacing w:line="276" w:lineRule="auto"/>
+        <w:ind w:firstLine="480"/>
+      </w:pPr>
+      <w:r>
+        <w:rPr>
+          <w:rFonts w:hint="eastAsia"/>
+        </w:rPr>
+        <w:t xml:space="preserve">For the likelihood-ratio test, the chi-square statistic equals </w:t>
+      </w:r>
+      <m:oMath>
+        <m:r>
+          <w:rPr>
+            <w:rFonts w:ascii="Cambria Math" w:hAnsi="Cambria Math"/>
+          </w:rPr>
+          <m:t>2</m:t>
+        </m:r>
+        <m:d>
+          <m:dPr>
+            <m:ctrlPr>
+              <w:rPr>
+                <w:rFonts w:ascii="Cambria Math" w:hAnsi="Cambria Math"/>
+                <w:i/>
+              </w:rPr>
+            </m:ctrlPr>
+          </m:dPr>
+          <m:e>
+            <m:sSub>
+              <m:sSubPr>
+                <m:ctrlPr>
+                  <w:rPr>
+                    <w:rFonts w:ascii="Cambria Math" w:hAnsi="Cambria Math"/>
+                    <w:i/>
+                  </w:rPr>
+                </m:ctrlPr>
+              </m:sSubPr>
+              <m:e>
+                <m:r>
+                  <w:rPr>
+                    <w:rFonts w:ascii="Cambria Math" w:hAnsi="Cambria Math"/>
+                  </w:rPr>
+                  <m:t>L</m:t>
+                </m:r>
+              </m:e>
+              <m:sub>
+                <m:r>
+                  <w:rPr>
+                    <w:rFonts w:ascii="Cambria Math" w:hAnsi="Cambria Math"/>
+                  </w:rPr>
+                  <m:t>1</m:t>
+                </m:r>
+              </m:sub>
+            </m:sSub>
+            <m:r>
+              <w:rPr>
+                <w:rFonts w:ascii="Cambria Math" w:hAnsi="Cambria Math"/>
+              </w:rPr>
+              <m:t>-</m:t>
+            </m:r>
+            <m:sSub>
+              <m:sSubPr>
+                <m:ctrlPr>
+                  <w:rPr>
+                    <w:rFonts w:ascii="Cambria Math" w:hAnsi="Cambria Math"/>
+                    <w:i/>
+                  </w:rPr>
+                </m:ctrlPr>
+              </m:sSubPr>
+              <m:e>
+                <m:r>
+                  <w:rPr>
+                    <w:rFonts w:ascii="Cambria Math" w:hAnsi="Cambria Math"/>
+                  </w:rPr>
+                  <m:t>L</m:t>
+                </m:r>
+              </m:e>
+              <m:sub>
+                <m:r>
+                  <w:rPr>
+                    <w:rFonts w:ascii="Cambria Math" w:hAnsi="Cambria Math"/>
+                  </w:rPr>
+                  <m:t>0</m:t>
+                </m:r>
+              </m:sub>
+            </m:sSub>
+          </m:e>
+        </m:d>
+        <m:r>
+          <w:rPr>
+            <w:rFonts w:ascii="Cambria Math" w:hAnsi="Cambria Math"/>
+          </w:rPr>
+          <m:t>=109.48</m:t>
+        </m:r>
+      </m:oMath>
+      <w:r>
+        <w:rPr>
+          <w:rFonts w:hint="eastAsia"/>
+        </w:rPr>
+        <w:t xml:space="preserve"> with </w:t>
+      </w:r>
+      <m:oMath>
+        <m:r>
+          <w:rPr>
+            <w:rFonts w:ascii="Cambria Math" w:hAnsi="Cambria Math"/>
+          </w:rPr>
+          <m:t>df=1</m:t>
+        </m:r>
+      </m:oMath>
+      <w:r>
+        <w:rPr>
+          <w:rFonts w:hint="eastAsia"/>
+        </w:rPr>
+        <w:t xml:space="preserve"> (p-value &lt; 0.0001)</w:t>
+      </w:r>
+      <w:r>
+        <w:rPr>
+          <w:rFonts w:hint="eastAsia"/>
+        </w:rPr>
+        <w:t>.</w:t>
+      </w:r>
+    </w:p>
+    <w:p>
+      <w:pPr>
+        <w:spacing w:line="276" w:lineRule="auto"/>
+        <w:ind w:firstLine="480"/>
+      </w:pPr>
+      <w:r>
+        <w:rPr>
+          <w:rFonts w:hint="eastAsia"/>
+        </w:rPr>
+        <w:t xml:space="preserve">The Wald 95% CI for </w:t>
+      </w:r>
+      <m:oMath>
+        <m:r>
+          <w:rPr>
+            <w:rFonts w:ascii="Cambria Math" w:hAnsi="Cambria Math"/>
+          </w:rPr>
+          <m:t>β</m:t>
+        </m:r>
+      </m:oMath>
+      <w:r>
+        <w:rPr>
+          <w:rFonts w:hint="eastAsia"/>
+        </w:rPr>
+        <w:t xml:space="preserve"> is </w:t>
+      </w:r>
+      <m:oMath>
+        <m:acc>
+          <m:accPr>
+            <m:ctrlPr>
+              <w:rPr>
+                <w:rFonts w:ascii="Cambria Math" w:hAnsi="Cambria Math"/>
+                <w:i/>
+              </w:rPr>
+            </m:ctrlPr>
+          </m:accPr>
+          <m:e>
+            <m:r>
+              <w:rPr>
+                <w:rFonts w:ascii="Cambria Math" w:hAnsi="Cambria Math"/>
+              </w:rPr>
+              <m:t>β</m:t>
+            </m:r>
+          </m:e>
+        </m:acc>
+        <m:r>
+          <w:rPr>
+            <w:rFonts w:ascii="Cambria Math" w:hAnsi="Cambria Math"/>
+          </w:rPr>
+          <m:t>±</m:t>
+        </m:r>
+        <m:r>
+          <w:rPr>
+            <w:rFonts w:ascii="Cambria Math" w:hAnsi="Cambria Math"/>
+          </w:rPr>
+          <m:t>1.96</m:t>
+        </m:r>
+        <m:d>
+          <m:dPr>
+            <m:ctrlPr>
+              <w:rPr>
+                <w:rFonts w:ascii="Cambria Math" w:hAnsi="Cambria Math"/>
+                <w:i/>
+              </w:rPr>
+            </m:ctrlPr>
+          </m:dPr>
+          <m:e>
+            <m:r>
+              <w:rPr>
+                <w:rFonts w:ascii="Cambria Math" w:hAnsi="Cambria Math"/>
+              </w:rPr>
+              <m:t>SE</m:t>
+            </m:r>
+          </m:e>
+        </m:d>
+        <m:r>
+          <w:rPr>
+            <w:rFonts w:ascii="Cambria Math" w:hAnsi="Cambria Math"/>
+          </w:rPr>
+          <m:t>=0.494±1.96</m:t>
+        </m:r>
+        <m:d>
+          <m:dPr>
+            <m:ctrlPr>
+              <w:rPr>
+                <w:rFonts w:ascii="Cambria Math" w:hAnsi="Cambria Math"/>
+                <w:i/>
+              </w:rPr>
+            </m:ctrlPr>
+          </m:dPr>
+          <m:e>
+            <m:r>
+              <w:rPr>
+                <w:rFonts w:ascii="Cambria Math" w:hAnsi="Cambria Math"/>
+              </w:rPr>
+              <m:t>0.051</m:t>
+            </m:r>
+          </m:e>
+        </m:d>
+        <m:r>
+          <w:rPr>
+            <w:rFonts w:ascii="Cambria Math" w:hAnsi="Cambria Math"/>
+          </w:rPr>
+          <m:t>=(0.394,0.594)</m:t>
+        </m:r>
+      </m:oMath>
+      <w:r>
+        <w:rPr>
+          <w:rFonts w:hint="eastAsia"/>
+        </w:rPr>
+        <w:t xml:space="preserve">. From the R output, the profile likelihood 95% CI for </w:t>
+      </w:r>
+      <m:oMath>
+        <m:r>
+          <w:rPr>
+            <w:rFonts w:ascii="Cambria Math" w:hAnsi="Cambria Math"/>
+          </w:rPr>
+          <m:t>β</m:t>
+        </m:r>
+      </m:oMath>
+      <w:r>
+        <w:rPr>
+          <w:rFonts w:hint="eastAsia"/>
+        </w:rPr>
+        <w:t xml:space="preserve"> is </w:t>
+      </w:r>
+      <m:oMath>
+        <m:r>
+          <w:rPr>
+            <w:rFonts w:ascii="Cambria Math" w:hAnsi="Cambria Math"/>
+          </w:rPr>
+          <m:t>(0.39</m:t>
+        </m:r>
+        <m:r>
+          <w:rPr>
+            <w:rFonts w:ascii="Cambria Math" w:hAnsi="Cambria Math"/>
+          </w:rPr>
+          <m:t>6</m:t>
+        </m:r>
+        <m:r>
+          <w:rPr>
+            <w:rFonts w:ascii="Cambria Math" w:hAnsi="Cambria Math"/>
+          </w:rPr>
+          <m:t>,0.59</m:t>
+        </m:r>
+        <m:r>
+          <w:rPr>
+            <w:rFonts w:ascii="Cambria Math" w:hAnsi="Cambria Math"/>
+          </w:rPr>
+          <m:t>6</m:t>
+        </m:r>
+        <m:r>
+          <w:rPr>
+            <w:rFonts w:ascii="Cambria Math" w:hAnsi="Cambria Math"/>
+          </w:rPr>
+          <m:t>)</m:t>
+        </m:r>
+      </m:oMath>
+      <w:r>
+        <w:rPr>
+          <w:rFonts w:hint="eastAsia"/>
+        </w:rPr>
+        <w:t>.</w:t>
+      </w:r>
+    </w:p>
+    <w:p>
+      <w:pPr>
+        <w:spacing w:line="300" w:lineRule="exact"/>
+        <w:rPr>
+          <w:rFonts w:hint="eastAsia"/>
+          <w:highlight w:val="lightGray"/>
+        </w:rPr>
+      </w:pPr>
+      <w:r>
+        <w:rPr>
+          <w:rFonts w:hint="eastAsia"/>
+          <w:highlight w:val="lightGray"/>
+        </w:rPr>
+        <w:t>```</w:t>
+      </w:r>
+    </w:p>
+    <w:p>
+      <w:pPr>
+        <w:spacing w:line="300" w:lineRule="exact"/>
+        <w:rPr>
+          <w:highlight w:val="lightGray"/>
+        </w:rPr>
+      </w:pPr>
+      <w:r>
+        <w:rPr>
+          <w:highlight w:val="lightGray"/>
+        </w:rPr>
+        <w:t xml:space="preserve">data &lt;- </w:t>
+      </w:r>
+      <w:proofErr w:type="spellStart"/>
+      <w:proofErr w:type="gramStart"/>
+      <w:r>
+        <w:rPr>
+          <w:highlight w:val="lightGray"/>
+        </w:rPr>
+        <w:t>data.frame</w:t>
+      </w:r>
+      <w:proofErr w:type="spellEnd"/>
+      <w:proofErr w:type="gramEnd"/>
+      <w:r>
+        <w:rPr>
+          <w:highlight w:val="lightGray"/>
+        </w:rPr>
+        <w:t>(ideology = c(1,2,3,4,5,6,7),</w:t>
+      </w:r>
+      <w:r>
+        <w:rPr>
+          <w:rFonts w:hint="eastAsia"/>
+          <w:highlight w:val="lightGray"/>
+        </w:rPr>
+        <w:t xml:space="preserve"> </w:t>
+      </w:r>
+      <w:r>
+        <w:rPr>
+          <w:highlight w:val="lightGray"/>
+        </w:rPr>
+        <w:t>True = c(11,46,70,241,78,89,36),</w:t>
+      </w:r>
+      <w:r>
+        <w:rPr>
+          <w:rFonts w:hint="eastAsia"/>
+          <w:highlight w:val="lightGray"/>
+        </w:rPr>
+        <w:t xml:space="preserve"> </w:t>
+      </w:r>
+      <w:r>
+        <w:rPr>
+          <w:highlight w:val="lightGray"/>
+        </w:rPr>
+        <w:t>False = c(37,104,72,214,36,24,6))</w:t>
+      </w:r>
+    </w:p>
+    <w:p>
+      <w:pPr>
+        <w:spacing w:line="300" w:lineRule="exact"/>
+        <w:rPr>
+          <w:highlight w:val="lightGray"/>
+        </w:rPr>
+      </w:pPr>
+      <w:r>
+        <w:rPr>
+          <w:highlight w:val="lightGray"/>
+        </w:rPr>
+        <w:t xml:space="preserve">n &lt;- </w:t>
+      </w:r>
+      <w:proofErr w:type="gramStart"/>
+      <w:r>
+        <w:rPr>
+          <w:highlight w:val="lightGray"/>
+        </w:rPr>
+        <w:t>c(</w:t>
+      </w:r>
+      <w:proofErr w:type="gramEnd"/>
+      <w:r>
+        <w:rPr>
+          <w:highlight w:val="lightGray"/>
+        </w:rPr>
+        <w:t>48,150,142,455,114,113,42)</w:t>
+      </w:r>
+    </w:p>
+    <w:p>
+      <w:pPr>
+        <w:spacing w:line="300" w:lineRule="exact"/>
+        <w:rPr>
+          <w:highlight w:val="lightGray"/>
+        </w:rPr>
+      </w:pPr>
+      <w:r>
+        <w:rPr>
+          <w:highlight w:val="lightGray"/>
+        </w:rPr>
+        <w:t xml:space="preserve">fit &lt;- </w:t>
+      </w:r>
+      <w:proofErr w:type="spellStart"/>
+      <w:proofErr w:type="gramStart"/>
+      <w:r>
+        <w:rPr>
+          <w:highlight w:val="lightGray"/>
+        </w:rPr>
+        <w:t>glm</w:t>
+      </w:r>
+      <w:proofErr w:type="spellEnd"/>
+      <w:r>
+        <w:rPr>
+          <w:highlight w:val="lightGray"/>
+        </w:rPr>
+        <w:t>(</w:t>
+      </w:r>
+      <w:proofErr w:type="gramEnd"/>
+      <w:r>
+        <w:rPr>
+          <w:highlight w:val="lightGray"/>
+        </w:rPr>
+        <w:t>True/n ~ ideology, family = binomial, weights = n, data = data)</w:t>
+      </w:r>
+    </w:p>
+    <w:p>
+      <w:pPr>
+        <w:spacing w:line="300" w:lineRule="exact"/>
+        <w:rPr>
+          <w:highlight w:val="lightGray"/>
+        </w:rPr>
+      </w:pPr>
+      <w:r>
+        <w:rPr>
+          <w:highlight w:val="lightGray"/>
+        </w:rPr>
+        <w:t>summary(fit)</w:t>
+      </w:r>
+    </w:p>
+    <w:p>
+      <w:pPr>
+        <w:spacing w:line="300" w:lineRule="exact"/>
+      </w:pPr>
+      <w:proofErr w:type="spellStart"/>
+      <w:r>
+        <w:rPr>
+          <w:highlight w:val="lightGray"/>
+        </w:rPr>
+        <w:t>confint</w:t>
+      </w:r>
+      <w:proofErr w:type="spellEnd"/>
+      <w:r>
+        <w:rPr>
+          <w:highlight w:val="lightGray"/>
+        </w:rPr>
+        <w:t>(fit) # profile likelihood CI</w:t>
+      </w:r>
+    </w:p>
+    <w:p>
+      <w:pPr>
+        <w:spacing w:line="300" w:lineRule="exact"/>
+      </w:pPr>
+      <w:r>
+        <w:rPr>
+          <w:rFonts w:hint="eastAsia"/>
+          <w:highlight w:val="lightGray"/>
+        </w:rPr>
+        <w:t>```</w:t>
+      </w:r>
+    </w:p>
+    <w:p>
+      <w:pPr>
+        <w:spacing w:line="276" w:lineRule="auto"/>
+        <w:rPr>
+          <w:rFonts w:hint="eastAsia"/>
+        </w:rPr>
+      </w:pPr>
+    </w:p>
+    <w:p>
+      <w:pPr>
+        <w:spacing w:line="276" w:lineRule="auto"/>
+        <w:rPr>
+          <w:b/>
+          <w:bCs/>
+          <w:sz w:val="28"/>
+          <w:szCs w:val="24"/>
+        </w:rPr>
+      </w:pPr>
+      <w:r>
+        <w:rPr>
+          <w:rFonts w:hint="eastAsia"/>
+          <w:b/>
+          <w:bCs/>
+          <w:sz w:val="28"/>
+          <w:szCs w:val="24"/>
+        </w:rPr>
+        <w:t>3.4.3 The deviance of a GLM</w:t>
+      </w:r>
+    </w:p>
+    <w:p>
+      <w:pPr>
+        <w:spacing w:line="276" w:lineRule="auto"/>
+        <w:ind w:firstLine="480"/>
+      </w:pPr>
+      <w:r>
+        <w:t>This model has a</w:t>
+      </w:r>
+      <w:r>
+        <w:rPr>
+          <w:rFonts w:hint="eastAsia"/>
+        </w:rPr>
+        <w:t xml:space="preserve"> </w:t>
+      </w:r>
+      <w:r>
+        <w:t xml:space="preserve">separate parameter for each </w:t>
+      </w:r>
+      <w:r>
+        <w:t>observation,</w:t>
+      </w:r>
+      <w:r>
+        <w:t xml:space="preserve"> and it provides a perfect fit to the data. The model</w:t>
+      </w:r>
+      <w:r>
+        <w:rPr>
+          <w:rFonts w:hint="eastAsia"/>
+        </w:rPr>
+        <w:t xml:space="preserve"> </w:t>
+      </w:r>
+      <w:r>
+        <w:t>is said to be saturated.</w:t>
+      </w:r>
+    </w:p>
+    <w:p>
+      <w:pPr>
+        <w:spacing w:line="276" w:lineRule="auto"/>
+        <w:ind w:firstLine="480"/>
+      </w:pPr>
+      <w:r>
+        <w:rPr>
+          <w:rFonts w:hint="eastAsia"/>
+        </w:rPr>
+        <w:t xml:space="preserve">The deviance of a GLM is defined to </w:t>
+      </w:r>
+      <w:proofErr w:type="gramStart"/>
+      <w:r>
+        <w:rPr>
+          <w:rFonts w:hint="eastAsia"/>
+        </w:rPr>
+        <w:t>be</w:t>
+      </w:r>
+      <w:proofErr w:type="gramEnd"/>
+    </w:p>
+    <w:p>
+      <w:pPr>
+        <w:spacing w:line="276" w:lineRule="auto"/>
+        <w:ind w:firstLine="480"/>
+      </w:pPr>
+      <m:oMathPara>
+        <m:oMath>
+          <m:r>
+            <m:rPr>
+              <m:sty m:val="p"/>
+            </m:rPr>
+            <w:rPr>
+              <w:rFonts w:ascii="Cambria Math" w:hAnsi="Cambria Math"/>
+            </w:rPr>
+            <w:lastRenderedPageBreak/>
+            <m:t>Deviance</m:t>
+          </m:r>
+          <m:r>
+            <w:rPr>
+              <w:rFonts w:ascii="Cambria Math" w:hAnsi="Cambria Math"/>
+            </w:rPr>
+            <m:t>=2</m:t>
+          </m:r>
+          <m:d>
+            <m:dPr>
+              <m:ctrlPr>
+                <w:rPr>
+                  <w:rFonts w:ascii="Cambria Math" w:hAnsi="Cambria Math"/>
+                  <w:i/>
+                </w:rPr>
+              </m:ctrlPr>
+            </m:dPr>
+            <m:e>
+              <m:sSub>
+                <m:sSubPr>
+                  <m:ctrlPr>
+                    <w:rPr>
+                      <w:rFonts w:ascii="Cambria Math" w:hAnsi="Cambria Math"/>
+                      <w:i/>
+                    </w:rPr>
+                  </m:ctrlPr>
+                </m:sSubPr>
+                <m:e>
+                  <m:r>
+                    <w:rPr>
+                      <w:rFonts w:ascii="Cambria Math" w:hAnsi="Cambria Math"/>
+                    </w:rPr>
+                    <m:t>L</m:t>
+                  </m:r>
+                </m:e>
+                <m:sub>
+                  <m:r>
+                    <w:rPr>
+                      <w:rFonts w:ascii="Cambria Math" w:hAnsi="Cambria Math"/>
+                    </w:rPr>
+                    <m:t>S</m:t>
+                  </m:r>
+                </m:sub>
+              </m:sSub>
+              <m:r>
+                <w:rPr>
+                  <w:rFonts w:ascii="Cambria Math" w:hAnsi="Cambria Math"/>
+                </w:rPr>
+                <m:t>-</m:t>
+              </m:r>
+              <m:sSub>
+                <m:sSubPr>
+                  <m:ctrlPr>
+                    <w:rPr>
+                      <w:rFonts w:ascii="Cambria Math" w:hAnsi="Cambria Math"/>
+                      <w:i/>
+                    </w:rPr>
+                  </m:ctrlPr>
+                </m:sSubPr>
+                <m:e>
+                  <m:r>
+                    <w:rPr>
+                      <w:rFonts w:ascii="Cambria Math" w:hAnsi="Cambria Math"/>
+                    </w:rPr>
+                    <m:t>L</m:t>
+                  </m:r>
+                </m:e>
+                <m:sub>
+                  <m:r>
+                    <w:rPr>
+                      <w:rFonts w:ascii="Cambria Math" w:hAnsi="Cambria Math"/>
+                    </w:rPr>
+                    <m:t>M</m:t>
+                  </m:r>
+                </m:sub>
+              </m:sSub>
+            </m:e>
+          </m:d>
+          <m:r>
+            <w:rPr>
+              <w:rFonts w:ascii="Cambria Math" w:hAnsi="Cambria Math"/>
+            </w:rPr>
+            <m:t>.</m:t>
+          </m:r>
+        </m:oMath>
+      </m:oMathPara>
+    </w:p>
+    <w:p>
+      <w:pPr>
+        <w:spacing w:line="276" w:lineRule="auto"/>
+        <w:rPr>
+          <w:rFonts w:hint="eastAsia"/>
+        </w:rPr>
+      </w:pPr>
+      <w:r>
+        <w:rPr>
+          <w:rFonts w:hint="eastAsia"/>
+        </w:rPr>
+        <w:t>where</w:t>
+      </w:r>
+      <w:r>
+        <w:rPr>
+          <w:rFonts w:hint="eastAsia"/>
+        </w:rPr>
+        <w:t xml:space="preserve"> </w:t>
+      </w:r>
+      <m:oMath>
+        <m:sSub>
+          <m:sSubPr>
+            <m:ctrlPr>
+              <w:rPr>
+                <w:rFonts w:ascii="Cambria Math" w:hAnsi="Cambria Math"/>
+                <w:i/>
+              </w:rPr>
+            </m:ctrlPr>
+          </m:sSubPr>
+          <m:e>
+            <m:r>
+              <w:rPr>
+                <w:rFonts w:ascii="Cambria Math" w:hAnsi="Cambria Math"/>
+              </w:rPr>
+              <m:t>L</m:t>
+            </m:r>
+          </m:e>
+          <m:sub>
+            <m:r>
+              <w:rPr>
+                <w:rFonts w:ascii="Cambria Math" w:hAnsi="Cambria Math"/>
+              </w:rPr>
+              <m:t>M</m:t>
+            </m:r>
+          </m:sub>
+        </m:sSub>
+      </m:oMath>
+      <w:r>
+        <w:t xml:space="preserve"> denote</w:t>
+      </w:r>
+      <w:r>
+        <w:rPr>
+          <w:rFonts w:hint="eastAsia"/>
+        </w:rPr>
+        <w:t xml:space="preserve"> </w:t>
+      </w:r>
+      <w:r>
+        <w:t>the</w:t>
+      </w:r>
+      <w:r>
+        <w:rPr>
+          <w:rFonts w:hint="eastAsia"/>
+        </w:rPr>
+        <w:t xml:space="preserve"> </w:t>
+      </w:r>
+      <w:r>
+        <w:t>maximized</w:t>
+      </w:r>
+      <w:r>
+        <w:rPr>
+          <w:rFonts w:hint="eastAsia"/>
+        </w:rPr>
+        <w:t xml:space="preserve"> </w:t>
+      </w:r>
+      <w:r>
+        <w:t>log-likelihood</w:t>
+      </w:r>
+      <w:r>
+        <w:rPr>
+          <w:rFonts w:hint="eastAsia"/>
+        </w:rPr>
+        <w:t xml:space="preserve"> </w:t>
+      </w:r>
+      <w:r>
+        <w:t>value</w:t>
+      </w:r>
+      <w:r>
+        <w:rPr>
+          <w:rFonts w:hint="eastAsia"/>
+        </w:rPr>
+        <w:t xml:space="preserve"> </w:t>
+      </w:r>
+      <w:r>
+        <w:t>for</w:t>
+      </w:r>
+      <w:r>
+        <w:rPr>
+          <w:rFonts w:hint="eastAsia"/>
+        </w:rPr>
+        <w:t xml:space="preserve"> </w:t>
+      </w:r>
+      <w:r>
+        <w:t>a</w:t>
+      </w:r>
+      <w:r>
+        <w:rPr>
+          <w:rFonts w:hint="eastAsia"/>
+        </w:rPr>
+        <w:t xml:space="preserve"> </w:t>
+      </w:r>
+      <w:r>
+        <w:t>model</w:t>
+      </w:r>
+      <w:r>
+        <w:rPr>
+          <w:rFonts w:hint="eastAsia"/>
+        </w:rPr>
+        <w:t xml:space="preserve"> </w:t>
+      </w:r>
+      <m:oMath>
+        <m:r>
+          <w:rPr>
+            <w:rFonts w:ascii="Cambria Math" w:hAnsi="Cambria Math"/>
+          </w:rPr>
+          <m:t>M</m:t>
+        </m:r>
+      </m:oMath>
+      <w:r>
+        <w:t xml:space="preserve"> of</w:t>
+      </w:r>
+      <w:r>
+        <w:rPr>
+          <w:rFonts w:hint="eastAsia"/>
+        </w:rPr>
+        <w:t xml:space="preserve"> </w:t>
+      </w:r>
+      <w:r>
+        <w:t>interest</w:t>
+      </w:r>
+      <w:r>
+        <w:rPr>
+          <w:rFonts w:hint="eastAsia"/>
+        </w:rPr>
+        <w:t xml:space="preserve">, and </w:t>
+      </w:r>
+      <m:oMath>
+        <m:sSub>
+          <m:sSubPr>
+            <m:ctrlPr>
+              <w:rPr>
+                <w:rFonts w:ascii="Cambria Math" w:hAnsi="Cambria Math"/>
+                <w:i/>
+              </w:rPr>
+            </m:ctrlPr>
+          </m:sSubPr>
+          <m:e>
+            <m:r>
+              <w:rPr>
+                <w:rFonts w:ascii="Cambria Math" w:hAnsi="Cambria Math"/>
+              </w:rPr>
+              <m:t>L</m:t>
+            </m:r>
+          </m:e>
+          <m:sub>
+            <m:r>
+              <w:rPr>
+                <w:rFonts w:ascii="Cambria Math" w:hAnsi="Cambria Math"/>
+              </w:rPr>
+              <m:t>S</m:t>
+            </m:r>
+          </m:sub>
+        </m:sSub>
+      </m:oMath>
+      <w:r>
+        <w:t xml:space="preserve"> denote</w:t>
+      </w:r>
+      <w:r>
+        <w:t xml:space="preserve"> the maximized log-likelihood value for the most complex model</w:t>
+      </w:r>
+      <w:r>
+        <w:rPr>
+          <w:rFonts w:hint="eastAsia"/>
+        </w:rPr>
+        <w:t xml:space="preserve">, which </w:t>
+      </w:r>
+      <w:r>
+        <w:t>provides a perfect fit to the data</w:t>
+      </w:r>
+      <w:r>
+        <w:rPr>
+          <w:rFonts w:hint="eastAsia"/>
+        </w:rPr>
+        <w:t xml:space="preserve"> by having </w:t>
+      </w:r>
+      <w:r>
+        <w:t>separate parameter</w:t>
+      </w:r>
+      <w:r>
+        <w:rPr>
+          <w:rFonts w:hint="eastAsia"/>
+        </w:rPr>
+        <w:t>s</w:t>
+      </w:r>
+      <w:r>
+        <w:t xml:space="preserve"> for each observation</w:t>
+      </w:r>
+      <w:r>
+        <w:rPr>
+          <w:rFonts w:hint="eastAsia"/>
+        </w:rPr>
+        <w:t>. It is called saturated model</w:t>
+      </w:r>
+      <w:r>
+        <w:t>.</w:t>
+      </w:r>
+    </w:p>
+    <w:p>
+      <w:pPr>
+        <w:spacing w:line="276" w:lineRule="auto"/>
+      </w:pPr>
+    </w:p>
+    <w:p>
+      <w:pPr>
+        <w:spacing w:line="276" w:lineRule="auto"/>
+        <w:ind w:firstLine="480"/>
+      </w:pPr>
+      <w:r>
+        <w:t>The</w:t>
+      </w:r>
+      <w:r>
+        <w:rPr>
+          <w:rFonts w:hint="eastAsia"/>
+        </w:rPr>
+        <w:t xml:space="preserve"> </w:t>
+      </w:r>
+      <w:r>
+        <w:t>deviance is the likelihood-ratio statistic for comparing model M to the saturated model.</w:t>
+      </w:r>
+      <w:r>
+        <w:rPr>
+          <w:rFonts w:hint="eastAsia"/>
+        </w:rPr>
+        <w:t xml:space="preserve"> </w:t>
+      </w:r>
+      <w:r>
+        <w:t>It is a test statistic for the hypothesis that all parameters that are in the saturated model but</w:t>
+      </w:r>
+      <w:r>
+        <w:rPr>
+          <w:rFonts w:hint="eastAsia"/>
+        </w:rPr>
+        <w:t xml:space="preserve"> </w:t>
+      </w:r>
+      <w:r>
+        <w:t>not in model M equal zero.</w:t>
+      </w:r>
+      <w:r>
+        <w:rPr>
+          <w:rFonts w:hint="eastAsia"/>
+        </w:rPr>
+        <w:t xml:space="preserve"> </w:t>
+      </w:r>
+      <w:r>
+        <w:rPr>
+          <w:rFonts w:hint="eastAsia"/>
+        </w:rPr>
+        <w:t xml:space="preserve">The deviance </w:t>
+      </w:r>
+      <w:r>
+        <w:t>has approximately a chi-squared distribution.</w:t>
+      </w:r>
+      <w:r>
+        <w:rPr>
+          <w:rFonts w:hint="eastAsia"/>
+        </w:rPr>
+        <w:t xml:space="preserve"> </w:t>
+      </w:r>
+      <w:r>
+        <w:t xml:space="preserve">The residual </w:t>
+      </w:r>
+      <m:oMath>
+        <m:r>
+          <w:rPr>
+            <w:rFonts w:ascii="Cambria Math" w:hAnsi="Cambria Math"/>
+          </w:rPr>
+          <m:t>df</m:t>
+        </m:r>
+      </m:oMath>
+      <w:r>
+        <w:t xml:space="preserve"> equals the number of observations minus the number of</w:t>
+      </w:r>
+      <w:r>
+        <w:rPr>
+          <w:rFonts w:hint="eastAsia"/>
+        </w:rPr>
+        <w:t xml:space="preserve"> </w:t>
+      </w:r>
+      <w:r>
+        <w:t xml:space="preserve">model parameters. The </w:t>
+      </w:r>
+      <w:r>
+        <w:rPr>
+          <w:rFonts w:hint="eastAsia"/>
+        </w:rPr>
+        <w:t>p</w:t>
+      </w:r>
+      <w:r>
+        <w:t>-value is the right-tail probability above the observed test statistic</w:t>
+      </w:r>
+      <w:r>
+        <w:rPr>
+          <w:rFonts w:hint="eastAsia"/>
+        </w:rPr>
+        <w:t xml:space="preserve"> </w:t>
+      </w:r>
+      <w:r>
+        <w:t>value, from the chi-squared distribution.</w:t>
+      </w:r>
+    </w:p>
+    <w:p>
+      <w:pPr>
+        <w:spacing w:line="276" w:lineRule="auto"/>
+        <w:ind w:firstLine="480"/>
+        <w:rPr>
+          <w:rFonts w:hint="eastAsia"/>
+        </w:rPr>
+      </w:pPr>
+      <w:r>
+        <w:t>Given that the more complex model</w:t>
+      </w:r>
+      <w:r>
+        <w:rPr>
+          <w:rFonts w:hint="eastAsia"/>
+        </w:rPr>
+        <w:t xml:space="preserve"> (</w:t>
+      </w:r>
+      <m:oMath>
+        <m:sSub>
+          <m:sSubPr>
+            <m:ctrlPr>
+              <w:rPr>
+                <w:rFonts w:ascii="Cambria Math" w:hAnsi="Cambria Math"/>
+                <w:i/>
+              </w:rPr>
+            </m:ctrlPr>
+          </m:sSubPr>
+          <m:e>
+            <m:r>
+              <w:rPr>
+                <w:rFonts w:ascii="Cambria Math" w:hAnsi="Cambria Math"/>
+              </w:rPr>
+              <m:t>M</m:t>
+            </m:r>
+          </m:e>
+          <m:sub>
+            <m:r>
+              <w:rPr>
+                <w:rFonts w:ascii="Cambria Math" w:hAnsi="Cambria Math"/>
+              </w:rPr>
+              <m:t>1</m:t>
+            </m:r>
+          </m:sub>
+        </m:sSub>
+      </m:oMath>
+      <w:r>
+        <w:rPr>
+          <w:rFonts w:hint="eastAsia"/>
+        </w:rPr>
+        <w:t>)</w:t>
+      </w:r>
+      <w:r>
+        <w:t xml:space="preserve"> holds, the likelihood-ratio</w:t>
+      </w:r>
+      <w:r>
+        <w:rPr>
+          <w:rFonts w:hint="eastAsia"/>
+        </w:rPr>
+        <w:t xml:space="preserve"> </w:t>
+      </w:r>
+      <w:r>
+        <w:t>statistic for testing that the simpler model</w:t>
+      </w:r>
+      <w:r>
+        <w:rPr>
+          <w:rFonts w:hint="eastAsia"/>
+        </w:rPr>
+        <w:t xml:space="preserve"> (</w:t>
+      </w:r>
+      <m:oMath>
+        <m:sSub>
+          <m:sSubPr>
+            <m:ctrlPr>
+              <w:rPr>
+                <w:rFonts w:ascii="Cambria Math" w:hAnsi="Cambria Math"/>
+                <w:i/>
+              </w:rPr>
+            </m:ctrlPr>
+          </m:sSubPr>
+          <m:e>
+            <m:r>
+              <w:rPr>
+                <w:rFonts w:ascii="Cambria Math" w:hAnsi="Cambria Math"/>
+              </w:rPr>
+              <m:t>M</m:t>
+            </m:r>
+          </m:e>
+          <m:sub>
+            <m:r>
+              <w:rPr>
+                <w:rFonts w:ascii="Cambria Math" w:hAnsi="Cambria Math"/>
+              </w:rPr>
+              <m:t>0</m:t>
+            </m:r>
+          </m:sub>
+        </m:sSub>
+      </m:oMath>
+      <w:r>
+        <w:rPr>
+          <w:rFonts w:hint="eastAsia"/>
+        </w:rPr>
+        <w:t>)</w:t>
+      </w:r>
+      <w:r>
+        <w:t xml:space="preserve"> holds is</w:t>
+      </w:r>
+      <w:r>
+        <w:rPr>
+          <w:rFonts w:hint="eastAsia"/>
+        </w:rPr>
+        <w:t xml:space="preserve"> </w:t>
+      </w:r>
+      <m:oMath>
+        <m:r>
+          <w:rPr>
+            <w:rFonts w:ascii="Cambria Math" w:hAnsi="Cambria Math"/>
+          </w:rPr>
+          <m:t>2(</m:t>
+        </m:r>
+        <m:sSub>
+          <m:sSubPr>
+            <m:ctrlPr>
+              <w:rPr>
+                <w:rFonts w:ascii="Cambria Math" w:hAnsi="Cambria Math"/>
+                <w:i/>
+              </w:rPr>
+            </m:ctrlPr>
+          </m:sSubPr>
+          <m:e>
+            <m:r>
+              <w:rPr>
+                <w:rFonts w:ascii="Cambria Math" w:hAnsi="Cambria Math"/>
+              </w:rPr>
+              <m:t>L</m:t>
+            </m:r>
+          </m:e>
+          <m:sub>
+            <m:r>
+              <w:rPr>
+                <w:rFonts w:ascii="Cambria Math" w:hAnsi="Cambria Math"/>
+              </w:rPr>
+              <m:t>1</m:t>
+            </m:r>
+          </m:sub>
+        </m:sSub>
+        <m:r>
+          <w:rPr>
+            <w:rFonts w:ascii="Cambria Math" w:hAnsi="Cambria Math"/>
+          </w:rPr>
+          <m:t>-</m:t>
+        </m:r>
+        <m:sSub>
+          <m:sSubPr>
+            <m:ctrlPr>
+              <w:rPr>
+                <w:rFonts w:ascii="Cambria Math" w:hAnsi="Cambria Math"/>
+                <w:i/>
+              </w:rPr>
+            </m:ctrlPr>
+          </m:sSubPr>
+          <m:e>
+            <m:r>
+              <w:rPr>
+                <w:rFonts w:ascii="Cambria Math" w:hAnsi="Cambria Math"/>
+              </w:rPr>
+              <m:t>L</m:t>
+            </m:r>
+          </m:e>
+          <m:sub>
+            <m:r>
+              <w:rPr>
+                <w:rFonts w:ascii="Cambria Math" w:hAnsi="Cambria Math"/>
+              </w:rPr>
+              <m:t>0</m:t>
+            </m:r>
+          </m:sub>
+        </m:sSub>
+        <m:r>
+          <w:rPr>
+            <w:rFonts w:ascii="Cambria Math" w:hAnsi="Cambria Math"/>
+          </w:rPr>
+          <m:t>)</m:t>
+        </m:r>
+      </m:oMath>
+      <w:r>
+        <w:rPr>
+          <w:rFonts w:hint="eastAsia"/>
+        </w:rPr>
+        <w:t>. Since</w:t>
+      </w:r>
+    </w:p>
+    <w:p>
+      <w:pPr>
+        <w:spacing w:line="276" w:lineRule="auto"/>
+      </w:pPr>
+      <m:oMathPara>
+        <m:oMath>
+          <m:r>
+            <w:rPr>
+              <w:rFonts w:ascii="Cambria Math" w:hAnsi="Cambria Math"/>
+            </w:rPr>
+            <m:t>2</m:t>
+          </m:r>
+          <m:d>
+            <m:dPr>
+              <m:ctrlPr>
+                <w:rPr>
+                  <w:rFonts w:ascii="Cambria Math" w:hAnsi="Cambria Math"/>
+                  <w:i/>
+                </w:rPr>
+              </m:ctrlPr>
+            </m:dPr>
+            <m:e>
+              <m:sSub>
+                <m:sSubPr>
+                  <m:ctrlPr>
+                    <w:rPr>
+                      <w:rFonts w:ascii="Cambria Math" w:hAnsi="Cambria Math"/>
+                      <w:i/>
+                    </w:rPr>
+                  </m:ctrlPr>
+                </m:sSubPr>
+                <m:e>
+                  <m:r>
+                    <w:rPr>
+                      <w:rFonts w:ascii="Cambria Math" w:hAnsi="Cambria Math"/>
+                    </w:rPr>
+                    <m:t>L</m:t>
+                  </m:r>
+                </m:e>
+                <m:sub>
+                  <m:r>
+                    <w:rPr>
+                      <w:rFonts w:ascii="Cambria Math" w:hAnsi="Cambria Math"/>
+                    </w:rPr>
+                    <m:t>1</m:t>
+                  </m:r>
+                </m:sub>
+              </m:sSub>
+              <m:r>
+                <w:rPr>
+                  <w:rFonts w:ascii="Cambria Math" w:hAnsi="Cambria Math"/>
+                </w:rPr>
+                <m:t>-</m:t>
+              </m:r>
+              <m:sSub>
+                <m:sSubPr>
+                  <m:ctrlPr>
+                    <w:rPr>
+                      <w:rFonts w:ascii="Cambria Math" w:hAnsi="Cambria Math"/>
+                      <w:i/>
+                    </w:rPr>
+                  </m:ctrlPr>
+                </m:sSubPr>
+                <m:e>
+                  <m:r>
+                    <w:rPr>
+                      <w:rFonts w:ascii="Cambria Math" w:hAnsi="Cambria Math"/>
+                    </w:rPr>
+                    <m:t>L</m:t>
+                  </m:r>
+                </m:e>
+                <m:sub>
+                  <m:r>
+                    <w:rPr>
+                      <w:rFonts w:ascii="Cambria Math" w:hAnsi="Cambria Math"/>
+                    </w:rPr>
+                    <m:t>0</m:t>
+                  </m:r>
+                </m:sub>
+              </m:sSub>
+            </m:e>
+          </m:d>
+          <m:r>
+            <w:rPr>
+              <w:rFonts w:ascii="Cambria Math" w:hAnsi="Cambria Math"/>
+            </w:rPr>
+            <m:t>=</m:t>
+          </m:r>
+          <m:r>
+            <w:rPr>
+              <w:rFonts w:ascii="Cambria Math" w:hAnsi="Cambria Math"/>
+            </w:rPr>
+            <m:t>2</m:t>
+          </m:r>
+          <m:d>
+            <m:dPr>
+              <m:ctrlPr>
+                <w:rPr>
+                  <w:rFonts w:ascii="Cambria Math" w:hAnsi="Cambria Math"/>
+                  <w:i/>
+                </w:rPr>
+              </m:ctrlPr>
+            </m:dPr>
+            <m:e>
+              <m:sSub>
+                <m:sSubPr>
+                  <m:ctrlPr>
+                    <w:rPr>
+                      <w:rFonts w:ascii="Cambria Math" w:hAnsi="Cambria Math"/>
+                      <w:i/>
+                    </w:rPr>
+                  </m:ctrlPr>
+                </m:sSubPr>
+                <m:e>
+                  <m:r>
+                    <w:rPr>
+                      <w:rFonts w:ascii="Cambria Math" w:hAnsi="Cambria Math"/>
+                    </w:rPr>
+                    <m:t>L</m:t>
+                  </m:r>
+                </m:e>
+                <m:sub>
+                  <m:r>
+                    <w:rPr>
+                      <w:rFonts w:ascii="Cambria Math" w:hAnsi="Cambria Math"/>
+                    </w:rPr>
+                    <m:t>S</m:t>
+                  </m:r>
+                </m:sub>
+              </m:sSub>
+              <m:r>
+                <w:rPr>
+                  <w:rFonts w:ascii="Cambria Math" w:hAnsi="Cambria Math"/>
+                </w:rPr>
+                <m:t>-</m:t>
+              </m:r>
+              <m:sSub>
+                <m:sSubPr>
+                  <m:ctrlPr>
+                    <w:rPr>
+                      <w:rFonts w:ascii="Cambria Math" w:hAnsi="Cambria Math"/>
+                      <w:i/>
+                    </w:rPr>
+                  </m:ctrlPr>
+                </m:sSubPr>
+                <m:e>
+                  <m:r>
+                    <w:rPr>
+                      <w:rFonts w:ascii="Cambria Math" w:hAnsi="Cambria Math"/>
+                    </w:rPr>
+                    <m:t>L</m:t>
+                  </m:r>
+                </m:e>
+                <m:sub>
+                  <m:r>
+                    <w:rPr>
+                      <w:rFonts w:ascii="Cambria Math" w:hAnsi="Cambria Math"/>
+                    </w:rPr>
+                    <m:t>0</m:t>
+                  </m:r>
+                </m:sub>
+              </m:sSub>
+            </m:e>
+          </m:d>
+          <m:r>
+            <w:rPr>
+              <w:rFonts w:ascii="Cambria Math" w:hAnsi="Cambria Math"/>
+            </w:rPr>
+            <m:t>-</m:t>
+          </m:r>
+          <m:r>
+            <w:rPr>
+              <w:rFonts w:ascii="Cambria Math" w:hAnsi="Cambria Math"/>
+            </w:rPr>
+            <m:t>2</m:t>
+          </m:r>
+          <m:d>
+            <m:dPr>
+              <m:ctrlPr>
+                <w:rPr>
+                  <w:rFonts w:ascii="Cambria Math" w:hAnsi="Cambria Math"/>
+                  <w:i/>
+                </w:rPr>
+              </m:ctrlPr>
+            </m:dPr>
+            <m:e>
+              <m:sSub>
+                <m:sSubPr>
+                  <m:ctrlPr>
+                    <w:rPr>
+                      <w:rFonts w:ascii="Cambria Math" w:hAnsi="Cambria Math"/>
+                      <w:i/>
+                    </w:rPr>
+                  </m:ctrlPr>
+                </m:sSubPr>
+                <m:e>
+                  <m:r>
+                    <w:rPr>
+                      <w:rFonts w:ascii="Cambria Math" w:hAnsi="Cambria Math"/>
+                    </w:rPr>
+                    <m:t>L</m:t>
+                  </m:r>
+                </m:e>
+                <m:sub>
+                  <m:r>
+                    <w:rPr>
+                      <w:rFonts w:ascii="Cambria Math" w:hAnsi="Cambria Math"/>
+                    </w:rPr>
+                    <m:t>S</m:t>
+                  </m:r>
+                </m:sub>
+              </m:sSub>
+              <m:r>
+                <w:rPr>
+                  <w:rFonts w:ascii="Cambria Math" w:hAnsi="Cambria Math"/>
+                </w:rPr>
+                <m:t>-</m:t>
+              </m:r>
+              <m:sSub>
+                <m:sSubPr>
+                  <m:ctrlPr>
+                    <w:rPr>
+                      <w:rFonts w:ascii="Cambria Math" w:hAnsi="Cambria Math"/>
+                      <w:i/>
+                    </w:rPr>
+                  </m:ctrlPr>
+                </m:sSubPr>
+                <m:e>
+                  <m:r>
+                    <w:rPr>
+                      <w:rFonts w:ascii="Cambria Math" w:hAnsi="Cambria Math"/>
+                    </w:rPr>
+                    <m:t>L</m:t>
+                  </m:r>
+                </m:e>
+                <m:sub>
+                  <m:r>
+                    <w:rPr>
+                      <w:rFonts w:ascii="Cambria Math" w:hAnsi="Cambria Math"/>
+                    </w:rPr>
+                    <m:t>1</m:t>
+                  </m:r>
+                </m:sub>
+              </m:sSub>
+            </m:e>
+          </m:d>
+          <m:r>
+            <w:rPr>
+              <w:rFonts w:ascii="Cambria Math" w:hAnsi="Cambria Math"/>
+            </w:rPr>
+            <m:t>=</m:t>
+          </m:r>
+          <m:r>
+            <m:rPr>
+              <m:sty m:val="p"/>
+            </m:rPr>
+            <w:rPr>
+              <w:rFonts w:ascii="Cambria Math" w:hAnsi="Cambria Math"/>
+            </w:rPr>
+            <m:t>Devianc</m:t>
+          </m:r>
+          <m:sSub>
+            <m:sSubPr>
+              <m:ctrlPr>
+                <w:rPr>
+                  <w:rFonts w:ascii="Cambria Math" w:hAnsi="Cambria Math"/>
+                  <w:iCs/>
+                </w:rPr>
+              </m:ctrlPr>
+            </m:sSubPr>
+            <m:e>
+              <m:r>
+                <m:rPr>
+                  <m:sty m:val="p"/>
+                </m:rPr>
+                <w:rPr>
+                  <w:rFonts w:ascii="Cambria Math" w:hAnsi="Cambria Math"/>
+                </w:rPr>
+                <m:t>e</m:t>
+              </m:r>
+            </m:e>
+            <m:sub>
+              <m:r>
+                <m:rPr>
+                  <m:sty m:val="p"/>
+                </m:rPr>
+                <w:rPr>
+                  <w:rFonts w:ascii="Cambria Math" w:hAnsi="Cambria Math"/>
+                </w:rPr>
+                <m:t>0</m:t>
+              </m:r>
+            </m:sub>
+          </m:sSub>
+          <m:r>
+            <w:rPr>
+              <w:rFonts w:ascii="Cambria Math" w:hAnsi="Cambria Math"/>
+            </w:rPr>
+            <m:t>-</m:t>
+          </m:r>
+          <m:r>
+            <m:rPr>
+              <m:sty m:val="p"/>
+            </m:rPr>
+            <w:rPr>
+              <w:rFonts w:ascii="Cambria Math" w:hAnsi="Cambria Math"/>
+            </w:rPr>
+            <m:t>Devianc</m:t>
+          </m:r>
+          <m:sSub>
+            <m:sSubPr>
+              <m:ctrlPr>
+                <w:rPr>
+                  <w:rFonts w:ascii="Cambria Math" w:hAnsi="Cambria Math"/>
+                  <w:iCs/>
+                </w:rPr>
+              </m:ctrlPr>
+            </m:sSubPr>
+            <m:e>
+              <m:r>
+                <m:rPr>
+                  <m:sty m:val="p"/>
+                </m:rPr>
+                <w:rPr>
+                  <w:rFonts w:ascii="Cambria Math" w:hAnsi="Cambria Math"/>
+                </w:rPr>
+                <m:t>e</m:t>
+              </m:r>
+            </m:e>
+            <m:sub>
+              <m:r>
+                <m:rPr>
+                  <m:sty m:val="p"/>
+                </m:rPr>
+                <w:rPr>
+                  <w:rFonts w:ascii="Cambria Math" w:hAnsi="Cambria Math"/>
+                </w:rPr>
+                <m:t>1</m:t>
+              </m:r>
+            </m:sub>
+          </m:sSub>
+          <m:r>
+            <w:rPr>
+              <w:rFonts w:ascii="Cambria Math" w:hAnsi="Cambria Math"/>
+            </w:rPr>
+            <m:t>,</m:t>
+          </m:r>
+        </m:oMath>
+      </m:oMathPara>
+    </w:p>
+    <w:p>
+      <w:pPr>
+        <w:spacing w:line="276" w:lineRule="auto"/>
+      </w:pPr>
+      <w:r>
+        <w:t>we can compare the models by comparing their deviances.</w:t>
+      </w:r>
+      <w:r>
+        <w:t xml:space="preserve"> </w:t>
+      </w:r>
+      <w:r>
+        <w:rPr>
+          <w:rFonts w:hint="eastAsia"/>
+        </w:rPr>
+        <w:t>T</w:t>
+      </w:r>
+      <w:r>
+        <w:t xml:space="preserve">he statistic has an approximate chi-squared null distribution, with </w:t>
+      </w:r>
+      <m:oMath>
+        <m:r>
+          <w:rPr>
+            <w:rFonts w:ascii="Cambria Math" w:hAnsi="Cambria Math"/>
+          </w:rPr>
+          <m:t>df</m:t>
+        </m:r>
+      </m:oMath>
+      <w:r>
+        <w:t xml:space="preserve"> equal to the number of additional parameters that are in </w:t>
+      </w:r>
+      <m:oMath>
+        <m:sSub>
+          <m:sSubPr>
+            <m:ctrlPr>
+              <w:rPr>
+                <w:rFonts w:ascii="Cambria Math" w:hAnsi="Cambria Math"/>
+                <w:i/>
+              </w:rPr>
+            </m:ctrlPr>
+          </m:sSubPr>
+          <m:e>
+            <m:r>
+              <w:rPr>
+                <w:rFonts w:ascii="Cambria Math" w:hAnsi="Cambria Math"/>
+              </w:rPr>
+              <m:t>M</m:t>
+            </m:r>
+          </m:e>
+          <m:sub>
+            <m:r>
+              <w:rPr>
+                <w:rFonts w:ascii="Cambria Math" w:hAnsi="Cambria Math"/>
+              </w:rPr>
+              <m:t>1</m:t>
+            </m:r>
+          </m:sub>
+        </m:sSub>
+      </m:oMath>
+      <w:r>
+        <w:t xml:space="preserve"> but not in </w:t>
+      </w:r>
+      <m:oMath>
+        <m:sSub>
+          <m:sSubPr>
+            <m:ctrlPr>
+              <w:rPr>
+                <w:rFonts w:ascii="Cambria Math" w:hAnsi="Cambria Math"/>
+                <w:i/>
+              </w:rPr>
+            </m:ctrlPr>
+          </m:sSubPr>
+          <m:e>
+            <m:r>
+              <w:rPr>
+                <w:rFonts w:ascii="Cambria Math" w:hAnsi="Cambria Math"/>
+              </w:rPr>
+              <m:t>M</m:t>
+            </m:r>
+          </m:e>
+          <m:sub>
+            <m:r>
+              <w:rPr>
+                <w:rFonts w:ascii="Cambria Math" w:hAnsi="Cambria Math"/>
+              </w:rPr>
+              <m:t>0</m:t>
+            </m:r>
+          </m:sub>
+        </m:sSub>
+      </m:oMath>
+      <w:r>
+        <w:t xml:space="preserve">. Large test statistics and small P-values suggest that </w:t>
+      </w:r>
+      <m:oMath>
+        <m:sSub>
+          <m:sSubPr>
+            <m:ctrlPr>
+              <w:rPr>
+                <w:rFonts w:ascii="Cambria Math" w:hAnsi="Cambria Math"/>
+                <w:i/>
+              </w:rPr>
+            </m:ctrlPr>
+          </m:sSubPr>
+          <m:e>
+            <m:r>
+              <w:rPr>
+                <w:rFonts w:ascii="Cambria Math" w:hAnsi="Cambria Math"/>
+              </w:rPr>
+              <m:t>M</m:t>
+            </m:r>
+          </m:e>
+          <m:sub>
+            <m:r>
+              <w:rPr>
+                <w:rFonts w:ascii="Cambria Math" w:hAnsi="Cambria Math"/>
+              </w:rPr>
+              <m:t>1</m:t>
+            </m:r>
+          </m:sub>
+        </m:sSub>
+      </m:oMath>
+      <w:r>
+        <w:t xml:space="preserve"> fits better than </w:t>
+      </w:r>
+      <m:oMath>
+        <m:sSub>
+          <m:sSubPr>
+            <m:ctrlPr>
+              <w:rPr>
+                <w:rFonts w:ascii="Cambria Math" w:hAnsi="Cambria Math"/>
+                <w:i/>
+              </w:rPr>
+            </m:ctrlPr>
+          </m:sSubPr>
+          <m:e>
+            <m:r>
+              <w:rPr>
+                <w:rFonts w:ascii="Cambria Math" w:hAnsi="Cambria Math"/>
+              </w:rPr>
+              <m:t>M</m:t>
+            </m:r>
+          </m:e>
+          <m:sub>
+            <m:r>
+              <w:rPr>
+                <w:rFonts w:ascii="Cambria Math" w:hAnsi="Cambria Math"/>
+              </w:rPr>
+              <m:t>0</m:t>
+            </m:r>
+          </m:sub>
+        </m:sSub>
+      </m:oMath>
+      <w:r>
+        <w:t>.</w:t>
+      </w:r>
+    </w:p>
+    <w:p>
+      <w:pPr>
+        <w:spacing w:line="276" w:lineRule="auto"/>
+        <w:ind w:firstLine="480"/>
+      </w:pPr>
+      <w:r>
+        <w:rPr>
+          <w:rFonts w:hint="eastAsia"/>
+        </w:rPr>
+        <w:t xml:space="preserve">In example 3.4.2, the residual deviance is 3.72 with </w:t>
+      </w:r>
+      <m:oMath>
+        <m:r>
+          <w:rPr>
+            <w:rFonts w:ascii="Cambria Math" w:hAnsi="Cambria Math"/>
+          </w:rPr>
+          <m:t>df=5</m:t>
+        </m:r>
+      </m:oMath>
+      <w:r>
+        <w:rPr>
+          <w:rFonts w:hint="eastAsia"/>
+        </w:rPr>
+        <w:t xml:space="preserve">, while the null deviance is 113.20 </w:t>
+      </w:r>
+      <w:r>
+        <w:rPr>
+          <w:rFonts w:hint="eastAsia"/>
+        </w:rPr>
+        <w:t xml:space="preserve">with </w:t>
+      </w:r>
+      <m:oMath>
+        <m:r>
+          <w:rPr>
+            <w:rFonts w:ascii="Cambria Math" w:hAnsi="Cambria Math"/>
+          </w:rPr>
+          <m:t>df=</m:t>
+        </m:r>
+        <m:r>
+          <w:rPr>
+            <w:rFonts w:ascii="Cambria Math" w:hAnsi="Cambria Math"/>
+          </w:rPr>
+          <m:t>6</m:t>
+        </m:r>
+      </m:oMath>
+      <w:r>
+        <w:rPr>
+          <w:rFonts w:hint="eastAsia"/>
+        </w:rPr>
+        <w:t xml:space="preserve">. The </w:t>
+      </w:r>
+      <w:r>
+        <w:t>difference between the</w:t>
+      </w:r>
+      <w:r>
+        <w:rPr>
+          <w:rFonts w:hint="eastAsia"/>
+        </w:rPr>
+        <w:t xml:space="preserve"> </w:t>
+      </w:r>
+      <w:r>
+        <w:t xml:space="preserve">deviances equals 109.48 with </w:t>
+      </w:r>
+      <m:oMath>
+        <m:r>
+          <w:rPr>
+            <w:rFonts w:ascii="Cambria Math" w:hAnsi="Cambria Math"/>
+          </w:rPr>
+          <m:t>df=</m:t>
         </m:r>
         <m:r>
           <w:rPr>
@@ -7432,183 +13423,1358 @@
         <w:rPr>
           <w:rFonts w:hint="eastAsia"/>
         </w:rPr>
-        <w:t xml:space="preserve">, and the mean of </w:t>
+        <w:t>.</w:t>
+      </w:r>
+    </w:p>
+    <w:p>
+      <w:pPr>
+        <w:spacing w:line="276" w:lineRule="auto"/>
+      </w:pPr>
+    </w:p>
+    <w:p>
+      <w:pPr>
+        <w:spacing w:line="276" w:lineRule="auto"/>
+      </w:pPr>
+      <w:r>
+        <w:rPr>
+          <w:rFonts w:hint="eastAsia"/>
+        </w:rPr>
+        <w:t xml:space="preserve">3.4.5 </w:t>
+      </w:r>
+      <w:r>
+        <w:t xml:space="preserve">Residuals </w:t>
+      </w:r>
+      <w:r>
+        <w:rPr>
+          <w:rFonts w:hint="eastAsia"/>
+        </w:rPr>
+        <w:t>c</w:t>
+      </w:r>
+      <w:r>
+        <w:t xml:space="preserve">omparing </w:t>
+      </w:r>
+      <w:r>
+        <w:rPr>
+          <w:rFonts w:hint="eastAsia"/>
+        </w:rPr>
+        <w:t>o</w:t>
+      </w:r>
+      <w:r>
+        <w:t xml:space="preserve">bservations to the </w:t>
+      </w:r>
+      <w:r>
+        <w:rPr>
+          <w:rFonts w:hint="eastAsia"/>
+        </w:rPr>
+        <w:t>m</w:t>
+      </w:r>
+      <w:r>
+        <w:t xml:space="preserve">odel </w:t>
+      </w:r>
+      <w:proofErr w:type="gramStart"/>
+      <w:r>
+        <w:rPr>
+          <w:rFonts w:hint="eastAsia"/>
+        </w:rPr>
+        <w:t>f</w:t>
+      </w:r>
+      <w:r>
+        <w:t>it</w:t>
+      </w:r>
+      <w:proofErr w:type="gramEnd"/>
+    </w:p>
+    <w:p>
+      <w:pPr>
+        <w:spacing w:line="276" w:lineRule="auto"/>
+        <w:ind w:firstLine="480"/>
+      </w:pPr>
+      <w:r>
+        <w:rPr>
+          <w:rFonts w:hint="eastAsia"/>
+        </w:rPr>
+        <w:t>For any GLM, the Pearson residual is a standardized difference:</w:t>
+      </w:r>
+    </w:p>
+    <w:p>
+      <w:pPr>
+        <w:spacing w:line="276" w:lineRule="auto"/>
+      </w:pPr>
+      <m:oMathPara>
+        <m:oMath>
+          <m:r>
+            <m:rPr>
+              <m:sty m:val="p"/>
+            </m:rPr>
+            <w:rPr>
+              <w:rFonts w:ascii="Cambria Math" w:hAnsi="Cambria Math"/>
+            </w:rPr>
+            <m:t>Pearson residual</m:t>
+          </m:r>
+          <m:r>
+            <w:rPr>
+              <w:rFonts w:ascii="Cambria Math" w:hAnsi="Cambria Math"/>
+            </w:rPr>
+            <m:t>=</m:t>
+          </m:r>
+          <m:sSub>
+            <m:sSubPr>
+              <m:ctrlPr>
+                <w:rPr>
+                  <w:rFonts w:ascii="Cambria Math" w:hAnsi="Cambria Math"/>
+                  <w:i/>
+                </w:rPr>
+              </m:ctrlPr>
+            </m:sSubPr>
+            <m:e>
+              <m:r>
+                <w:rPr>
+                  <w:rFonts w:ascii="Cambria Math" w:hAnsi="Cambria Math"/>
+                </w:rPr>
+                <m:t>e</m:t>
+              </m:r>
+            </m:e>
+            <m:sub>
+              <m:r>
+                <w:rPr>
+                  <w:rFonts w:ascii="Cambria Math" w:hAnsi="Cambria Math"/>
+                </w:rPr>
+                <m:t>i</m:t>
+              </m:r>
+            </m:sub>
+          </m:sSub>
+          <m:r>
+            <w:rPr>
+              <w:rFonts w:ascii="Cambria Math" w:hAnsi="Cambria Math"/>
+            </w:rPr>
+            <m:t>=</m:t>
+          </m:r>
+          <m:f>
+            <m:fPr>
+              <m:ctrlPr>
+                <w:rPr>
+                  <w:rFonts w:ascii="Cambria Math" w:hAnsi="Cambria Math"/>
+                  <w:i/>
+                </w:rPr>
+              </m:ctrlPr>
+            </m:fPr>
+            <m:num>
+              <m:r>
+                <w:rPr>
+                  <w:rFonts w:ascii="Cambria Math" w:hAnsi="Cambria Math"/>
+                </w:rPr>
+                <m:t>yi-</m:t>
+              </m:r>
+              <m:sSub>
+                <m:sSubPr>
+                  <m:ctrlPr>
+                    <w:rPr>
+                      <w:rFonts w:ascii="Cambria Math" w:hAnsi="Cambria Math"/>
+                      <w:i/>
+                    </w:rPr>
+                  </m:ctrlPr>
+                </m:sSubPr>
+                <m:e>
+                  <m:acc>
+                    <m:accPr>
+                      <m:ctrlPr>
+                        <w:rPr>
+                          <w:rFonts w:ascii="Cambria Math" w:hAnsi="Cambria Math"/>
+                          <w:i/>
+                        </w:rPr>
+                      </m:ctrlPr>
+                    </m:accPr>
+                    <m:e>
+                      <m:r>
+                        <w:rPr>
+                          <w:rFonts w:ascii="Cambria Math" w:hAnsi="Cambria Math"/>
+                        </w:rPr>
+                        <m:t>μ</m:t>
+                      </m:r>
+                    </m:e>
+                  </m:acc>
+                </m:e>
+                <m:sub>
+                  <m:r>
+                    <w:rPr>
+                      <w:rFonts w:ascii="Cambria Math" w:hAnsi="Cambria Math"/>
+                    </w:rPr>
+                    <m:t>i</m:t>
+                  </m:r>
+                </m:sub>
+              </m:sSub>
+            </m:num>
+            <m:den>
+              <m:rad>
+                <m:radPr>
+                  <m:degHide m:val="1"/>
+                  <m:ctrlPr>
+                    <w:rPr>
+                      <w:rFonts w:ascii="Cambria Math" w:hAnsi="Cambria Math"/>
+                      <w:i/>
+                    </w:rPr>
+                  </m:ctrlPr>
+                </m:radPr>
+                <m:deg/>
+                <m:e>
+                  <m:acc>
+                    <m:accPr>
+                      <m:ctrlPr>
+                        <w:rPr>
+                          <w:rFonts w:ascii="Cambria Math" w:hAnsi="Cambria Math"/>
+                          <w:i/>
+                        </w:rPr>
+                      </m:ctrlPr>
+                    </m:accPr>
+                    <m:e>
+                      <m:r>
+                        <w:rPr>
+                          <w:rFonts w:ascii="Cambria Math" w:hAnsi="Cambria Math"/>
+                        </w:rPr>
+                        <m:t>var</m:t>
+                      </m:r>
+                    </m:e>
+                  </m:acc>
+                  <m:d>
+                    <m:dPr>
+                      <m:ctrlPr>
+                        <w:rPr>
+                          <w:rFonts w:ascii="Cambria Math" w:hAnsi="Cambria Math"/>
+                          <w:i/>
+                        </w:rPr>
+                      </m:ctrlPr>
+                    </m:dPr>
+                    <m:e>
+                      <m:sSub>
+                        <m:sSubPr>
+                          <m:ctrlPr>
+                            <w:rPr>
+                              <w:rFonts w:ascii="Cambria Math" w:hAnsi="Cambria Math"/>
+                              <w:i/>
+                            </w:rPr>
+                          </m:ctrlPr>
+                        </m:sSubPr>
+                        <m:e>
+                          <m:r>
+                            <w:rPr>
+                              <w:rFonts w:ascii="Cambria Math" w:hAnsi="Cambria Math"/>
+                            </w:rPr>
+                            <m:t>y</m:t>
+                          </m:r>
+                        </m:e>
+                        <m:sub>
+                          <m:r>
+                            <w:rPr>
+                              <w:rFonts w:ascii="Cambria Math" w:hAnsi="Cambria Math"/>
+                            </w:rPr>
+                            <m:t>i</m:t>
+                          </m:r>
+                        </m:sub>
+                      </m:sSub>
+                    </m:e>
+                  </m:d>
+                </m:e>
+              </m:rad>
+            </m:den>
+          </m:f>
+          <m:r>
+            <w:rPr>
+              <w:rFonts w:ascii="Cambria Math" w:hAnsi="Cambria Math"/>
+            </w:rPr>
+            <m:t>.</m:t>
+          </m:r>
+        </m:oMath>
+      </m:oMathPara>
+    </w:p>
+    <w:p>
+      <w:pPr>
+        <w:spacing w:line="276" w:lineRule="auto"/>
+        <w:ind w:firstLine="480"/>
+      </w:pPr>
+      <w:r>
+        <w:t>The</w:t>
+      </w:r>
+      <w:r>
+        <w:rPr>
+          <w:rFonts w:hint="eastAsia"/>
+        </w:rPr>
+        <w:t xml:space="preserve"> </w:t>
+      </w:r>
+      <w:r>
+        <w:t>standardized residual</w:t>
+      </w:r>
+      <w:r>
+        <w:rPr>
+          <w:rFonts w:hint="eastAsia"/>
+        </w:rPr>
+        <w:t xml:space="preserve"> is:</w:t>
+      </w:r>
+    </w:p>
+    <w:p>
+      <w:pPr>
+        <w:spacing w:line="276" w:lineRule="auto"/>
+      </w:pPr>
+      <m:oMathPara>
+        <m:oMath>
+          <m:r>
+            <m:rPr>
+              <m:sty m:val="p"/>
+            </m:rPr>
+            <w:rPr>
+              <w:rFonts w:ascii="Cambria Math" w:hAnsi="Cambria Math"/>
+            </w:rPr>
+            <m:t>Standardized</m:t>
+          </m:r>
+          <m:r>
+            <m:rPr>
+              <m:sty m:val="p"/>
+            </m:rPr>
+            <w:rPr>
+              <w:rFonts w:ascii="Cambria Math" w:hAnsi="Cambria Math"/>
+            </w:rPr>
+            <m:t xml:space="preserve"> residual</m:t>
+          </m:r>
+          <m:r>
+            <w:rPr>
+              <w:rFonts w:ascii="Cambria Math" w:hAnsi="Cambria Math"/>
+            </w:rPr>
+            <m:t>=</m:t>
+          </m:r>
+          <m:sSub>
+            <m:sSubPr>
+              <m:ctrlPr>
+                <w:rPr>
+                  <w:rFonts w:ascii="Cambria Math" w:hAnsi="Cambria Math"/>
+                  <w:i/>
+                </w:rPr>
+              </m:ctrlPr>
+            </m:sSubPr>
+            <m:e>
+              <m:r>
+                <w:rPr>
+                  <w:rFonts w:ascii="Cambria Math" w:hAnsi="Cambria Math"/>
+                </w:rPr>
+                <m:t>e</m:t>
+              </m:r>
+            </m:e>
+            <m:sub>
+              <m:r>
+                <w:rPr>
+                  <w:rFonts w:ascii="Cambria Math" w:hAnsi="Cambria Math"/>
+                </w:rPr>
+                <m:t>i</m:t>
+              </m:r>
+            </m:sub>
+          </m:sSub>
+          <m:r>
+            <w:rPr>
+              <w:rFonts w:ascii="Cambria Math" w:hAnsi="Cambria Math"/>
+            </w:rPr>
+            <m:t>=</m:t>
+          </m:r>
+          <m:f>
+            <m:fPr>
+              <m:ctrlPr>
+                <w:rPr>
+                  <w:rFonts w:ascii="Cambria Math" w:hAnsi="Cambria Math"/>
+                  <w:i/>
+                </w:rPr>
+              </m:ctrlPr>
+            </m:fPr>
+            <m:num>
+              <m:r>
+                <w:rPr>
+                  <w:rFonts w:ascii="Cambria Math" w:hAnsi="Cambria Math"/>
+                </w:rPr>
+                <m:t>yi-</m:t>
+              </m:r>
+              <m:sSub>
+                <m:sSubPr>
+                  <m:ctrlPr>
+                    <w:rPr>
+                      <w:rFonts w:ascii="Cambria Math" w:hAnsi="Cambria Math"/>
+                      <w:i/>
+                    </w:rPr>
+                  </m:ctrlPr>
+                </m:sSubPr>
+                <m:e>
+                  <m:acc>
+                    <m:accPr>
+                      <m:ctrlPr>
+                        <w:rPr>
+                          <w:rFonts w:ascii="Cambria Math" w:hAnsi="Cambria Math"/>
+                          <w:i/>
+                        </w:rPr>
+                      </m:ctrlPr>
+                    </m:accPr>
+                    <m:e>
+                      <m:r>
+                        <w:rPr>
+                          <w:rFonts w:ascii="Cambria Math" w:hAnsi="Cambria Math"/>
+                        </w:rPr>
+                        <m:t>μ</m:t>
+                      </m:r>
+                    </m:e>
+                  </m:acc>
+                </m:e>
+                <m:sub>
+                  <m:r>
+                    <w:rPr>
+                      <w:rFonts w:ascii="Cambria Math" w:hAnsi="Cambria Math"/>
+                    </w:rPr>
+                    <m:t>i</m:t>
+                  </m:r>
+                </m:sub>
+              </m:sSub>
+            </m:num>
+            <m:den>
+              <m:r>
+                <w:rPr>
+                  <w:rFonts w:ascii="Cambria Math" w:hAnsi="Cambria Math"/>
+                </w:rPr>
+                <m:t>SE</m:t>
+              </m:r>
+            </m:den>
+          </m:f>
+          <m:r>
+            <w:rPr>
+              <w:rFonts w:ascii="Cambria Math" w:hAnsi="Cambria Math"/>
+            </w:rPr>
+            <m:t>.</m:t>
+          </m:r>
+        </m:oMath>
+      </m:oMathPara>
+    </w:p>
+    <w:p>
+      <w:pPr>
+        <w:spacing w:line="276" w:lineRule="auto"/>
+      </w:pPr>
+      <w:r>
+        <w:rPr>
+          <w:rFonts w:hint="eastAsia"/>
+        </w:rPr>
+        <w:t xml:space="preserve">where </w:t>
       </w:r>
       <m:oMath>
         <m:r>
           <w:rPr>
             <w:rFonts w:ascii="Cambria Math" w:hAnsi="Cambria Math"/>
           </w:rPr>
-          <m:t>Y</m:t>
+          <m:t>SE=</m:t>
         </m:r>
+        <m:rad>
+          <m:radPr>
+            <m:degHide m:val="1"/>
+            <m:ctrlPr>
+              <w:rPr>
+                <w:rFonts w:ascii="Cambria Math" w:hAnsi="Cambria Math"/>
+                <w:i/>
+              </w:rPr>
+            </m:ctrlPr>
+          </m:radPr>
+          <m:deg/>
+          <m:e>
+            <m:acc>
+              <m:accPr>
+                <m:ctrlPr>
+                  <w:rPr>
+                    <w:rFonts w:ascii="Cambria Math" w:hAnsi="Cambria Math"/>
+                    <w:i/>
+                  </w:rPr>
+                </m:ctrlPr>
+              </m:accPr>
+              <m:e>
+                <m:r>
+                  <w:rPr>
+                    <w:rFonts w:ascii="Cambria Math" w:hAnsi="Cambria Math"/>
+                  </w:rPr>
+                  <m:t>var</m:t>
+                </m:r>
+              </m:e>
+            </m:acc>
+            <m:d>
+              <m:dPr>
+                <m:ctrlPr>
+                  <w:rPr>
+                    <w:rFonts w:ascii="Cambria Math" w:hAnsi="Cambria Math"/>
+                    <w:i/>
+                  </w:rPr>
+                </m:ctrlPr>
+              </m:dPr>
+              <m:e>
+                <m:sSub>
+                  <m:sSubPr>
+                    <m:ctrlPr>
+                      <w:rPr>
+                        <w:rFonts w:ascii="Cambria Math" w:hAnsi="Cambria Math"/>
+                        <w:i/>
+                      </w:rPr>
+                    </m:ctrlPr>
+                  </m:sSubPr>
+                  <m:e>
+                    <m:r>
+                      <w:rPr>
+                        <w:rFonts w:ascii="Cambria Math" w:hAnsi="Cambria Math"/>
+                      </w:rPr>
+                      <m:t>y</m:t>
+                    </m:r>
+                  </m:e>
+                  <m:sub>
+                    <m:r>
+                      <w:rPr>
+                        <w:rFonts w:ascii="Cambria Math" w:hAnsi="Cambria Math"/>
+                      </w:rPr>
+                      <m:t>i</m:t>
+                    </m:r>
+                  </m:sub>
+                </m:sSub>
+              </m:e>
+            </m:d>
+            <m:d>
+              <m:dPr>
+                <m:ctrlPr>
+                  <w:rPr>
+                    <w:rFonts w:ascii="Cambria Math" w:hAnsi="Cambria Math"/>
+                    <w:i/>
+                  </w:rPr>
+                </m:ctrlPr>
+              </m:dPr>
+              <m:e>
+                <m:r>
+                  <w:rPr>
+                    <w:rFonts w:ascii="Cambria Math" w:hAnsi="Cambria Math"/>
+                  </w:rPr>
+                  <m:t>1-</m:t>
+                </m:r>
+                <m:sSub>
+                  <m:sSubPr>
+                    <m:ctrlPr>
+                      <w:rPr>
+                        <w:rFonts w:ascii="Cambria Math" w:hAnsi="Cambria Math"/>
+                        <w:i/>
+                      </w:rPr>
+                    </m:ctrlPr>
+                  </m:sSubPr>
+                  <m:e>
+                    <m:r>
+                      <w:rPr>
+                        <w:rFonts w:ascii="Cambria Math" w:hAnsi="Cambria Math"/>
+                      </w:rPr>
+                      <m:t>h</m:t>
+                    </m:r>
+                  </m:e>
+                  <m:sub>
+                    <m:r>
+                      <w:rPr>
+                        <w:rFonts w:ascii="Cambria Math" w:hAnsi="Cambria Math"/>
+                      </w:rPr>
+                      <m:t>i</m:t>
+                    </m:r>
+                  </m:sub>
+                </m:sSub>
+              </m:e>
+            </m:d>
+          </m:e>
+        </m:rad>
       </m:oMath>
       <w:r>
         <w:rPr>
           <w:rFonts w:hint="eastAsia"/>
         </w:rPr>
-        <w:t xml:space="preserve"> </w:t>
-      </w:r>
-      <w:r>
-        <w:rPr>
-          <w:rFonts w:hint="eastAsia"/>
-        </w:rPr>
-        <w:t>decreas</w:t>
-      </w:r>
-      <w:r>
-        <w:rPr>
-          <w:rFonts w:hint="eastAsia"/>
-        </w:rPr>
-        <w:t xml:space="preserve">es as </w:t>
+        <w:t xml:space="preserve">, where </w:t>
       </w:r>
       <m:oMath>
-        <m:r>
-          <w:rPr>
-            <w:rFonts w:ascii="Cambria Math" w:hAnsi="Cambria Math"/>
-          </w:rPr>
-          <m:t>x</m:t>
-        </m:r>
+        <m:sSub>
+          <m:sSubPr>
+            <m:ctrlPr>
+              <w:rPr>
+                <w:rFonts w:ascii="Cambria Math" w:hAnsi="Cambria Math"/>
+                <w:i/>
+              </w:rPr>
+            </m:ctrlPr>
+          </m:sSubPr>
+          <m:e>
+            <m:r>
+              <w:rPr>
+                <w:rFonts w:ascii="Cambria Math" w:hAnsi="Cambria Math"/>
+              </w:rPr>
+              <m:t>h</m:t>
+            </m:r>
+          </m:e>
+          <m:sub>
+            <m:r>
+              <w:rPr>
+                <w:rFonts w:ascii="Cambria Math" w:hAnsi="Cambria Math"/>
+              </w:rPr>
+              <m:t>i</m:t>
+            </m:r>
+          </m:sub>
+        </m:sSub>
       </m:oMath>
       <w:r>
         <w:rPr>
           <w:rFonts w:hint="eastAsia"/>
         </w:rPr>
-        <w:t xml:space="preserve"> increases. </w:t>
+        <w:t xml:space="preserve"> is leverage.</w:t>
       </w:r>
     </w:p>
     <w:p>
       <w:pPr>
-        <w:spacing w:line="360" w:lineRule="auto"/>
-        <w:rPr>
-          <w:rFonts w:hint="eastAsia"/>
-          <w:b/>
-          <w:bCs/>
-          <w:sz w:val="28"/>
-          <w:szCs w:val="24"/>
-        </w:rPr>
+        <w:spacing w:line="276" w:lineRule="auto"/>
+        <w:ind w:firstLine="480"/>
       </w:pPr>
       <w:r>
-        <w:rPr>
-          <w:rFonts w:hint="eastAsia"/>
-          <w:b/>
-          <w:bCs/>
-          <w:sz w:val="28"/>
-          <w:szCs w:val="24"/>
-        </w:rPr>
-        <w:t xml:space="preserve">3.3.3 Example: </w:t>
-      </w:r>
-      <w:r>
-        <w:rPr>
-          <w:b/>
-          <w:bCs/>
-          <w:sz w:val="28"/>
-          <w:szCs w:val="24"/>
-        </w:rPr>
-        <w:t>Female</w:t>
-      </w:r>
-      <w:r>
-        <w:rPr>
-          <w:rFonts w:hint="eastAsia"/>
-          <w:b/>
-          <w:bCs/>
-          <w:sz w:val="28"/>
-          <w:szCs w:val="24"/>
-        </w:rPr>
-        <w:t xml:space="preserve"> h</w:t>
-      </w:r>
-      <w:r>
-        <w:rPr>
-          <w:b/>
-          <w:bCs/>
-          <w:sz w:val="28"/>
-          <w:szCs w:val="24"/>
-        </w:rPr>
-        <w:t>orseshoe</w:t>
-      </w:r>
-      <w:r>
-        <w:rPr>
-          <w:rFonts w:hint="eastAsia"/>
-          <w:b/>
-          <w:bCs/>
-          <w:sz w:val="28"/>
-          <w:szCs w:val="24"/>
-        </w:rPr>
-        <w:t xml:space="preserve"> c</w:t>
-      </w:r>
-      <w:r>
-        <w:rPr>
-          <w:b/>
-          <w:bCs/>
-          <w:sz w:val="28"/>
-          <w:szCs w:val="24"/>
-        </w:rPr>
-        <w:t>rabs</w:t>
-      </w:r>
-      <w:r>
-        <w:rPr>
-          <w:rFonts w:hint="eastAsia"/>
-          <w:b/>
-          <w:bCs/>
-          <w:sz w:val="28"/>
-          <w:szCs w:val="24"/>
+        <w:t>Standardized residual</w:t>
+      </w:r>
+      <w:r>
+        <w:t xml:space="preserve"> accounts for both</w:t>
+      </w:r>
+      <w:r>
+        <w:rPr>
+          <w:rFonts w:hint="eastAsia"/>
         </w:rPr>
         <w:t xml:space="preserve"> </w:t>
       </w:r>
       <w:r>
-        <w:rPr>
-          <w:b/>
-          <w:bCs/>
-          <w:sz w:val="28"/>
-          <w:szCs w:val="24"/>
-        </w:rPr>
+        <w:t>sources</w:t>
+      </w:r>
+      <w:r>
+        <w:rPr>
+          <w:rFonts w:hint="eastAsia"/>
+        </w:rPr>
+        <w:t xml:space="preserve"> </w:t>
+      </w:r>
+      <w:r>
+        <w:t>of</w:t>
+      </w:r>
+      <w:r>
+        <w:rPr>
+          <w:rFonts w:hint="eastAsia"/>
+        </w:rPr>
+        <w:t xml:space="preserve"> </w:t>
+      </w:r>
+      <w:r>
+        <w:t>variability</w:t>
+      </w:r>
+      <w:r>
+        <w:rPr>
+          <w:rFonts w:hint="eastAsia"/>
+        </w:rPr>
+        <w:t xml:space="preserve"> </w:t>
+      </w:r>
+      <w:r>
         <w:t>and</w:t>
       </w:r>
       <w:r>
         <w:rPr>
           <w:rFonts w:hint="eastAsia"/>
-          <w:b/>
-          <w:bCs/>
-          <w:sz w:val="28"/>
-          <w:szCs w:val="24"/>
         </w:rPr>
         <w:t xml:space="preserve"> </w:t>
       </w:r>
       <w:r>
-        <w:rPr>
-          <w:b/>
-          <w:bCs/>
-          <w:sz w:val="28"/>
-          <w:szCs w:val="24"/>
-        </w:rPr>
-        <w:t>their</w:t>
-      </w:r>
-      <w:r>
-        <w:rPr>
-          <w:rFonts w:hint="eastAsia"/>
-          <w:b/>
-          <w:bCs/>
-          <w:sz w:val="28"/>
-          <w:szCs w:val="24"/>
-        </w:rPr>
-        <w:t xml:space="preserve"> s</w:t>
-      </w:r>
-      <w:r>
-        <w:rPr>
-          <w:b/>
-          <w:bCs/>
-          <w:sz w:val="28"/>
-          <w:szCs w:val="24"/>
-        </w:rPr>
-        <w:t>atellites</w:t>
+        <w:t>is</w:t>
+      </w:r>
+      <w:r>
+        <w:rPr>
+          <w:rFonts w:hint="eastAsia"/>
+        </w:rPr>
+        <w:t xml:space="preserve"> </w:t>
+      </w:r>
+      <w:r>
+        <w:t>preferable</w:t>
+      </w:r>
+      <w:r>
+        <w:rPr>
+          <w:rFonts w:hint="eastAsia"/>
+        </w:rPr>
+        <w:t xml:space="preserve"> </w:t>
+      </w:r>
+      <w:r>
+        <w:t>to</w:t>
+      </w:r>
+      <w:r>
+        <w:rPr>
+          <w:rFonts w:hint="eastAsia"/>
+        </w:rPr>
+        <w:t xml:space="preserve"> </w:t>
+      </w:r>
+      <w:r>
+        <w:t>the</w:t>
+      </w:r>
+      <w:r>
+        <w:rPr>
+          <w:rFonts w:hint="eastAsia"/>
+        </w:rPr>
+        <w:t xml:space="preserve"> </w:t>
+      </w:r>
+      <w:r>
+        <w:t>Pearson</w:t>
+      </w:r>
+      <w:r>
+        <w:rPr>
+          <w:rFonts w:hint="eastAsia"/>
+        </w:rPr>
+        <w:t xml:space="preserve"> </w:t>
+      </w:r>
+      <w:r>
+        <w:t>residuals.</w:t>
+      </w:r>
+      <w:r>
+        <w:rPr>
+          <w:rFonts w:hint="eastAsia"/>
+        </w:rPr>
+        <w:t xml:space="preserve"> values larger than about 2 or 3 in absolute value are worthy of attention.</w:t>
       </w:r>
     </w:p>
     <w:p>
       <w:pPr>
-        <w:spacing w:line="360" w:lineRule="auto"/>
+        <w:spacing w:line="276" w:lineRule="auto"/>
+        <w:jc w:val="center"/>
       </w:pPr>
+      <w:r>
+        <w:lastRenderedPageBreak/>
+        <w:t>Table 3.</w:t>
+      </w:r>
+      <w:r>
+        <w:rPr>
+          <w:rFonts w:hint="eastAsia"/>
+        </w:rPr>
+        <w:t>4</w:t>
+      </w:r>
+      <w:r>
+        <w:t xml:space="preserve"> Generalized linear models for statistical analysis.</w:t>
+      </w:r>
     </w:p>
+    <w:tbl>
+      <w:tblPr>
+        <w:tblStyle w:val="af1"/>
+        <w:tblW w:w="8080" w:type="dxa"/>
+        <w:tblBorders>
+          <w:top w:val="none" w:sz="0" w:space="0" w:color="auto"/>
+          <w:left w:val="none" w:sz="0" w:space="0" w:color="auto"/>
+          <w:bottom w:val="none" w:sz="0" w:space="0" w:color="auto"/>
+          <w:right w:val="none" w:sz="0" w:space="0" w:color="auto"/>
+          <w:insideH w:val="none" w:sz="0" w:space="0" w:color="auto"/>
+          <w:insideV w:val="none" w:sz="0" w:space="0" w:color="auto"/>
+        </w:tblBorders>
+        <w:tblLook w:val="04A0" w:firstRow="1" w:lastRow="0" w:firstColumn="1" w:lastColumn="0" w:noHBand="0" w:noVBand="1"/>
+      </w:tblPr>
+      <w:tblGrid>
+        <w:gridCol w:w="1843"/>
+        <w:gridCol w:w="1675"/>
+        <w:gridCol w:w="1869"/>
+        <w:gridCol w:w="2693"/>
+      </w:tblGrid>
+      <w:tr>
+        <w:tc>
+          <w:tcPr>
+            <w:tcW w:w="1843" w:type="dxa"/>
+            <w:tcBorders>
+              <w:top w:val="single" w:sz="12" w:space="0" w:color="000000"/>
+              <w:bottom w:val="single" w:sz="12" w:space="0" w:color="000000"/>
+            </w:tcBorders>
+          </w:tcPr>
+          <w:p>
+            <w:pPr>
+              <w:spacing w:line="276" w:lineRule="auto"/>
+              <w:rPr>
+                <w:rFonts w:hint="eastAsia"/>
+              </w:rPr>
+            </w:pPr>
+            <w:r>
+              <w:rPr>
+                <w:rFonts w:hint="eastAsia"/>
+              </w:rPr>
+              <w:t>Random Component</w:t>
+            </w:r>
+          </w:p>
+        </w:tc>
+        <w:tc>
+          <w:tcPr>
+            <w:tcW w:w="1675" w:type="dxa"/>
+            <w:tcBorders>
+              <w:top w:val="single" w:sz="12" w:space="0" w:color="000000"/>
+              <w:bottom w:val="single" w:sz="12" w:space="0" w:color="000000"/>
+            </w:tcBorders>
+            <w:vAlign w:val="bottom"/>
+          </w:tcPr>
+          <w:p>
+            <w:pPr>
+              <w:spacing w:line="276" w:lineRule="auto"/>
+              <w:rPr>
+                <w:rFonts w:hint="eastAsia"/>
+              </w:rPr>
+            </w:pPr>
+            <w:r>
+              <w:rPr>
+                <w:rFonts w:hint="eastAsia"/>
+              </w:rPr>
+              <w:t xml:space="preserve">Link </w:t>
+            </w:r>
+            <w:r>
+              <w:br/>
+            </w:r>
+            <w:r>
+              <w:rPr>
+                <w:rFonts w:hint="eastAsia"/>
+              </w:rPr>
+              <w:t>Function</w:t>
+            </w:r>
+          </w:p>
+        </w:tc>
+        <w:tc>
+          <w:tcPr>
+            <w:tcW w:w="1869" w:type="dxa"/>
+            <w:tcBorders>
+              <w:top w:val="single" w:sz="12" w:space="0" w:color="000000"/>
+              <w:bottom w:val="single" w:sz="12" w:space="0" w:color="000000"/>
+            </w:tcBorders>
+          </w:tcPr>
+          <w:p>
+            <w:pPr>
+              <w:spacing w:line="276" w:lineRule="auto"/>
+              <w:rPr>
+                <w:rFonts w:hint="eastAsia"/>
+              </w:rPr>
+            </w:pPr>
+            <w:r>
+              <w:rPr>
+                <w:rFonts w:hint="eastAsia"/>
+              </w:rPr>
+              <w:t xml:space="preserve">Explanatory </w:t>
+            </w:r>
+            <w:r>
+              <w:br/>
+            </w:r>
+            <w:r>
+              <w:rPr>
+                <w:rFonts w:hint="eastAsia"/>
+              </w:rPr>
+              <w:t>Variables</w:t>
+            </w:r>
+          </w:p>
+        </w:tc>
+        <w:tc>
+          <w:tcPr>
+            <w:tcW w:w="2693" w:type="dxa"/>
+            <w:tcBorders>
+              <w:top w:val="single" w:sz="12" w:space="0" w:color="000000"/>
+              <w:bottom w:val="single" w:sz="12" w:space="0" w:color="000000"/>
+            </w:tcBorders>
+            <w:vAlign w:val="bottom"/>
+          </w:tcPr>
+          <w:p>
+            <w:pPr>
+              <w:spacing w:line="276" w:lineRule="auto"/>
+              <w:jc w:val="both"/>
+              <w:rPr>
+                <w:rFonts w:hint="eastAsia"/>
+              </w:rPr>
+            </w:pPr>
+            <w:r>
+              <w:rPr>
+                <w:rFonts w:hint="eastAsia"/>
+              </w:rPr>
+              <w:t>Model</w:t>
+            </w:r>
+          </w:p>
+        </w:tc>
+      </w:tr>
+      <w:tr>
+        <w:tc>
+          <w:tcPr>
+            <w:tcW w:w="1843" w:type="dxa"/>
+            <w:tcBorders>
+              <w:top w:val="single" w:sz="12" w:space="0" w:color="000000"/>
+            </w:tcBorders>
+          </w:tcPr>
+          <w:p>
+            <w:pPr>
+              <w:spacing w:line="276" w:lineRule="auto"/>
+              <w:rPr>
+                <w:rFonts w:hint="eastAsia"/>
+              </w:rPr>
+            </w:pPr>
+            <w:r>
+              <w:rPr>
+                <w:rFonts w:hint="eastAsia"/>
+              </w:rPr>
+              <w:t>Normal</w:t>
+            </w:r>
+          </w:p>
+        </w:tc>
+        <w:tc>
+          <w:tcPr>
+            <w:tcW w:w="1675" w:type="dxa"/>
+            <w:tcBorders>
+              <w:top w:val="single" w:sz="12" w:space="0" w:color="000000"/>
+            </w:tcBorders>
+          </w:tcPr>
+          <w:p>
+            <w:pPr>
+              <w:spacing w:line="276" w:lineRule="auto"/>
+              <w:rPr>
+                <w:rFonts w:hint="eastAsia"/>
+              </w:rPr>
+            </w:pPr>
+            <w:r>
+              <w:rPr>
+                <w:rFonts w:hint="eastAsia"/>
+              </w:rPr>
+              <w:t>Identity</w:t>
+            </w:r>
+          </w:p>
+        </w:tc>
+        <w:tc>
+          <w:tcPr>
+            <w:tcW w:w="1869" w:type="dxa"/>
+            <w:tcBorders>
+              <w:top w:val="single" w:sz="12" w:space="0" w:color="000000"/>
+            </w:tcBorders>
+          </w:tcPr>
+          <w:p>
+            <w:pPr>
+              <w:spacing w:line="276" w:lineRule="auto"/>
+              <w:rPr>
+                <w:rFonts w:hint="eastAsia"/>
+              </w:rPr>
+            </w:pPr>
+            <w:r>
+              <w:rPr>
+                <w:rFonts w:hint="eastAsia"/>
+              </w:rPr>
+              <w:t>Continuous</w:t>
+            </w:r>
+          </w:p>
+        </w:tc>
+        <w:tc>
+          <w:tcPr>
+            <w:tcW w:w="2693" w:type="dxa"/>
+            <w:tcBorders>
+              <w:top w:val="single" w:sz="12" w:space="0" w:color="000000"/>
+            </w:tcBorders>
+          </w:tcPr>
+          <w:p>
+            <w:pPr>
+              <w:spacing w:line="276" w:lineRule="auto"/>
+              <w:rPr>
+                <w:rFonts w:hint="eastAsia"/>
+              </w:rPr>
+            </w:pPr>
+            <w:r>
+              <w:rPr>
+                <w:rFonts w:hint="eastAsia"/>
+              </w:rPr>
+              <w:t>Regression</w:t>
+            </w:r>
+          </w:p>
+        </w:tc>
+      </w:tr>
+      <w:tr>
+        <w:tc>
+          <w:tcPr>
+            <w:tcW w:w="1843" w:type="dxa"/>
+          </w:tcPr>
+          <w:p>
+            <w:pPr>
+              <w:spacing w:line="276" w:lineRule="auto"/>
+              <w:rPr>
+                <w:rFonts w:hint="eastAsia"/>
+              </w:rPr>
+            </w:pPr>
+            <w:r>
+              <w:rPr>
+                <w:rFonts w:hint="eastAsia"/>
+              </w:rPr>
+              <w:t>Normal</w:t>
+            </w:r>
+          </w:p>
+        </w:tc>
+        <w:tc>
+          <w:tcPr>
+            <w:tcW w:w="1675" w:type="dxa"/>
+          </w:tcPr>
+          <w:p>
+            <w:pPr>
+              <w:spacing w:line="276" w:lineRule="auto"/>
+              <w:rPr>
+                <w:rFonts w:hint="eastAsia"/>
+              </w:rPr>
+            </w:pPr>
+            <w:r>
+              <w:rPr>
+                <w:rFonts w:hint="eastAsia"/>
+              </w:rPr>
+              <w:t>Identity</w:t>
+            </w:r>
+          </w:p>
+        </w:tc>
+        <w:tc>
+          <w:tcPr>
+            <w:tcW w:w="1869" w:type="dxa"/>
+          </w:tcPr>
+          <w:p>
+            <w:pPr>
+              <w:spacing w:line="276" w:lineRule="auto"/>
+              <w:rPr>
+                <w:rFonts w:hint="eastAsia"/>
+              </w:rPr>
+            </w:pPr>
+            <w:r>
+              <w:rPr>
+                <w:rFonts w:hint="eastAsia"/>
+              </w:rPr>
+              <w:t>Categorical</w:t>
+            </w:r>
+          </w:p>
+        </w:tc>
+        <w:tc>
+          <w:tcPr>
+            <w:tcW w:w="2693" w:type="dxa"/>
+          </w:tcPr>
+          <w:p>
+            <w:pPr>
+              <w:spacing w:line="276" w:lineRule="auto"/>
+              <w:rPr>
+                <w:rFonts w:hint="eastAsia"/>
+              </w:rPr>
+            </w:pPr>
+            <w:r>
+              <w:rPr>
+                <w:rFonts w:hint="eastAsia"/>
+              </w:rPr>
+              <w:t>Analysis of variance</w:t>
+            </w:r>
+          </w:p>
+        </w:tc>
+      </w:tr>
+      <w:tr>
+        <w:tc>
+          <w:tcPr>
+            <w:tcW w:w="1843" w:type="dxa"/>
+          </w:tcPr>
+          <w:p>
+            <w:pPr>
+              <w:spacing w:line="276" w:lineRule="auto"/>
+              <w:rPr>
+                <w:rFonts w:hint="eastAsia"/>
+              </w:rPr>
+            </w:pPr>
+            <w:r>
+              <w:rPr>
+                <w:rFonts w:hint="eastAsia"/>
+              </w:rPr>
+              <w:t>Normal</w:t>
+            </w:r>
+          </w:p>
+        </w:tc>
+        <w:tc>
+          <w:tcPr>
+            <w:tcW w:w="1675" w:type="dxa"/>
+          </w:tcPr>
+          <w:p>
+            <w:pPr>
+              <w:spacing w:line="276" w:lineRule="auto"/>
+              <w:rPr>
+                <w:rFonts w:hint="eastAsia"/>
+              </w:rPr>
+            </w:pPr>
+            <w:r>
+              <w:rPr>
+                <w:rFonts w:hint="eastAsia"/>
+              </w:rPr>
+              <w:t>Identity</w:t>
+            </w:r>
+          </w:p>
+        </w:tc>
+        <w:tc>
+          <w:tcPr>
+            <w:tcW w:w="1869" w:type="dxa"/>
+          </w:tcPr>
+          <w:p>
+            <w:pPr>
+              <w:spacing w:line="276" w:lineRule="auto"/>
+              <w:rPr>
+                <w:rFonts w:hint="eastAsia"/>
+              </w:rPr>
+            </w:pPr>
+            <w:r>
+              <w:rPr>
+                <w:rFonts w:hint="eastAsia"/>
+              </w:rPr>
+              <w:t>Mixed</w:t>
+            </w:r>
+          </w:p>
+        </w:tc>
+        <w:tc>
+          <w:tcPr>
+            <w:tcW w:w="2693" w:type="dxa"/>
+          </w:tcPr>
+          <w:p>
+            <w:pPr>
+              <w:spacing w:line="276" w:lineRule="auto"/>
+              <w:rPr>
+                <w:rFonts w:hint="eastAsia"/>
+              </w:rPr>
+            </w:pPr>
+            <w:r>
+              <w:rPr>
+                <w:rFonts w:hint="eastAsia"/>
+              </w:rPr>
+              <w:t>Analysis of covariance</w:t>
+            </w:r>
+          </w:p>
+        </w:tc>
+      </w:tr>
+      <w:tr>
+        <w:tc>
+          <w:tcPr>
+            <w:tcW w:w="1843" w:type="dxa"/>
+          </w:tcPr>
+          <w:p>
+            <w:pPr>
+              <w:spacing w:line="276" w:lineRule="auto"/>
+              <w:rPr>
+                <w:rFonts w:hint="eastAsia"/>
+              </w:rPr>
+            </w:pPr>
+            <w:r>
+              <w:rPr>
+                <w:rFonts w:hint="eastAsia"/>
+              </w:rPr>
+              <w:t>Binomial</w:t>
+            </w:r>
+          </w:p>
+        </w:tc>
+        <w:tc>
+          <w:tcPr>
+            <w:tcW w:w="1675" w:type="dxa"/>
+          </w:tcPr>
+          <w:p>
+            <w:pPr>
+              <w:spacing w:line="276" w:lineRule="auto"/>
+              <w:rPr>
+                <w:rFonts w:hint="eastAsia"/>
+              </w:rPr>
+            </w:pPr>
+            <w:r>
+              <w:rPr>
+                <w:rFonts w:hint="eastAsia"/>
+              </w:rPr>
+              <w:t>Logit</w:t>
+            </w:r>
+          </w:p>
+        </w:tc>
+        <w:tc>
+          <w:tcPr>
+            <w:tcW w:w="1869" w:type="dxa"/>
+          </w:tcPr>
+          <w:p>
+            <w:pPr>
+              <w:spacing w:line="276" w:lineRule="auto"/>
+              <w:rPr>
+                <w:rFonts w:hint="eastAsia"/>
+              </w:rPr>
+            </w:pPr>
+            <w:r>
+              <w:rPr>
+                <w:rFonts w:hint="eastAsia"/>
+              </w:rPr>
+              <w:t>Mixed</w:t>
+            </w:r>
+          </w:p>
+        </w:tc>
+        <w:tc>
+          <w:tcPr>
+            <w:tcW w:w="2693" w:type="dxa"/>
+          </w:tcPr>
+          <w:p>
+            <w:pPr>
+              <w:spacing w:line="276" w:lineRule="auto"/>
+              <w:rPr>
+                <w:rFonts w:hint="eastAsia"/>
+              </w:rPr>
+            </w:pPr>
+            <w:r>
+              <w:rPr>
+                <w:rFonts w:hint="eastAsia"/>
+              </w:rPr>
+              <w:t>Logistic regression</w:t>
+            </w:r>
+          </w:p>
+        </w:tc>
+      </w:tr>
+      <w:tr>
+        <w:tc>
+          <w:tcPr>
+            <w:tcW w:w="1843" w:type="dxa"/>
+          </w:tcPr>
+          <w:p>
+            <w:pPr>
+              <w:spacing w:line="276" w:lineRule="auto"/>
+              <w:rPr>
+                <w:rFonts w:hint="eastAsia"/>
+              </w:rPr>
+            </w:pPr>
+            <w:r>
+              <w:rPr>
+                <w:rFonts w:hint="eastAsia"/>
+              </w:rPr>
+              <w:t>Multinomial</w:t>
+            </w:r>
+          </w:p>
+        </w:tc>
+        <w:tc>
+          <w:tcPr>
+            <w:tcW w:w="1675" w:type="dxa"/>
+          </w:tcPr>
+          <w:p>
+            <w:pPr>
+              <w:spacing w:line="276" w:lineRule="auto"/>
+              <w:rPr>
+                <w:rFonts w:hint="eastAsia"/>
+              </w:rPr>
+            </w:pPr>
+            <w:r>
+              <w:rPr>
+                <w:rFonts w:hint="eastAsia"/>
+              </w:rPr>
+              <w:t>Logits</w:t>
+            </w:r>
+          </w:p>
+        </w:tc>
+        <w:tc>
+          <w:tcPr>
+            <w:tcW w:w="1869" w:type="dxa"/>
+          </w:tcPr>
+          <w:p>
+            <w:pPr>
+              <w:spacing w:line="276" w:lineRule="auto"/>
+              <w:rPr>
+                <w:rFonts w:hint="eastAsia"/>
+              </w:rPr>
+            </w:pPr>
+            <w:r>
+              <w:rPr>
+                <w:rFonts w:hint="eastAsia"/>
+              </w:rPr>
+              <w:t>Mixed</w:t>
+            </w:r>
+          </w:p>
+        </w:tc>
+        <w:tc>
+          <w:tcPr>
+            <w:tcW w:w="2693" w:type="dxa"/>
+          </w:tcPr>
+          <w:p>
+            <w:pPr>
+              <w:spacing w:line="276" w:lineRule="auto"/>
+              <w:rPr>
+                <w:rFonts w:hint="eastAsia"/>
+              </w:rPr>
+            </w:pPr>
+            <w:r>
+              <w:rPr>
+                <w:rFonts w:hint="eastAsia"/>
+              </w:rPr>
+              <w:t>Multinomial logit</w:t>
+            </w:r>
+          </w:p>
+        </w:tc>
+      </w:tr>
+      <w:tr>
+        <w:tc>
+          <w:tcPr>
+            <w:tcW w:w="1843" w:type="dxa"/>
+            <w:tcBorders>
+              <w:bottom w:val="single" w:sz="12" w:space="0" w:color="000000"/>
+            </w:tcBorders>
+          </w:tcPr>
+          <w:p>
+            <w:pPr>
+              <w:spacing w:line="276" w:lineRule="auto"/>
+              <w:rPr>
+                <w:rFonts w:hint="eastAsia"/>
+              </w:rPr>
+            </w:pPr>
+            <w:r>
+              <w:rPr>
+                <w:rFonts w:hint="eastAsia"/>
+              </w:rPr>
+              <w:t>Poisson</w:t>
+            </w:r>
+          </w:p>
+        </w:tc>
+        <w:tc>
+          <w:tcPr>
+            <w:tcW w:w="1675" w:type="dxa"/>
+            <w:tcBorders>
+              <w:bottom w:val="single" w:sz="12" w:space="0" w:color="000000"/>
+            </w:tcBorders>
+          </w:tcPr>
+          <w:p>
+            <w:pPr>
+              <w:spacing w:line="276" w:lineRule="auto"/>
+              <w:rPr>
+                <w:rFonts w:hint="eastAsia"/>
+              </w:rPr>
+            </w:pPr>
+            <w:r>
+              <w:rPr>
+                <w:rFonts w:hint="eastAsia"/>
+              </w:rPr>
+              <w:t>Log</w:t>
+            </w:r>
+          </w:p>
+        </w:tc>
+        <w:tc>
+          <w:tcPr>
+            <w:tcW w:w="1869" w:type="dxa"/>
+            <w:tcBorders>
+              <w:bottom w:val="single" w:sz="12" w:space="0" w:color="000000"/>
+            </w:tcBorders>
+          </w:tcPr>
+          <w:p>
+            <w:pPr>
+              <w:spacing w:line="276" w:lineRule="auto"/>
+              <w:rPr>
+                <w:rFonts w:hint="eastAsia"/>
+              </w:rPr>
+            </w:pPr>
+            <w:r>
+              <w:rPr>
+                <w:rFonts w:hint="eastAsia"/>
+              </w:rPr>
+              <w:t>Mixed</w:t>
+            </w:r>
+          </w:p>
+        </w:tc>
+        <w:tc>
+          <w:tcPr>
+            <w:tcW w:w="2693" w:type="dxa"/>
+            <w:tcBorders>
+              <w:bottom w:val="single" w:sz="12" w:space="0" w:color="000000"/>
+            </w:tcBorders>
+          </w:tcPr>
+          <w:p>
+            <w:pPr>
+              <w:spacing w:line="276" w:lineRule="auto"/>
+              <w:rPr>
+                <w:rFonts w:hint="eastAsia"/>
+              </w:rPr>
+            </w:pPr>
+            <w:r>
+              <w:rPr>
+                <w:rFonts w:hint="eastAsia"/>
+              </w:rPr>
+              <w:t>Loglinear</w:t>
+            </w:r>
+          </w:p>
+        </w:tc>
+      </w:tr>
+    </w:tbl>
     <w:p>
       <w:pPr>
-        <w:spacing w:line="360" w:lineRule="auto"/>
+        <w:spacing w:line="276" w:lineRule="auto"/>
         <w:rPr>
           <w:rFonts w:hint="eastAsia"/>
         </w:rPr>
